--- a/docs/08_Project_Management_Contribution.docx
+++ b/docs/08_Project_Management_Contribution.docx
@@ -51,7 +51,7 @@
           </w:tcPr>
           <w:p>
             <w:r>
-              <w:t>[P01–P05]</w:t>
+              <w:t>P01</w:t>
             </w:r>
           </w:p>
         </w:tc>
@@ -74,7 +74,7 @@
           </w:tcPr>
           <w:p>
             <w:r>
-              <w:t>[Điền tên cặp đề tài SE–IA]</w:t>
+              <w:t>IT Helpdesk &amp; Service Request Management System × Secure Helpdesk Platform with Access Control and Security Monitoring</w:t>
             </w:r>
           </w:p>
         </w:tc>
@@ -97,7 +97,42 @@
           </w:tcPr>
           <w:p>
             <w:r>
-              <w:t>[Nhóm; họ tên, ngành, vai trò]</w:t>
+              <w:t>Group2</w:t>
+            </w:r>
+          </w:p>
+          <w:p>
+            <w:r>
+              <w:t>Nguyễn Trọng Khiêm | SE192700 | IA → IA | Trưởng nhóm và IA Lead</w:t>
+            </w:r>
+          </w:p>
+          <w:p>
+            <w:r>
+              <w:t>Nguyễn Tăng Minh Khánh | SE193903 | IA → IA | Access Control và AuthZ Testing</w:t>
+            </w:r>
+          </w:p>
+          <w:p>
+            <w:r>
+              <w:t>Huỳnh Minh Hoà | SE193707 | IA → IA | Logging và Security Monitoring</w:t>
+            </w:r>
+          </w:p>
+          <w:p>
+            <w:r>
+              <w:t>Vũ Hồng Nhi | SE182824 | IA → IA | Hardening Upload và Deployment Security</w:t>
+            </w:r>
+          </w:p>
+          <w:p>
+            <w:r>
+              <w:t>Phạm Nguyễn Minh Trí | SE192434 | SE → SE | SE Lead BA và Backend nghiệp vụ</w:t>
+            </w:r>
+          </w:p>
+          <w:p>
+            <w:r>
+              <w:t>Lê Phú Cường | SE200624 | AI → SE | Backend DB Auth và CRUD API</w:t>
+            </w:r>
+          </w:p>
+          <w:p>
+            <w:r>
+              <w:t>Nguyễn Nhật Chính | SE196524 | IS → SE | Frontend ReactJS và Deployment</w:t>
             </w:r>
           </w:p>
         </w:tc>
@@ -120,7 +155,7 @@
           </w:tcPr>
           <w:p>
             <w:r>
-              <w:t>[Họ tên]</w:t>
+              <w:t>Chưa cập nhật</w:t>
             </w:r>
           </w:p>
         </w:tc>
@@ -143,7 +178,7 @@
           </w:tcPr>
           <w:p>
             <w:r>
-              <w:t>[v1.0 / dd-mm-yyyy]</w:t>
+              <w:t>v0.1 / 22-10-2026</w:t>
             </w:r>
           </w:p>
         </w:tc>
@@ -166,7 +201,7 @@
           </w:tcPr>
           <w:p>
             <w:r>
-              <w:t>[Draft / Reviewed / Approved]</w:t>
+              <w:t>Draft</w:t>
             </w:r>
           </w:p>
         </w:tc>
@@ -268,6 +303,9 @@
             <w:shd w:fill="DDEAF3"/>
           </w:tcPr>
           <w:p>
+            <w:pPr>
+              <w:keepNext/>
+            </w:pPr>
             <w:r>
               <w:t>Workstream</w:t>
             </w:r>
@@ -279,6 +317,9 @@
             <w:shd w:fill="DDEAF3"/>
           </w:tcPr>
           <w:p>
+            <w:pPr>
+              <w:keepNext/>
+            </w:pPr>
             <w:r>
               <w:t>SV1</w:t>
             </w:r>
@@ -290,6 +331,9 @@
             <w:shd w:fill="DDEAF3"/>
           </w:tcPr>
           <w:p>
+            <w:pPr>
+              <w:keepNext/>
+            </w:pPr>
             <w:r>
               <w:t>SV2</w:t>
             </w:r>
@@ -301,6 +345,9 @@
             <w:shd w:fill="DDEAF3"/>
           </w:tcPr>
           <w:p>
+            <w:pPr>
+              <w:keepNext/>
+            </w:pPr>
             <w:r>
               <w:t>SV3</w:t>
             </w:r>
@@ -312,6 +359,9 @@
             <w:shd w:fill="DDEAF3"/>
           </w:tcPr>
           <w:p>
+            <w:pPr>
+              <w:keepNext/>
+            </w:pPr>
             <w:r>
               <w:t>SV4</w:t>
             </w:r>
@@ -323,11 +373,18 @@
             <w:shd w:fill="DDEAF3"/>
           </w:tcPr>
           <w:p>
+            <w:pPr>
+              <w:keepNext/>
+            </w:pPr>
             <w:r>
               <w:t>SV5</w:t>
             </w:r>
           </w:p>
         </w:tc>
+        <w:trPr>
+          <w:tblHeader/>
+          <w:cantSplit/>
+        </w:trPr>
       </w:tr>
       <w:tr>
         <w:tc>
@@ -390,6 +447,9 @@
             </w:r>
           </w:p>
         </w:tc>
+        <w:trPr>
+          <w:cantSplit/>
+        </w:trPr>
       </w:tr>
       <w:tr>
         <w:tc>
@@ -452,6 +512,9 @@
             </w:r>
           </w:p>
         </w:tc>
+        <w:trPr>
+          <w:cantSplit/>
+        </w:trPr>
       </w:tr>
       <w:tr>
         <w:tc>
@@ -514,6 +577,9 @@
             </w:r>
           </w:p>
         </w:tc>
+        <w:trPr>
+          <w:cantSplit/>
+        </w:trPr>
       </w:tr>
       <w:tr>
         <w:tc>
@@ -576,6 +642,9 @@
             </w:r>
           </w:p>
         </w:tc>
+        <w:trPr>
+          <w:cantSplit/>
+        </w:trPr>
       </w:tr>
     </w:tbl>
     <w:p/>
@@ -609,6 +678,9 @@
             <w:shd w:fill="DDEAF3"/>
           </w:tcPr>
           <w:p>
+            <w:pPr>
+              <w:keepNext/>
+            </w:pPr>
             <w:r>
               <w:t>Week</w:t>
             </w:r>
@@ -620,6 +692,9 @@
             <w:shd w:fill="DDEAF3"/>
           </w:tcPr>
           <w:p>
+            <w:pPr>
+              <w:keepNext/>
+            </w:pPr>
             <w:r>
               <w:t>Milestones</w:t>
             </w:r>
@@ -631,6 +706,9 @@
             <w:shd w:fill="DDEAF3"/>
           </w:tcPr>
           <w:p>
+            <w:pPr>
+              <w:keepNext/>
+            </w:pPr>
             <w:r>
               <w:t>SE deliverable</w:t>
             </w:r>
@@ -642,6 +720,9 @@
             <w:shd w:fill="DDEAF3"/>
           </w:tcPr>
           <w:p>
+            <w:pPr>
+              <w:keepNext/>
+            </w:pPr>
             <w:r>
               <w:t>IA deliverable</w:t>
             </w:r>
@@ -653,6 +734,9 @@
             <w:shd w:fill="DDEAF3"/>
           </w:tcPr>
           <w:p>
+            <w:pPr>
+              <w:keepNext/>
+            </w:pPr>
             <w:r>
               <w:t>Dependencies</w:t>
             </w:r>
@@ -664,11 +748,18 @@
             <w:shd w:fill="DDEAF3"/>
           </w:tcPr>
           <w:p>
+            <w:pPr>
+              <w:keepNext/>
+            </w:pPr>
             <w:r>
               <w:t>Review status</w:t>
             </w:r>
           </w:p>
         </w:tc>
+        <w:trPr>
+          <w:tblHeader/>
+          <w:cantSplit/>
+        </w:trPr>
       </w:tr>
       <w:tr>
         <w:tc>
@@ -731,6 +822,9 @@
             </w:r>
           </w:p>
         </w:tc>
+        <w:trPr>
+          <w:cantSplit/>
+        </w:trPr>
       </w:tr>
       <w:tr>
         <w:tc>
@@ -793,6 +887,9 @@
             </w:r>
           </w:p>
         </w:tc>
+        <w:trPr>
+          <w:cantSplit/>
+        </w:trPr>
       </w:tr>
       <w:tr>
         <w:tc>
@@ -855,6 +952,9 @@
             </w:r>
           </w:p>
         </w:tc>
+        <w:trPr>
+          <w:cantSplit/>
+        </w:trPr>
       </w:tr>
       <w:tr>
         <w:tc>
@@ -917,6 +1017,9 @@
             </w:r>
           </w:p>
         </w:tc>
+        <w:trPr>
+          <w:cantSplit/>
+        </w:trPr>
       </w:tr>
       <w:tr>
         <w:tc>
@@ -979,6 +1082,9 @@
             </w:r>
           </w:p>
         </w:tc>
+        <w:trPr>
+          <w:cantSplit/>
+        </w:trPr>
       </w:tr>
       <w:tr>
         <w:tc>
@@ -1041,6 +1147,9 @@
             </w:r>
           </w:p>
         </w:tc>
+        <w:trPr>
+          <w:cantSplit/>
+        </w:trPr>
       </w:tr>
       <w:tr>
         <w:tc>
@@ -1103,6 +1212,9 @@
             </w:r>
           </w:p>
         </w:tc>
+        <w:trPr>
+          <w:cantSplit/>
+        </w:trPr>
       </w:tr>
     </w:tbl>
     <w:p/>
@@ -1135,6 +1247,9 @@
             <w:shd w:fill="DDEAF3"/>
           </w:tcPr>
           <w:p>
+            <w:pPr>
+              <w:keepNext/>
+            </w:pPr>
             <w:r>
               <w:t>Student</w:t>
             </w:r>
@@ -1146,6 +1261,9 @@
             <w:shd w:fill="DDEAF3"/>
           </w:tcPr>
           <w:p>
+            <w:pPr>
+              <w:keepNext/>
+            </w:pPr>
             <w:r>
               <w:t>Role</w:t>
             </w:r>
@@ -1157,6 +1275,9 @@
             <w:shd w:fill="DDEAF3"/>
           </w:tcPr>
           <w:p>
+            <w:pPr>
+              <w:keepNext/>
+            </w:pPr>
             <w:r>
               <w:t>Task IDs</w:t>
             </w:r>
@@ -1168,6 +1289,9 @@
             <w:shd w:fill="DDEAF3"/>
           </w:tcPr>
           <w:p>
+            <w:pPr>
+              <w:keepNext/>
+            </w:pPr>
             <w:r>
               <w:t>Commit / PR / doc link</w:t>
             </w:r>
@@ -1179,11 +1303,18 @@
             <w:shd w:fill="DDEAF3"/>
           </w:tcPr>
           <w:p>
+            <w:pPr>
+              <w:keepNext/>
+            </w:pPr>
             <w:r>
               <w:t>Outcome</w:t>
             </w:r>
           </w:p>
         </w:tc>
+        <w:trPr>
+          <w:tblHeader/>
+          <w:cantSplit/>
+        </w:trPr>
       </w:tr>
       <w:tr>
         <w:tc>
@@ -1236,6 +1367,9 @@
             </w:r>
           </w:p>
         </w:tc>
+        <w:trPr>
+          <w:cantSplit/>
+        </w:trPr>
       </w:tr>
       <w:tr>
         <w:tc>
@@ -1288,6 +1422,9 @@
             </w:r>
           </w:p>
         </w:tc>
+        <w:trPr>
+          <w:cantSplit/>
+        </w:trPr>
       </w:tr>
       <w:tr>
         <w:tc>
@@ -1340,6 +1477,9 @@
             </w:r>
           </w:p>
         </w:tc>
+        <w:trPr>
+          <w:cantSplit/>
+        </w:trPr>
       </w:tr>
       <w:tr>
         <w:tc>
@@ -1392,6 +1532,9 @@
             </w:r>
           </w:p>
         </w:tc>
+        <w:trPr>
+          <w:cantSplit/>
+        </w:trPr>
       </w:tr>
       <w:tr>
         <w:tc>
@@ -1444,6 +1587,9 @@
             </w:r>
           </w:p>
         </w:tc>
+        <w:trPr>
+          <w:cantSplit/>
+        </w:trPr>
       </w:tr>
     </w:tbl>
     <w:p/>
@@ -1476,6 +1622,9 @@
             <w:shd w:fill="DDEAF3"/>
           </w:tcPr>
           <w:p>
+            <w:pPr>
+              <w:keepNext/>
+            </w:pPr>
             <w:r>
               <w:t>ID</w:t>
             </w:r>
@@ -1487,6 +1636,9 @@
             <w:shd w:fill="DDEAF3"/>
           </w:tcPr>
           <w:p>
+            <w:pPr>
+              <w:keepNext/>
+            </w:pPr>
             <w:r>
               <w:t>Risk / blocker</w:t>
             </w:r>
@@ -1498,6 +1650,9 @@
             <w:shd w:fill="DDEAF3"/>
           </w:tcPr>
           <w:p>
+            <w:pPr>
+              <w:keepNext/>
+            </w:pPr>
             <w:r>
               <w:t>Owner</w:t>
             </w:r>
@@ -1509,6 +1664,9 @@
             <w:shd w:fill="DDEAF3"/>
           </w:tcPr>
           <w:p>
+            <w:pPr>
+              <w:keepNext/>
+            </w:pPr>
             <w:r>
               <w:t>Mitigation</w:t>
             </w:r>
@@ -1520,11 +1678,18 @@
             <w:shd w:fill="DDEAF3"/>
           </w:tcPr>
           <w:p>
+            <w:pPr>
+              <w:keepNext/>
+            </w:pPr>
             <w:r>
               <w:t>Due / status</w:t>
             </w:r>
           </w:p>
         </w:tc>
+        <w:trPr>
+          <w:tblHeader/>
+          <w:cantSplit/>
+        </w:trPr>
       </w:tr>
       <w:tr>
         <w:tc>
@@ -1577,6 +1742,9 @@
             </w:r>
           </w:p>
         </w:tc>
+        <w:trPr>
+          <w:cantSplit/>
+        </w:trPr>
       </w:tr>
       <w:tr>
         <w:tc>
@@ -1629,6 +1797,9 @@
             </w:r>
           </w:p>
         </w:tc>
+        <w:trPr>
+          <w:cantSplit/>
+        </w:trPr>
       </w:tr>
       <w:tr>
         <w:tc>
@@ -1681,6 +1852,9 @@
             </w:r>
           </w:p>
         </w:tc>
+        <w:trPr>
+          <w:cantSplit/>
+        </w:trPr>
       </w:tr>
     </w:tbl>
     <w:p/>
@@ -1713,6 +1887,9 @@
             <w:shd w:fill="DDEAF3"/>
           </w:tcPr>
           <w:p>
+            <w:pPr>
+              <w:keepNext/>
+            </w:pPr>
             <w:r>
               <w:t>Milestone</w:t>
             </w:r>
@@ -1724,6 +1901,9 @@
             <w:shd w:fill="DDEAF3"/>
           </w:tcPr>
           <w:p>
+            <w:pPr>
+              <w:keepNext/>
+            </w:pPr>
             <w:r>
               <w:t>Submission</w:t>
             </w:r>
@@ -1735,6 +1915,9 @@
             <w:shd w:fill="DDEAF3"/>
           </w:tcPr>
           <w:p>
+            <w:pPr>
+              <w:keepNext/>
+            </w:pPr>
             <w:r>
               <w:t>Feedback</w:t>
             </w:r>
@@ -1746,6 +1929,9 @@
             <w:shd w:fill="DDEAF3"/>
           </w:tcPr>
           <w:p>
+            <w:pPr>
+              <w:keepNext/>
+            </w:pPr>
             <w:r>
               <w:t>Action</w:t>
             </w:r>
@@ -1757,11 +1943,18 @@
             <w:shd w:fill="DDEAF3"/>
           </w:tcPr>
           <w:p>
+            <w:pPr>
+              <w:keepNext/>
+            </w:pPr>
             <w:r>
               <w:t>Reviewer</w:t>
             </w:r>
           </w:p>
         </w:tc>
+        <w:trPr>
+          <w:tblHeader/>
+          <w:cantSplit/>
+        </w:trPr>
       </w:tr>
       <w:tr>
         <w:tc>
@@ -1814,6 +2007,9 @@
             </w:r>
           </w:p>
         </w:tc>
+        <w:trPr>
+          <w:cantSplit/>
+        </w:trPr>
       </w:tr>
       <w:tr>
         <w:tc>
@@ -1866,6 +2062,9 @@
             </w:r>
           </w:p>
         </w:tc>
+        <w:trPr>
+          <w:cantSplit/>
+        </w:trPr>
       </w:tr>
       <w:tr>
         <w:tc>
@@ -1918,6 +2117,9 @@
             </w:r>
           </w:p>
         </w:tc>
+        <w:trPr>
+          <w:cantSplit/>
+        </w:trPr>
       </w:tr>
     </w:tbl>
     <w:p/>

--- a/docs/08_Project_Management_Contribution.docx
+++ b/docs/08_Project_Management_Contribution.docx
@@ -15,7 +15,7 @@
         <w:pStyle w:val="Subtitle"/>
       </w:pPr>
       <w:r>
-        <w:t>08-PM  |  TEMPLATE / BIỂU MẪU</w:t>
+        <w:t>08 PM  •  Group2  •  Theo dõi đến ngày 29-10-2026</w:t>
       </w:r>
     </w:p>
     <w:p>
@@ -48,9 +48,19 @@
         <w:tc>
           <w:tcPr>
             <w:tcW w:type="dxa" w:w="4968"/>
+            <w:vAlign w:val="center"/>
           </w:tcPr>
           <w:p>
+            <w:pPr>
+              <w:keepNext w:val="0"/>
+              <w:spacing w:before="0" w:after="60" w:line="252" w:lineRule="auto"/>
+            </w:pPr>
             <w:r>
+              <w:rPr>
+                <w:rFonts w:ascii="Arial" w:hAnsi="Arial"/>
+                <w:b w:val="0"/>
+                <w:sz w:val="18"/>
+              </w:rPr>
               <w:t>P01</w:t>
             </w:r>
           </w:p>
@@ -71,9 +81,19 @@
         <w:tc>
           <w:tcPr>
             <w:tcW w:type="dxa" w:w="4968"/>
+            <w:vAlign w:val="center"/>
           </w:tcPr>
           <w:p>
+            <w:pPr>
+              <w:keepNext w:val="0"/>
+              <w:spacing w:before="0" w:after="60" w:line="252" w:lineRule="auto"/>
+            </w:pPr>
             <w:r>
+              <w:rPr>
+                <w:rFonts w:ascii="Arial" w:hAnsi="Arial"/>
+                <w:b w:val="0"/>
+                <w:sz w:val="18"/>
+              </w:rPr>
               <w:t>IT Helpdesk &amp; Service Request Management System × Secure Helpdesk Platform with Access Control and Security Monitoring</w:t>
             </w:r>
           </w:p>
@@ -94,45 +114,34 @@
         <w:tc>
           <w:tcPr>
             <w:tcW w:type="dxa" w:w="4968"/>
+            <w:vAlign w:val="center"/>
           </w:tcPr>
           <w:p>
+            <w:pPr>
+              <w:keepNext w:val="0"/>
+              <w:spacing w:before="0" w:after="60" w:line="252" w:lineRule="auto"/>
+            </w:pPr>
             <w:r>
+              <w:rPr>
+                <w:rFonts w:ascii="Arial" w:hAnsi="Arial"/>
+                <w:b w:val="0"/>
+                <w:sz w:val="18"/>
+              </w:rPr>
               <w:t>Group2</w:t>
-            </w:r>
-          </w:p>
-          <w:p>
-            <w:r>
-              <w:t>Nguyễn Trọng Khiêm | SE192700 | IA → IA | Trưởng nhóm và IA Lead</w:t>
-            </w:r>
-          </w:p>
-          <w:p>
-            <w:r>
-              <w:t>Nguyễn Tăng Minh Khánh | SE193903 | IA → IA | Access Control và AuthZ Testing</w:t>
-            </w:r>
-          </w:p>
-          <w:p>
-            <w:r>
-              <w:t>Huỳnh Minh Hoà | SE193707 | IA → IA | Logging và Security Monitoring</w:t>
-            </w:r>
-          </w:p>
-          <w:p>
-            <w:r>
-              <w:t>Vũ Hồng Nhi | SE182824 | IA → IA | Hardening Upload và Deployment Security</w:t>
-            </w:r>
-          </w:p>
-          <w:p>
-            <w:r>
-              <w:t>Phạm Nguyễn Minh Trí | SE192434 | SE → SE | SE Lead BA và Backend nghiệp vụ</w:t>
-            </w:r>
-          </w:p>
-          <w:p>
-            <w:r>
-              <w:t>Lê Phú Cường | SE200624 | AI → SE | Backend DB Auth và CRUD API</w:t>
-            </w:r>
-          </w:p>
-          <w:p>
-            <w:r>
-              <w:t>Nguyễn Nhật Chính | SE196524 | IS → SE | Frontend ReactJS và Deployment</w:t>
+              <w:br/>
+              <w:t>Phạm Nguyễn Minh Trí (SE192434)</w:t>
+              <w:br/>
+              <w:t>Lê Phú Cường (SE200624)</w:t>
+              <w:br/>
+              <w:t>Nguyễn Nhật Chính (SE196524)</w:t>
+              <w:br/>
+              <w:t>Nguyễn Trọng Khiêm (SE192700)</w:t>
+              <w:br/>
+              <w:t>Nguyễn Tăng Minh Khánh (SE193903)</w:t>
+              <w:br/>
+              <w:t>Huỳnh Minh Hoà (SE193707)</w:t>
+              <w:br/>
+              <w:t>Vũ Hồng Nhi (SE182824)</w:t>
             </w:r>
           </w:p>
         </w:tc>
@@ -152,10 +161,20 @@
         <w:tc>
           <w:tcPr>
             <w:tcW w:type="dxa" w:w="4968"/>
+            <w:vAlign w:val="center"/>
           </w:tcPr>
           <w:p>
+            <w:pPr>
+              <w:keepNext w:val="0"/>
+              <w:spacing w:before="0" w:after="60" w:line="252" w:lineRule="auto"/>
+            </w:pPr>
             <w:r>
-              <w:t>Chưa cập nhật</w:t>
+              <w:rPr>
+                <w:rFonts w:ascii="Arial" w:hAnsi="Arial"/>
+                <w:b w:val="0"/>
+                <w:sz w:val="18"/>
+              </w:rPr>
+              <w:t>Ngô Đăng Hà An</w:t>
             </w:r>
           </w:p>
         </w:tc>
@@ -175,10 +194,20 @@
         <w:tc>
           <w:tcPr>
             <w:tcW w:type="dxa" w:w="4968"/>
+            <w:vAlign w:val="center"/>
           </w:tcPr>
           <w:p>
+            <w:pPr>
+              <w:keepNext w:val="0"/>
+              <w:spacing w:before="0" w:after="60" w:line="252" w:lineRule="auto"/>
+            </w:pPr>
             <w:r>
-              <w:t>v0.1 / 22-10-2026</w:t>
+              <w:rPr>
+                <w:rFonts w:ascii="Arial" w:hAnsi="Arial"/>
+                <w:b w:val="0"/>
+                <w:sz w:val="18"/>
+              </w:rPr>
+              <w:t>v1.1 / 29-10-2026</w:t>
             </w:r>
           </w:p>
         </w:tc>
@@ -198,76 +227,25 @@
         <w:tc>
           <w:tcPr>
             <w:tcW w:type="dxa" w:w="4968"/>
+            <w:vAlign w:val="center"/>
           </w:tcPr>
           <w:p>
+            <w:pPr>
+              <w:keepNext w:val="0"/>
+              <w:spacing w:before="0" w:after="60" w:line="252" w:lineRule="auto"/>
+            </w:pPr>
             <w:r>
-              <w:t>Draft</w:t>
+              <w:rPr>
+                <w:rFonts w:ascii="Arial" w:hAnsi="Arial"/>
+                <w:b w:val="0"/>
+                <w:sz w:val="18"/>
+              </w:rPr>
+              <w:t>Draft / Chờ Review 1</w:t>
             </w:r>
           </w:p>
         </w:tc>
       </w:tr>
     </w:tbl>
-    <w:p>
-      <w:pPr>
-        <w:pStyle w:val="Heading1"/>
-      </w:pPr>
-      <w:r>
-        <w:t>Quy định sử dụng</w:t>
-      </w:r>
-    </w:p>
-    <w:p>
-      <w:r>
-        <w:t>Thay thế toàn bộ phần trong [ngoặc vuông] bằng thông tin thực tế. Giữ nguyên mã định danh để truy vết: FR ↔ SR ↔ thiết kế ↔ test case ↔ evidence. Mỗi thay đổi sau Review 1 phải được quản lý phiên bản.</w:t>
-      </w:r>
-    </w:p>
-    <w:p>
-      <w:pPr>
-        <w:pStyle w:val="Heading2"/>
-      </w:pPr>
-      <w:r>
-        <w:t>Danh sách lựa chọn dự án</w:t>
-      </w:r>
-    </w:p>
-    <w:p>
-      <w:pPr>
-        <w:pStyle w:val="ListBullet"/>
-      </w:pPr>
-      <w:r>
-        <w:t>P01 — IT Helpdesk + Security Monitoring</w:t>
-      </w:r>
-    </w:p>
-    <w:p>
-      <w:pPr>
-        <w:pStyle w:val="ListBullet"/>
-      </w:pPr>
-      <w:r>
-        <w:t>P02 — Training &amp; Enrollment + Student Data Protection</w:t>
-      </w:r>
-    </w:p>
-    <w:p>
-      <w:pPr>
-        <w:pStyle w:val="ListBullet"/>
-      </w:pPr>
-      <w:r>
-        <w:t>P03 — Inventory &amp; Purchase + Transaction Security</w:t>
-      </w:r>
-    </w:p>
-    <w:p>
-      <w:pPr>
-        <w:pStyle w:val="ListBullet"/>
-      </w:pPr>
-      <w:r>
-        <w:t>P04 — Customer Feedback + Web Application Security</w:t>
-      </w:r>
-    </w:p>
-    <w:p>
-      <w:pPr>
-        <w:pStyle w:val="ListBullet"/>
-      </w:pPr>
-      <w:r>
-        <w:t>P05 — Equipment Maintenance + Asset Integrity</w:t>
-      </w:r>
-    </w:p>
     <w:p>
       <w:r>
         <w:br w:type="page"/>
@@ -281,376 +259,2093 @@
         <w:t>1. Team RACI</w:t>
       </w:r>
     </w:p>
+    <w:p>
+      <w:pPr/>
+      <w:r>
+        <w:rPr>
+          <w:rFonts w:ascii="Arial" w:hAnsi="Arial"/>
+          <w:sz w:val="18"/>
+        </w:rPr>
+        <w:t>R: thực hiện; A: chịu trách nhiệm tổng hợp/kiểm soát đầu ra; C: phối hợp; I: nhận thông tin. RACI dưới đây là bản đề xuất theo phân công; các thành viên xác nhận trong Review 1. Phê duyệt phạm vi của GV ghi riêng tại §5.</w:t>
+      </w:r>
+    </w:p>
     <w:tbl>
       <w:tblPr>
         <w:tblStyle w:val="TableGrid"/>
         <w:tblW w:type="auto" w:w="0"/>
         <w:jc w:val="center"/>
+        <w:tblLayout w:type="fixed"/>
         <w:tblLook w:firstColumn="1" w:firstRow="1" w:lastColumn="0" w:lastRow="0" w:noHBand="0" w:noVBand="1" w:val="04A0"/>
       </w:tblPr>
       <w:tblGrid>
-        <w:gridCol w:w="1656"/>
-        <w:gridCol w:w="1656"/>
-        <w:gridCol w:w="1656"/>
-        <w:gridCol w:w="1656"/>
-        <w:gridCol w:w="1656"/>
-        <w:gridCol w:w="1656"/>
+        <w:gridCol w:w="2240"/>
+        <w:gridCol w:w="1099"/>
+        <w:gridCol w:w="1099"/>
+        <w:gridCol w:w="1099"/>
+        <w:gridCol w:w="1099"/>
+        <w:gridCol w:w="1099"/>
+        <w:gridCol w:w="1099"/>
+        <w:gridCol w:w="1099"/>
       </w:tblGrid>
       <w:tr>
+        <w:trPr>
+          <w:cantSplit/>
+          <w:tblHeader/>
+        </w:trPr>
         <w:tc>
           <w:tcPr>
-            <w:tcW w:type="dxa" w:w="1656"/>
+            <w:tcW w:type="dxa" w:w="2240"/>
             <w:shd w:fill="DDEAF3"/>
+            <w:vAlign w:val="center"/>
+            <w:tcMar>
+              <w:top w:w="65" w:type="dxa"/>
+              <w:bottom w:w="65" w:type="dxa"/>
+              <w:left w:w="65" w:type="dxa"/>
+              <w:right w:w="65" w:type="dxa"/>
+            </w:tcMar>
           </w:tcPr>
           <w:p>
             <w:pPr>
-              <w:keepNext/>
+              <w:keepNext w:val="0"/>
+              <w:spacing w:before="0" w:after="60" w:line="252" w:lineRule="auto"/>
             </w:pPr>
             <w:r>
+              <w:rPr>
+                <w:rFonts w:ascii="Arial" w:hAnsi="Arial"/>
+                <w:b/>
+                <w:sz w:val="18"/>
+              </w:rPr>
               <w:t>Workstream</w:t>
             </w:r>
           </w:p>
         </w:tc>
         <w:tc>
           <w:tcPr>
-            <w:tcW w:type="dxa" w:w="1656"/>
+            <w:tcW w:type="dxa" w:w="1099"/>
             <w:shd w:fill="DDEAF3"/>
+            <w:vAlign w:val="center"/>
+            <w:tcMar>
+              <w:top w:w="65" w:type="dxa"/>
+              <w:bottom w:w="65" w:type="dxa"/>
+              <w:left w:w="65" w:type="dxa"/>
+              <w:right w:w="65" w:type="dxa"/>
+            </w:tcMar>
           </w:tcPr>
           <w:p>
             <w:pPr>
-              <w:keepNext/>
+              <w:keepNext w:val="0"/>
+              <w:spacing w:before="0" w:after="60" w:line="252" w:lineRule="auto"/>
+              <w:jc w:val="center"/>
             </w:pPr>
             <w:r>
-              <w:t>SV1</w:t>
+              <w:rPr>
+                <w:rFonts w:ascii="Arial" w:hAnsi="Arial"/>
+                <w:b/>
+                <w:sz w:val="18"/>
+              </w:rPr>
+              <w:t>Trí</w:t>
             </w:r>
           </w:p>
         </w:tc>
         <w:tc>
           <w:tcPr>
-            <w:tcW w:type="dxa" w:w="1656"/>
+            <w:tcW w:type="dxa" w:w="1099"/>
             <w:shd w:fill="DDEAF3"/>
+            <w:vAlign w:val="center"/>
+            <w:tcMar>
+              <w:top w:w="65" w:type="dxa"/>
+              <w:bottom w:w="65" w:type="dxa"/>
+              <w:left w:w="65" w:type="dxa"/>
+              <w:right w:w="65" w:type="dxa"/>
+            </w:tcMar>
           </w:tcPr>
           <w:p>
             <w:pPr>
-              <w:keepNext/>
+              <w:keepNext w:val="0"/>
+              <w:spacing w:before="0" w:after="60" w:line="252" w:lineRule="auto"/>
+              <w:jc w:val="center"/>
             </w:pPr>
             <w:r>
-              <w:t>SV2</w:t>
+              <w:rPr>
+                <w:rFonts w:ascii="Arial" w:hAnsi="Arial"/>
+                <w:b/>
+                <w:sz w:val="18"/>
+              </w:rPr>
+              <w:t>Cường</w:t>
             </w:r>
           </w:p>
         </w:tc>
         <w:tc>
           <w:tcPr>
-            <w:tcW w:type="dxa" w:w="1656"/>
+            <w:tcW w:type="dxa" w:w="1099"/>
             <w:shd w:fill="DDEAF3"/>
+            <w:vAlign w:val="center"/>
+            <w:tcMar>
+              <w:top w:w="65" w:type="dxa"/>
+              <w:bottom w:w="65" w:type="dxa"/>
+              <w:left w:w="65" w:type="dxa"/>
+              <w:right w:w="65" w:type="dxa"/>
+            </w:tcMar>
           </w:tcPr>
           <w:p>
             <w:pPr>
-              <w:keepNext/>
+              <w:keepNext w:val="0"/>
+              <w:spacing w:before="0" w:after="60" w:line="252" w:lineRule="auto"/>
+              <w:jc w:val="center"/>
             </w:pPr>
             <w:r>
-              <w:t>SV3</w:t>
+              <w:rPr>
+                <w:rFonts w:ascii="Arial" w:hAnsi="Arial"/>
+                <w:b/>
+                <w:sz w:val="18"/>
+              </w:rPr>
+              <w:t>Chính</w:t>
             </w:r>
           </w:p>
         </w:tc>
         <w:tc>
           <w:tcPr>
-            <w:tcW w:type="dxa" w:w="1656"/>
+            <w:tcW w:type="dxa" w:w="1099"/>
             <w:shd w:fill="DDEAF3"/>
+            <w:vAlign w:val="center"/>
+            <w:tcMar>
+              <w:top w:w="65" w:type="dxa"/>
+              <w:bottom w:w="65" w:type="dxa"/>
+              <w:left w:w="65" w:type="dxa"/>
+              <w:right w:w="65" w:type="dxa"/>
+            </w:tcMar>
           </w:tcPr>
           <w:p>
             <w:pPr>
-              <w:keepNext/>
+              <w:keepNext w:val="0"/>
+              <w:spacing w:before="0" w:after="60" w:line="252" w:lineRule="auto"/>
+              <w:jc w:val="center"/>
             </w:pPr>
             <w:r>
-              <w:t>SV4</w:t>
+              <w:rPr>
+                <w:rFonts w:ascii="Arial" w:hAnsi="Arial"/>
+                <w:b/>
+                <w:sz w:val="18"/>
+              </w:rPr>
+              <w:t>Khiêm</w:t>
             </w:r>
           </w:p>
         </w:tc>
         <w:tc>
           <w:tcPr>
-            <w:tcW w:type="dxa" w:w="1656"/>
+            <w:tcW w:type="dxa" w:w="1099"/>
             <w:shd w:fill="DDEAF3"/>
+            <w:vAlign w:val="center"/>
+            <w:tcMar>
+              <w:top w:w="65" w:type="dxa"/>
+              <w:bottom w:w="65" w:type="dxa"/>
+              <w:left w:w="65" w:type="dxa"/>
+              <w:right w:w="65" w:type="dxa"/>
+            </w:tcMar>
           </w:tcPr>
           <w:p>
             <w:pPr>
-              <w:keepNext/>
+              <w:keepNext w:val="0"/>
+              <w:spacing w:before="0" w:after="60" w:line="252" w:lineRule="auto"/>
+              <w:jc w:val="center"/>
             </w:pPr>
             <w:r>
-              <w:t>SV5</w:t>
-            </w:r>
-          </w:p>
-        </w:tc>
-        <w:trPr>
-          <w:tblHeader/>
-          <w:cantSplit/>
-        </w:trPr>
-      </w:tr>
-      <w:tr>
-        <w:tc>
-          <w:tcPr>
-            <w:tcW w:type="dxa" w:w="1656"/>
-          </w:tcPr>
-          <w:p>
-            <w:r>
-              <w:t>BA/SRS</w:t>
+              <w:rPr>
+                <w:rFonts w:ascii="Arial" w:hAnsi="Arial"/>
+                <w:b/>
+                <w:sz w:val="18"/>
+              </w:rPr>
+              <w:t>Khánh</w:t>
             </w:r>
           </w:p>
         </w:tc>
         <w:tc>
           <w:tcPr>
-            <w:tcW w:type="dxa" w:w="1656"/>
+            <w:tcW w:type="dxa" w:w="1099"/>
+            <w:shd w:fill="DDEAF3"/>
+            <w:vAlign w:val="center"/>
+            <w:tcMar>
+              <w:top w:w="65" w:type="dxa"/>
+              <w:bottom w:w="65" w:type="dxa"/>
+              <w:left w:w="65" w:type="dxa"/>
+              <w:right w:w="65" w:type="dxa"/>
+            </w:tcMar>
           </w:tcPr>
           <w:p>
+            <w:pPr>
+              <w:keepNext w:val="0"/>
+              <w:spacing w:before="0" w:after="60" w:line="252" w:lineRule="auto"/>
+              <w:jc w:val="center"/>
+            </w:pPr>
             <w:r>
+              <w:rPr>
+                <w:rFonts w:ascii="Arial" w:hAnsi="Arial"/>
+                <w:b/>
+                <w:sz w:val="18"/>
+              </w:rPr>
+              <w:t>Hoà</w:t>
+            </w:r>
+          </w:p>
+        </w:tc>
+        <w:tc>
+          <w:tcPr>
+            <w:tcW w:type="dxa" w:w="1099"/>
+            <w:shd w:fill="DDEAF3"/>
+            <w:vAlign w:val="center"/>
+            <w:tcMar>
+              <w:top w:w="65" w:type="dxa"/>
+              <w:bottom w:w="65" w:type="dxa"/>
+              <w:left w:w="65" w:type="dxa"/>
+              <w:right w:w="65" w:type="dxa"/>
+            </w:tcMar>
+          </w:tcPr>
+          <w:p>
+            <w:pPr>
+              <w:keepNext w:val="0"/>
+              <w:spacing w:before="0" w:after="60" w:line="252" w:lineRule="auto"/>
+              <w:jc w:val="center"/>
+            </w:pPr>
+            <w:r>
+              <w:rPr>
+                <w:rFonts w:ascii="Arial" w:hAnsi="Arial"/>
+                <w:b/>
+                <w:sz w:val="18"/>
+              </w:rPr>
+              <w:t>Nhi</w:t>
+            </w:r>
+          </w:p>
+        </w:tc>
+      </w:tr>
+      <w:tr>
+        <w:trPr>
+          <w:cantSplit/>
+        </w:trPr>
+        <w:tc>
+          <w:tcPr>
+            <w:tcW w:type="dxa" w:w="2240"/>
+            <w:vAlign w:val="center"/>
+            <w:shd w:fill="FFFFFF"/>
+            <w:tcMar>
+              <w:top w:w="65" w:type="dxa"/>
+              <w:bottom w:w="65" w:type="dxa"/>
+              <w:left w:w="65" w:type="dxa"/>
+              <w:right w:w="65" w:type="dxa"/>
+            </w:tcMar>
+          </w:tcPr>
+          <w:p>
+            <w:pPr>
+              <w:keepNext w:val="0"/>
+              <w:spacing w:before="0" w:after="60" w:line="252" w:lineRule="auto"/>
+            </w:pPr>
+            <w:r>
+              <w:rPr>
+                <w:rFonts w:ascii="Arial" w:hAnsi="Arial"/>
+                <w:b w:val="0"/>
+                <w:sz w:val="18"/>
+              </w:rPr>
+              <w:t>SRS và nghiệp vụ</w:t>
+            </w:r>
+          </w:p>
+        </w:tc>
+        <w:tc>
+          <w:tcPr>
+            <w:tcW w:type="dxa" w:w="1099"/>
+            <w:vAlign w:val="center"/>
+            <w:shd w:fill="FFFFFF"/>
+            <w:tcMar>
+              <w:top w:w="65" w:type="dxa"/>
+              <w:bottom w:w="65" w:type="dxa"/>
+              <w:left w:w="65" w:type="dxa"/>
+              <w:right w:w="65" w:type="dxa"/>
+            </w:tcMar>
+          </w:tcPr>
+          <w:p>
+            <w:pPr>
+              <w:keepNext w:val="0"/>
+              <w:spacing w:before="0" w:after="60" w:line="252" w:lineRule="auto"/>
+              <w:jc w:val="center"/>
+            </w:pPr>
+            <w:r>
+              <w:rPr>
+                <w:rFonts w:ascii="Arial" w:hAnsi="Arial"/>
+                <w:b w:val="0"/>
+                <w:sz w:val="18"/>
+              </w:rPr>
+              <w:t>A/R</w:t>
+            </w:r>
+          </w:p>
+        </w:tc>
+        <w:tc>
+          <w:tcPr>
+            <w:tcW w:type="dxa" w:w="1099"/>
+            <w:vAlign w:val="center"/>
+            <w:shd w:fill="FFFFFF"/>
+            <w:tcMar>
+              <w:top w:w="65" w:type="dxa"/>
+              <w:bottom w:w="65" w:type="dxa"/>
+              <w:left w:w="65" w:type="dxa"/>
+              <w:right w:w="65" w:type="dxa"/>
+            </w:tcMar>
+          </w:tcPr>
+          <w:p>
+            <w:pPr>
+              <w:keepNext w:val="0"/>
+              <w:spacing w:before="0" w:after="60" w:line="252" w:lineRule="auto"/>
+              <w:jc w:val="center"/>
+            </w:pPr>
+            <w:r>
+              <w:rPr>
+                <w:rFonts w:ascii="Arial" w:hAnsi="Arial"/>
+                <w:b w:val="0"/>
+                <w:sz w:val="18"/>
+              </w:rPr>
               <w:t>R</w:t>
             </w:r>
           </w:p>
         </w:tc>
         <w:tc>
           <w:tcPr>
-            <w:tcW w:type="dxa" w:w="1656"/>
+            <w:tcW w:type="dxa" w:w="1099"/>
+            <w:vAlign w:val="center"/>
+            <w:shd w:fill="FFFFFF"/>
+            <w:tcMar>
+              <w:top w:w="65" w:type="dxa"/>
+              <w:bottom w:w="65" w:type="dxa"/>
+              <w:left w:w="65" w:type="dxa"/>
+              <w:right w:w="65" w:type="dxa"/>
+            </w:tcMar>
           </w:tcPr>
           <w:p>
+            <w:pPr>
+              <w:keepNext w:val="0"/>
+              <w:spacing w:before="0" w:after="60" w:line="252" w:lineRule="auto"/>
+              <w:jc w:val="center"/>
+            </w:pPr>
             <w:r>
+              <w:rPr>
+                <w:rFonts w:ascii="Arial" w:hAnsi="Arial"/>
+                <w:b w:val="0"/>
+                <w:sz w:val="18"/>
+              </w:rPr>
               <w:t>C</w:t>
             </w:r>
           </w:p>
         </w:tc>
         <w:tc>
           <w:tcPr>
-            <w:tcW w:type="dxa" w:w="1656"/>
+            <w:tcW w:type="dxa" w:w="1099"/>
+            <w:vAlign w:val="center"/>
+            <w:shd w:fill="FFFFFF"/>
+            <w:tcMar>
+              <w:top w:w="65" w:type="dxa"/>
+              <w:bottom w:w="65" w:type="dxa"/>
+              <w:left w:w="65" w:type="dxa"/>
+              <w:right w:w="65" w:type="dxa"/>
+            </w:tcMar>
           </w:tcPr>
           <w:p>
+            <w:pPr>
+              <w:keepNext w:val="0"/>
+              <w:spacing w:before="0" w:after="60" w:line="252" w:lineRule="auto"/>
+              <w:jc w:val="center"/>
+            </w:pPr>
             <w:r>
+              <w:rPr>
+                <w:rFonts w:ascii="Arial" w:hAnsi="Arial"/>
+                <w:b w:val="0"/>
+                <w:sz w:val="18"/>
+              </w:rPr>
               <w:t>C</w:t>
             </w:r>
           </w:p>
         </w:tc>
         <w:tc>
           <w:tcPr>
-            <w:tcW w:type="dxa" w:w="1656"/>
+            <w:tcW w:type="dxa" w:w="1099"/>
+            <w:vAlign w:val="center"/>
+            <w:shd w:fill="FFFFFF"/>
+            <w:tcMar>
+              <w:top w:w="65" w:type="dxa"/>
+              <w:bottom w:w="65" w:type="dxa"/>
+              <w:left w:w="65" w:type="dxa"/>
+              <w:right w:w="65" w:type="dxa"/>
+            </w:tcMar>
           </w:tcPr>
           <w:p>
+            <w:pPr>
+              <w:keepNext w:val="0"/>
+              <w:spacing w:before="0" w:after="60" w:line="252" w:lineRule="auto"/>
+              <w:jc w:val="center"/>
+            </w:pPr>
             <w:r>
+              <w:rPr>
+                <w:rFonts w:ascii="Arial" w:hAnsi="Arial"/>
+                <w:b w:val="0"/>
+                <w:sz w:val="18"/>
+              </w:rPr>
+              <w:t>C</w:t>
+            </w:r>
+          </w:p>
+        </w:tc>
+        <w:tc>
+          <w:tcPr>
+            <w:tcW w:type="dxa" w:w="1099"/>
+            <w:vAlign w:val="center"/>
+            <w:shd w:fill="FFFFFF"/>
+            <w:tcMar>
+              <w:top w:w="65" w:type="dxa"/>
+              <w:bottom w:w="65" w:type="dxa"/>
+              <w:left w:w="65" w:type="dxa"/>
+              <w:right w:w="65" w:type="dxa"/>
+            </w:tcMar>
+          </w:tcPr>
+          <w:p>
+            <w:pPr>
+              <w:keepNext w:val="0"/>
+              <w:spacing w:before="0" w:after="60" w:line="252" w:lineRule="auto"/>
+              <w:jc w:val="center"/>
+            </w:pPr>
+            <w:r>
+              <w:rPr>
+                <w:rFonts w:ascii="Arial" w:hAnsi="Arial"/>
+                <w:b w:val="0"/>
+                <w:sz w:val="18"/>
+              </w:rPr>
+              <w:t>C</w:t>
+            </w:r>
+          </w:p>
+        </w:tc>
+        <w:tc>
+          <w:tcPr>
+            <w:tcW w:type="dxa" w:w="1099"/>
+            <w:vAlign w:val="center"/>
+            <w:shd w:fill="FFFFFF"/>
+            <w:tcMar>
+              <w:top w:w="65" w:type="dxa"/>
+              <w:bottom w:w="65" w:type="dxa"/>
+              <w:left w:w="65" w:type="dxa"/>
+              <w:right w:w="65" w:type="dxa"/>
+            </w:tcMar>
+          </w:tcPr>
+          <w:p>
+            <w:pPr>
+              <w:keepNext w:val="0"/>
+              <w:spacing w:before="0" w:after="60" w:line="252" w:lineRule="auto"/>
+              <w:jc w:val="center"/>
+            </w:pPr>
+            <w:r>
+              <w:rPr>
+                <w:rFonts w:ascii="Arial" w:hAnsi="Arial"/>
+                <w:b w:val="0"/>
+                <w:sz w:val="18"/>
+              </w:rPr>
+              <w:t>C</w:t>
+            </w:r>
+          </w:p>
+        </w:tc>
+      </w:tr>
+      <w:tr>
+        <w:trPr>
+          <w:cantSplit/>
+        </w:trPr>
+        <w:tc>
+          <w:tcPr>
+            <w:tcW w:type="dxa" w:w="2240"/>
+            <w:vAlign w:val="center"/>
+            <w:shd w:fill="F4F7FA"/>
+            <w:tcMar>
+              <w:top w:w="65" w:type="dxa"/>
+              <w:bottom w:w="65" w:type="dxa"/>
+              <w:left w:w="65" w:type="dxa"/>
+              <w:right w:w="65" w:type="dxa"/>
+            </w:tcMar>
+          </w:tcPr>
+          <w:p>
+            <w:pPr>
+              <w:keepNext w:val="0"/>
+              <w:spacing w:before="0" w:after="60" w:line="252" w:lineRule="auto"/>
+            </w:pPr>
+            <w:r>
+              <w:rPr>
+                <w:rFonts w:ascii="Arial" w:hAnsi="Arial"/>
+                <w:b w:val="0"/>
+                <w:sz w:val="18"/>
+              </w:rPr>
+              <w:t>SecRS và threat model</w:t>
+            </w:r>
+          </w:p>
+        </w:tc>
+        <w:tc>
+          <w:tcPr>
+            <w:tcW w:type="dxa" w:w="1099"/>
+            <w:vAlign w:val="center"/>
+            <w:shd w:fill="F4F7FA"/>
+            <w:tcMar>
+              <w:top w:w="65" w:type="dxa"/>
+              <w:bottom w:w="65" w:type="dxa"/>
+              <w:left w:w="65" w:type="dxa"/>
+              <w:right w:w="65" w:type="dxa"/>
+            </w:tcMar>
+          </w:tcPr>
+          <w:p>
+            <w:pPr>
+              <w:keepNext w:val="0"/>
+              <w:spacing w:before="0" w:after="60" w:line="252" w:lineRule="auto"/>
+              <w:jc w:val="center"/>
+            </w:pPr>
+            <w:r>
+              <w:rPr>
+                <w:rFonts w:ascii="Arial" w:hAnsi="Arial"/>
+                <w:b w:val="0"/>
+                <w:sz w:val="18"/>
+              </w:rPr>
+              <w:t>C</w:t>
+            </w:r>
+          </w:p>
+        </w:tc>
+        <w:tc>
+          <w:tcPr>
+            <w:tcW w:type="dxa" w:w="1099"/>
+            <w:vAlign w:val="center"/>
+            <w:shd w:fill="F4F7FA"/>
+            <w:tcMar>
+              <w:top w:w="65" w:type="dxa"/>
+              <w:bottom w:w="65" w:type="dxa"/>
+              <w:left w:w="65" w:type="dxa"/>
+              <w:right w:w="65" w:type="dxa"/>
+            </w:tcMar>
+          </w:tcPr>
+          <w:p>
+            <w:pPr>
+              <w:keepNext w:val="0"/>
+              <w:spacing w:before="0" w:after="60" w:line="252" w:lineRule="auto"/>
+              <w:jc w:val="center"/>
+            </w:pPr>
+            <w:r>
+              <w:rPr>
+                <w:rFonts w:ascii="Arial" w:hAnsi="Arial"/>
+                <w:b w:val="0"/>
+                <w:sz w:val="18"/>
+              </w:rPr>
+              <w:t>C</w:t>
+            </w:r>
+          </w:p>
+        </w:tc>
+        <w:tc>
+          <w:tcPr>
+            <w:tcW w:type="dxa" w:w="1099"/>
+            <w:vAlign w:val="center"/>
+            <w:shd w:fill="F4F7FA"/>
+            <w:tcMar>
+              <w:top w:w="65" w:type="dxa"/>
+              <w:bottom w:w="65" w:type="dxa"/>
+              <w:left w:w="65" w:type="dxa"/>
+              <w:right w:w="65" w:type="dxa"/>
+            </w:tcMar>
+          </w:tcPr>
+          <w:p>
+            <w:pPr>
+              <w:keepNext w:val="0"/>
+              <w:spacing w:before="0" w:after="60" w:line="252" w:lineRule="auto"/>
+              <w:jc w:val="center"/>
+            </w:pPr>
+            <w:r>
+              <w:rPr>
+                <w:rFonts w:ascii="Arial" w:hAnsi="Arial"/>
+                <w:b w:val="0"/>
+                <w:sz w:val="18"/>
+              </w:rPr>
+              <w:t>C</w:t>
+            </w:r>
+          </w:p>
+        </w:tc>
+        <w:tc>
+          <w:tcPr>
+            <w:tcW w:type="dxa" w:w="1099"/>
+            <w:vAlign w:val="center"/>
+            <w:shd w:fill="F4F7FA"/>
+            <w:tcMar>
+              <w:top w:w="65" w:type="dxa"/>
+              <w:bottom w:w="65" w:type="dxa"/>
+              <w:left w:w="65" w:type="dxa"/>
+              <w:right w:w="65" w:type="dxa"/>
+            </w:tcMar>
+          </w:tcPr>
+          <w:p>
+            <w:pPr>
+              <w:keepNext w:val="0"/>
+              <w:spacing w:before="0" w:after="60" w:line="252" w:lineRule="auto"/>
+              <w:jc w:val="center"/>
+            </w:pPr>
+            <w:r>
+              <w:rPr>
+                <w:rFonts w:ascii="Arial" w:hAnsi="Arial"/>
+                <w:b w:val="0"/>
+                <w:sz w:val="18"/>
+              </w:rPr>
+              <w:t>A/R</w:t>
+            </w:r>
+          </w:p>
+        </w:tc>
+        <w:tc>
+          <w:tcPr>
+            <w:tcW w:type="dxa" w:w="1099"/>
+            <w:vAlign w:val="center"/>
+            <w:shd w:fill="F4F7FA"/>
+            <w:tcMar>
+              <w:top w:w="65" w:type="dxa"/>
+              <w:bottom w:w="65" w:type="dxa"/>
+              <w:left w:w="65" w:type="dxa"/>
+              <w:right w:w="65" w:type="dxa"/>
+            </w:tcMar>
+          </w:tcPr>
+          <w:p>
+            <w:pPr>
+              <w:keepNext w:val="0"/>
+              <w:spacing w:before="0" w:after="60" w:line="252" w:lineRule="auto"/>
+              <w:jc w:val="center"/>
+            </w:pPr>
+            <w:r>
+              <w:rPr>
+                <w:rFonts w:ascii="Arial" w:hAnsi="Arial"/>
+                <w:b w:val="0"/>
+                <w:sz w:val="18"/>
+              </w:rPr>
+              <w:t>R</w:t>
+            </w:r>
+          </w:p>
+        </w:tc>
+        <w:tc>
+          <w:tcPr>
+            <w:tcW w:type="dxa" w:w="1099"/>
+            <w:vAlign w:val="center"/>
+            <w:shd w:fill="F4F7FA"/>
+            <w:tcMar>
+              <w:top w:w="65" w:type="dxa"/>
+              <w:bottom w:w="65" w:type="dxa"/>
+              <w:left w:w="65" w:type="dxa"/>
+              <w:right w:w="65" w:type="dxa"/>
+            </w:tcMar>
+          </w:tcPr>
+          <w:p>
+            <w:pPr>
+              <w:keepNext w:val="0"/>
+              <w:spacing w:before="0" w:after="60" w:line="252" w:lineRule="auto"/>
+              <w:jc w:val="center"/>
+            </w:pPr>
+            <w:r>
+              <w:rPr>
+                <w:rFonts w:ascii="Arial" w:hAnsi="Arial"/>
+                <w:b w:val="0"/>
+                <w:sz w:val="18"/>
+              </w:rPr>
+              <w:t>R</w:t>
+            </w:r>
+          </w:p>
+        </w:tc>
+        <w:tc>
+          <w:tcPr>
+            <w:tcW w:type="dxa" w:w="1099"/>
+            <w:vAlign w:val="center"/>
+            <w:shd w:fill="F4F7FA"/>
+            <w:tcMar>
+              <w:top w:w="65" w:type="dxa"/>
+              <w:bottom w:w="65" w:type="dxa"/>
+              <w:left w:w="65" w:type="dxa"/>
+              <w:right w:w="65" w:type="dxa"/>
+            </w:tcMar>
+          </w:tcPr>
+          <w:p>
+            <w:pPr>
+              <w:keepNext w:val="0"/>
+              <w:spacing w:before="0" w:after="60" w:line="252" w:lineRule="auto"/>
+              <w:jc w:val="center"/>
+            </w:pPr>
+            <w:r>
+              <w:rPr>
+                <w:rFonts w:ascii="Arial" w:hAnsi="Arial"/>
+                <w:b w:val="0"/>
+                <w:sz w:val="18"/>
+              </w:rPr>
+              <w:t>R</w:t>
+            </w:r>
+          </w:p>
+        </w:tc>
+      </w:tr>
+      <w:tr>
+        <w:trPr>
+          <w:cantSplit/>
+        </w:trPr>
+        <w:tc>
+          <w:tcPr>
+            <w:tcW w:type="dxa" w:w="2240"/>
+            <w:vAlign w:val="center"/>
+            <w:shd w:fill="FFFFFF"/>
+            <w:tcMar>
+              <w:top w:w="65" w:type="dxa"/>
+              <w:bottom w:w="65" w:type="dxa"/>
+              <w:left w:w="65" w:type="dxa"/>
+              <w:right w:w="65" w:type="dxa"/>
+            </w:tcMar>
+          </w:tcPr>
+          <w:p>
+            <w:pPr>
+              <w:keepNext w:val="0"/>
+              <w:spacing w:before="0" w:after="60" w:line="252" w:lineRule="auto"/>
+            </w:pPr>
+            <w:r>
+              <w:rPr>
+                <w:rFonts w:ascii="Arial" w:hAnsi="Arial"/>
+                <w:b w:val="0"/>
+                <w:sz w:val="18"/>
+              </w:rPr>
+              <w:t>API ERD AuthN</w:t>
+            </w:r>
+          </w:p>
+        </w:tc>
+        <w:tc>
+          <w:tcPr>
+            <w:tcW w:type="dxa" w:w="1099"/>
+            <w:vAlign w:val="center"/>
+            <w:shd w:fill="FFFFFF"/>
+            <w:tcMar>
+              <w:top w:w="65" w:type="dxa"/>
+              <w:bottom w:w="65" w:type="dxa"/>
+              <w:left w:w="65" w:type="dxa"/>
+              <w:right w:w="65" w:type="dxa"/>
+            </w:tcMar>
+          </w:tcPr>
+          <w:p>
+            <w:pPr>
+              <w:keepNext w:val="0"/>
+              <w:spacing w:before="0" w:after="60" w:line="252" w:lineRule="auto"/>
+              <w:jc w:val="center"/>
+            </w:pPr>
+            <w:r>
+              <w:rPr>
+                <w:rFonts w:ascii="Arial" w:hAnsi="Arial"/>
+                <w:b w:val="0"/>
+                <w:sz w:val="18"/>
+              </w:rPr>
+              <w:t>A</w:t>
+            </w:r>
+          </w:p>
+        </w:tc>
+        <w:tc>
+          <w:tcPr>
+            <w:tcW w:type="dxa" w:w="1099"/>
+            <w:vAlign w:val="center"/>
+            <w:shd w:fill="FFFFFF"/>
+            <w:tcMar>
+              <w:top w:w="65" w:type="dxa"/>
+              <w:bottom w:w="65" w:type="dxa"/>
+              <w:left w:w="65" w:type="dxa"/>
+              <w:right w:w="65" w:type="dxa"/>
+            </w:tcMar>
+          </w:tcPr>
+          <w:p>
+            <w:pPr>
+              <w:keepNext w:val="0"/>
+              <w:spacing w:before="0" w:after="60" w:line="252" w:lineRule="auto"/>
+              <w:jc w:val="center"/>
+            </w:pPr>
+            <w:r>
+              <w:rPr>
+                <w:rFonts w:ascii="Arial" w:hAnsi="Arial"/>
+                <w:b w:val="0"/>
+                <w:sz w:val="18"/>
+              </w:rPr>
+              <w:t>R</w:t>
+            </w:r>
+          </w:p>
+        </w:tc>
+        <w:tc>
+          <w:tcPr>
+            <w:tcW w:type="dxa" w:w="1099"/>
+            <w:vAlign w:val="center"/>
+            <w:shd w:fill="FFFFFF"/>
+            <w:tcMar>
+              <w:top w:w="65" w:type="dxa"/>
+              <w:bottom w:w="65" w:type="dxa"/>
+              <w:left w:w="65" w:type="dxa"/>
+              <w:right w:w="65" w:type="dxa"/>
+            </w:tcMar>
+          </w:tcPr>
+          <w:p>
+            <w:pPr>
+              <w:keepNext w:val="0"/>
+              <w:spacing w:before="0" w:after="60" w:line="252" w:lineRule="auto"/>
+              <w:jc w:val="center"/>
+            </w:pPr>
+            <w:r>
+              <w:rPr>
+                <w:rFonts w:ascii="Arial" w:hAnsi="Arial"/>
+                <w:b w:val="0"/>
+                <w:sz w:val="18"/>
+              </w:rPr>
+              <w:t>C</w:t>
+            </w:r>
+          </w:p>
+        </w:tc>
+        <w:tc>
+          <w:tcPr>
+            <w:tcW w:type="dxa" w:w="1099"/>
+            <w:vAlign w:val="center"/>
+            <w:shd w:fill="FFFFFF"/>
+            <w:tcMar>
+              <w:top w:w="65" w:type="dxa"/>
+              <w:bottom w:w="65" w:type="dxa"/>
+              <w:left w:w="65" w:type="dxa"/>
+              <w:right w:w="65" w:type="dxa"/>
+            </w:tcMar>
+          </w:tcPr>
+          <w:p>
+            <w:pPr>
+              <w:keepNext w:val="0"/>
+              <w:spacing w:before="0" w:after="60" w:line="252" w:lineRule="auto"/>
+              <w:jc w:val="center"/>
+            </w:pPr>
+            <w:r>
+              <w:rPr>
+                <w:rFonts w:ascii="Arial" w:hAnsi="Arial"/>
+                <w:b w:val="0"/>
+                <w:sz w:val="18"/>
+              </w:rPr>
+              <w:t>C</w:t>
+            </w:r>
+          </w:p>
+        </w:tc>
+        <w:tc>
+          <w:tcPr>
+            <w:tcW w:type="dxa" w:w="1099"/>
+            <w:vAlign w:val="center"/>
+            <w:shd w:fill="FFFFFF"/>
+            <w:tcMar>
+              <w:top w:w="65" w:type="dxa"/>
+              <w:bottom w:w="65" w:type="dxa"/>
+              <w:left w:w="65" w:type="dxa"/>
+              <w:right w:w="65" w:type="dxa"/>
+            </w:tcMar>
+          </w:tcPr>
+          <w:p>
+            <w:pPr>
+              <w:keepNext w:val="0"/>
+              <w:spacing w:before="0" w:after="60" w:line="252" w:lineRule="auto"/>
+              <w:jc w:val="center"/>
+            </w:pPr>
+            <w:r>
+              <w:rPr>
+                <w:rFonts w:ascii="Arial" w:hAnsi="Arial"/>
+                <w:b w:val="0"/>
+                <w:sz w:val="18"/>
+              </w:rPr>
+              <w:t>C</w:t>
+            </w:r>
+          </w:p>
+        </w:tc>
+        <w:tc>
+          <w:tcPr>
+            <w:tcW w:type="dxa" w:w="1099"/>
+            <w:vAlign w:val="center"/>
+            <w:shd w:fill="FFFFFF"/>
+            <w:tcMar>
+              <w:top w:w="65" w:type="dxa"/>
+              <w:bottom w:w="65" w:type="dxa"/>
+              <w:left w:w="65" w:type="dxa"/>
+              <w:right w:w="65" w:type="dxa"/>
+            </w:tcMar>
+          </w:tcPr>
+          <w:p>
+            <w:pPr>
+              <w:keepNext w:val="0"/>
+              <w:spacing w:before="0" w:after="60" w:line="252" w:lineRule="auto"/>
+              <w:jc w:val="center"/>
+            </w:pPr>
+            <w:r>
+              <w:rPr>
+                <w:rFonts w:ascii="Arial" w:hAnsi="Arial"/>
+                <w:b w:val="0"/>
+                <w:sz w:val="18"/>
+              </w:rPr>
+              <w:t>C</w:t>
+            </w:r>
+          </w:p>
+        </w:tc>
+        <w:tc>
+          <w:tcPr>
+            <w:tcW w:type="dxa" w:w="1099"/>
+            <w:vAlign w:val="center"/>
+            <w:shd w:fill="FFFFFF"/>
+            <w:tcMar>
+              <w:top w:w="65" w:type="dxa"/>
+              <w:bottom w:w="65" w:type="dxa"/>
+              <w:left w:w="65" w:type="dxa"/>
+              <w:right w:w="65" w:type="dxa"/>
+            </w:tcMar>
+          </w:tcPr>
+          <w:p>
+            <w:pPr>
+              <w:keepNext w:val="0"/>
+              <w:spacing w:before="0" w:after="60" w:line="252" w:lineRule="auto"/>
+              <w:jc w:val="center"/>
+            </w:pPr>
+            <w:r>
+              <w:rPr>
+                <w:rFonts w:ascii="Arial" w:hAnsi="Arial"/>
+                <w:b w:val="0"/>
+                <w:sz w:val="18"/>
+              </w:rPr>
+              <w:t>C</w:t>
+            </w:r>
+          </w:p>
+        </w:tc>
+      </w:tr>
+      <w:tr>
+        <w:trPr>
+          <w:cantSplit/>
+        </w:trPr>
+        <w:tc>
+          <w:tcPr>
+            <w:tcW w:type="dxa" w:w="2240"/>
+            <w:vAlign w:val="center"/>
+            <w:shd w:fill="F4F7FA"/>
+            <w:tcMar>
+              <w:top w:w="65" w:type="dxa"/>
+              <w:bottom w:w="65" w:type="dxa"/>
+              <w:left w:w="65" w:type="dxa"/>
+              <w:right w:w="65" w:type="dxa"/>
+            </w:tcMar>
+          </w:tcPr>
+          <w:p>
+            <w:pPr>
+              <w:keepNext w:val="0"/>
+              <w:spacing w:before="0" w:after="60" w:line="252" w:lineRule="auto"/>
+            </w:pPr>
+            <w:r>
+              <w:rPr>
+                <w:rFonts w:ascii="Arial" w:hAnsi="Arial"/>
+                <w:b w:val="0"/>
+                <w:sz w:val="18"/>
+              </w:rPr>
+              <w:t>Frontend screen flow</w:t>
+            </w:r>
+          </w:p>
+        </w:tc>
+        <w:tc>
+          <w:tcPr>
+            <w:tcW w:type="dxa" w:w="1099"/>
+            <w:vAlign w:val="center"/>
+            <w:shd w:fill="F4F7FA"/>
+            <w:tcMar>
+              <w:top w:w="65" w:type="dxa"/>
+              <w:bottom w:w="65" w:type="dxa"/>
+              <w:left w:w="65" w:type="dxa"/>
+              <w:right w:w="65" w:type="dxa"/>
+            </w:tcMar>
+          </w:tcPr>
+          <w:p>
+            <w:pPr>
+              <w:keepNext w:val="0"/>
+              <w:spacing w:before="0" w:after="60" w:line="252" w:lineRule="auto"/>
+              <w:jc w:val="center"/>
+            </w:pPr>
+            <w:r>
+              <w:rPr>
+                <w:rFonts w:ascii="Arial" w:hAnsi="Arial"/>
+                <w:b w:val="0"/>
+                <w:sz w:val="18"/>
+              </w:rPr>
+              <w:t>A</w:t>
+            </w:r>
+          </w:p>
+        </w:tc>
+        <w:tc>
+          <w:tcPr>
+            <w:tcW w:type="dxa" w:w="1099"/>
+            <w:vAlign w:val="center"/>
+            <w:shd w:fill="F4F7FA"/>
+            <w:tcMar>
+              <w:top w:w="65" w:type="dxa"/>
+              <w:bottom w:w="65" w:type="dxa"/>
+              <w:left w:w="65" w:type="dxa"/>
+              <w:right w:w="65" w:type="dxa"/>
+            </w:tcMar>
+          </w:tcPr>
+          <w:p>
+            <w:pPr>
+              <w:keepNext w:val="0"/>
+              <w:spacing w:before="0" w:after="60" w:line="252" w:lineRule="auto"/>
+              <w:jc w:val="center"/>
+            </w:pPr>
+            <w:r>
+              <w:rPr>
+                <w:rFonts w:ascii="Arial" w:hAnsi="Arial"/>
+                <w:b w:val="0"/>
+                <w:sz w:val="18"/>
+              </w:rPr>
+              <w:t>C</w:t>
+            </w:r>
+          </w:p>
+        </w:tc>
+        <w:tc>
+          <w:tcPr>
+            <w:tcW w:type="dxa" w:w="1099"/>
+            <w:vAlign w:val="center"/>
+            <w:shd w:fill="F4F7FA"/>
+            <w:tcMar>
+              <w:top w:w="65" w:type="dxa"/>
+              <w:bottom w:w="65" w:type="dxa"/>
+              <w:left w:w="65" w:type="dxa"/>
+              <w:right w:w="65" w:type="dxa"/>
+            </w:tcMar>
+          </w:tcPr>
+          <w:p>
+            <w:pPr>
+              <w:keepNext w:val="0"/>
+              <w:spacing w:before="0" w:after="60" w:line="252" w:lineRule="auto"/>
+              <w:jc w:val="center"/>
+            </w:pPr>
+            <w:r>
+              <w:rPr>
+                <w:rFonts w:ascii="Arial" w:hAnsi="Arial"/>
+                <w:b w:val="0"/>
+                <w:sz w:val="18"/>
+              </w:rPr>
+              <w:t>R</w:t>
+            </w:r>
+          </w:p>
+        </w:tc>
+        <w:tc>
+          <w:tcPr>
+            <w:tcW w:type="dxa" w:w="1099"/>
+            <w:vAlign w:val="center"/>
+            <w:shd w:fill="F4F7FA"/>
+            <w:tcMar>
+              <w:top w:w="65" w:type="dxa"/>
+              <w:bottom w:w="65" w:type="dxa"/>
+              <w:left w:w="65" w:type="dxa"/>
+              <w:right w:w="65" w:type="dxa"/>
+            </w:tcMar>
+          </w:tcPr>
+          <w:p>
+            <w:pPr>
+              <w:keepNext w:val="0"/>
+              <w:spacing w:before="0" w:after="60" w:line="252" w:lineRule="auto"/>
+              <w:jc w:val="center"/>
+            </w:pPr>
+            <w:r>
+              <w:rPr>
+                <w:rFonts w:ascii="Arial" w:hAnsi="Arial"/>
+                <w:b w:val="0"/>
+                <w:sz w:val="18"/>
+              </w:rPr>
+              <w:t>C</w:t>
+            </w:r>
+          </w:p>
+        </w:tc>
+        <w:tc>
+          <w:tcPr>
+            <w:tcW w:type="dxa" w:w="1099"/>
+            <w:vAlign w:val="center"/>
+            <w:shd w:fill="F4F7FA"/>
+            <w:tcMar>
+              <w:top w:w="65" w:type="dxa"/>
+              <w:bottom w:w="65" w:type="dxa"/>
+              <w:left w:w="65" w:type="dxa"/>
+              <w:right w:w="65" w:type="dxa"/>
+            </w:tcMar>
+          </w:tcPr>
+          <w:p>
+            <w:pPr>
+              <w:keepNext w:val="0"/>
+              <w:spacing w:before="0" w:after="60" w:line="252" w:lineRule="auto"/>
+              <w:jc w:val="center"/>
+            </w:pPr>
+            <w:r>
+              <w:rPr>
+                <w:rFonts w:ascii="Arial" w:hAnsi="Arial"/>
+                <w:b w:val="0"/>
+                <w:sz w:val="18"/>
+              </w:rPr>
+              <w:t>C</w:t>
+            </w:r>
+          </w:p>
+        </w:tc>
+        <w:tc>
+          <w:tcPr>
+            <w:tcW w:type="dxa" w:w="1099"/>
+            <w:vAlign w:val="center"/>
+            <w:shd w:fill="F4F7FA"/>
+            <w:tcMar>
+              <w:top w:w="65" w:type="dxa"/>
+              <w:bottom w:w="65" w:type="dxa"/>
+              <w:left w:w="65" w:type="dxa"/>
+              <w:right w:w="65" w:type="dxa"/>
+            </w:tcMar>
+          </w:tcPr>
+          <w:p>
+            <w:pPr>
+              <w:keepNext w:val="0"/>
+              <w:spacing w:before="0" w:after="60" w:line="252" w:lineRule="auto"/>
+              <w:jc w:val="center"/>
+            </w:pPr>
+            <w:r>
+              <w:rPr>
+                <w:rFonts w:ascii="Arial" w:hAnsi="Arial"/>
+                <w:b w:val="0"/>
+                <w:sz w:val="18"/>
+              </w:rPr>
               <w:t>I</w:t>
             </w:r>
           </w:p>
         </w:tc>
         <w:tc>
           <w:tcPr>
-            <w:tcW w:type="dxa" w:w="1656"/>
+            <w:tcW w:type="dxa" w:w="1099"/>
+            <w:vAlign w:val="center"/>
+            <w:shd w:fill="F4F7FA"/>
+            <w:tcMar>
+              <w:top w:w="65" w:type="dxa"/>
+              <w:bottom w:w="65" w:type="dxa"/>
+              <w:left w:w="65" w:type="dxa"/>
+              <w:right w:w="65" w:type="dxa"/>
+            </w:tcMar>
           </w:tcPr>
           <w:p>
+            <w:pPr>
+              <w:keepNext w:val="0"/>
+              <w:spacing w:before="0" w:after="60" w:line="252" w:lineRule="auto"/>
+              <w:jc w:val="center"/>
+            </w:pPr>
             <w:r>
-              <w:t>I</w:t>
+              <w:rPr>
+                <w:rFonts w:ascii="Arial" w:hAnsi="Arial"/>
+                <w:b w:val="0"/>
+                <w:sz w:val="18"/>
+              </w:rPr>
+              <w:t>C</w:t>
             </w:r>
           </w:p>
         </w:tc>
+      </w:tr>
+      <w:tr>
         <w:trPr>
           <w:cantSplit/>
         </w:trPr>
-      </w:tr>
-      <w:tr>
         <w:tc>
           <w:tcPr>
-            <w:tcW w:type="dxa" w:w="1656"/>
+            <w:tcW w:type="dxa" w:w="2240"/>
+            <w:vAlign w:val="center"/>
+            <w:shd w:fill="FFFFFF"/>
+            <w:tcMar>
+              <w:top w:w="65" w:type="dxa"/>
+              <w:bottom w:w="65" w:type="dxa"/>
+              <w:left w:w="65" w:type="dxa"/>
+              <w:right w:w="65" w:type="dxa"/>
+            </w:tcMar>
           </w:tcPr>
           <w:p>
+            <w:pPr>
+              <w:keepNext w:val="0"/>
+              <w:spacing w:before="0" w:after="60" w:line="252" w:lineRule="auto"/>
+            </w:pPr>
             <w:r>
-              <w:t>Security/SecRS</w:t>
+              <w:rPr>
+                <w:rFonts w:ascii="Arial" w:hAnsi="Arial"/>
+                <w:b w:val="0"/>
+                <w:sz w:val="18"/>
+              </w:rPr>
+              <w:t>AuthZ ma trận quyền</w:t>
             </w:r>
           </w:p>
         </w:tc>
         <w:tc>
           <w:tcPr>
-            <w:tcW w:type="dxa" w:w="1656"/>
+            <w:tcW w:type="dxa" w:w="1099"/>
+            <w:vAlign w:val="center"/>
+            <w:shd w:fill="FFFFFF"/>
+            <w:tcMar>
+              <w:top w:w="65" w:type="dxa"/>
+              <w:bottom w:w="65" w:type="dxa"/>
+              <w:left w:w="65" w:type="dxa"/>
+              <w:right w:w="65" w:type="dxa"/>
+            </w:tcMar>
           </w:tcPr>
           <w:p>
+            <w:pPr>
+              <w:keepNext w:val="0"/>
+              <w:spacing w:before="0" w:after="60" w:line="252" w:lineRule="auto"/>
+              <w:jc w:val="center"/>
+            </w:pPr>
             <w:r>
+              <w:rPr>
+                <w:rFonts w:ascii="Arial" w:hAnsi="Arial"/>
+                <w:b w:val="0"/>
+                <w:sz w:val="18"/>
+              </w:rPr>
               <w:t>C</w:t>
             </w:r>
           </w:p>
         </w:tc>
         <w:tc>
           <w:tcPr>
-            <w:tcW w:type="dxa" w:w="1656"/>
+            <w:tcW w:type="dxa" w:w="1099"/>
+            <w:vAlign w:val="center"/>
+            <w:shd w:fill="FFFFFF"/>
+            <w:tcMar>
+              <w:top w:w="65" w:type="dxa"/>
+              <w:bottom w:w="65" w:type="dxa"/>
+              <w:left w:w="65" w:type="dxa"/>
+              <w:right w:w="65" w:type="dxa"/>
+            </w:tcMar>
           </w:tcPr>
           <w:p>
+            <w:pPr>
+              <w:keepNext w:val="0"/>
+              <w:spacing w:before="0" w:after="60" w:line="252" w:lineRule="auto"/>
+              <w:jc w:val="center"/>
+            </w:pPr>
             <w:r>
+              <w:rPr>
+                <w:rFonts w:ascii="Arial" w:hAnsi="Arial"/>
+                <w:b w:val="0"/>
+                <w:sz w:val="18"/>
+              </w:rPr>
+              <w:t>C</w:t>
+            </w:r>
+          </w:p>
+        </w:tc>
+        <w:tc>
+          <w:tcPr>
+            <w:tcW w:type="dxa" w:w="1099"/>
+            <w:vAlign w:val="center"/>
+            <w:shd w:fill="FFFFFF"/>
+            <w:tcMar>
+              <w:top w:w="65" w:type="dxa"/>
+              <w:bottom w:w="65" w:type="dxa"/>
+              <w:left w:w="65" w:type="dxa"/>
+              <w:right w:w="65" w:type="dxa"/>
+            </w:tcMar>
+          </w:tcPr>
+          <w:p>
+            <w:pPr>
+              <w:keepNext w:val="0"/>
+              <w:spacing w:before="0" w:after="60" w:line="252" w:lineRule="auto"/>
+              <w:jc w:val="center"/>
+            </w:pPr>
+            <w:r>
+              <w:rPr>
+                <w:rFonts w:ascii="Arial" w:hAnsi="Arial"/>
+                <w:b w:val="0"/>
+                <w:sz w:val="18"/>
+              </w:rPr>
+              <w:t>C</w:t>
+            </w:r>
+          </w:p>
+        </w:tc>
+        <w:tc>
+          <w:tcPr>
+            <w:tcW w:type="dxa" w:w="1099"/>
+            <w:vAlign w:val="center"/>
+            <w:shd w:fill="FFFFFF"/>
+            <w:tcMar>
+              <w:top w:w="65" w:type="dxa"/>
+              <w:bottom w:w="65" w:type="dxa"/>
+              <w:left w:w="65" w:type="dxa"/>
+              <w:right w:w="65" w:type="dxa"/>
+            </w:tcMar>
+          </w:tcPr>
+          <w:p>
+            <w:pPr>
+              <w:keepNext w:val="0"/>
+              <w:spacing w:before="0" w:after="60" w:line="252" w:lineRule="auto"/>
+              <w:jc w:val="center"/>
+            </w:pPr>
+            <w:r>
+              <w:rPr>
+                <w:rFonts w:ascii="Arial" w:hAnsi="Arial"/>
+                <w:b w:val="0"/>
+                <w:sz w:val="18"/>
+              </w:rPr>
+              <w:t>A</w:t>
+            </w:r>
+          </w:p>
+        </w:tc>
+        <w:tc>
+          <w:tcPr>
+            <w:tcW w:type="dxa" w:w="1099"/>
+            <w:vAlign w:val="center"/>
+            <w:shd w:fill="FFFFFF"/>
+            <w:tcMar>
+              <w:top w:w="65" w:type="dxa"/>
+              <w:bottom w:w="65" w:type="dxa"/>
+              <w:left w:w="65" w:type="dxa"/>
+              <w:right w:w="65" w:type="dxa"/>
+            </w:tcMar>
+          </w:tcPr>
+          <w:p>
+            <w:pPr>
+              <w:keepNext w:val="0"/>
+              <w:spacing w:before="0" w:after="60" w:line="252" w:lineRule="auto"/>
+              <w:jc w:val="center"/>
+            </w:pPr>
+            <w:r>
+              <w:rPr>
+                <w:rFonts w:ascii="Arial" w:hAnsi="Arial"/>
+                <w:b w:val="0"/>
+                <w:sz w:val="18"/>
+              </w:rPr>
+              <w:t>R</w:t>
+            </w:r>
+          </w:p>
+        </w:tc>
+        <w:tc>
+          <w:tcPr>
+            <w:tcW w:type="dxa" w:w="1099"/>
+            <w:vAlign w:val="center"/>
+            <w:shd w:fill="FFFFFF"/>
+            <w:tcMar>
+              <w:top w:w="65" w:type="dxa"/>
+              <w:bottom w:w="65" w:type="dxa"/>
+              <w:left w:w="65" w:type="dxa"/>
+              <w:right w:w="65" w:type="dxa"/>
+            </w:tcMar>
+          </w:tcPr>
+          <w:p>
+            <w:pPr>
+              <w:keepNext w:val="0"/>
+              <w:spacing w:before="0" w:after="60" w:line="252" w:lineRule="auto"/>
+              <w:jc w:val="center"/>
+            </w:pPr>
+            <w:r>
+              <w:rPr>
+                <w:rFonts w:ascii="Arial" w:hAnsi="Arial"/>
+                <w:b w:val="0"/>
+                <w:sz w:val="18"/>
+              </w:rPr>
+              <w:t>C</w:t>
+            </w:r>
+          </w:p>
+        </w:tc>
+        <w:tc>
+          <w:tcPr>
+            <w:tcW w:type="dxa" w:w="1099"/>
+            <w:vAlign w:val="center"/>
+            <w:shd w:fill="FFFFFF"/>
+            <w:tcMar>
+              <w:top w:w="65" w:type="dxa"/>
+              <w:bottom w:w="65" w:type="dxa"/>
+              <w:left w:w="65" w:type="dxa"/>
+              <w:right w:w="65" w:type="dxa"/>
+            </w:tcMar>
+          </w:tcPr>
+          <w:p>
+            <w:pPr>
+              <w:keepNext w:val="0"/>
+              <w:spacing w:before="0" w:after="60" w:line="252" w:lineRule="auto"/>
+              <w:jc w:val="center"/>
+            </w:pPr>
+            <w:r>
+              <w:rPr>
+                <w:rFonts w:ascii="Arial" w:hAnsi="Arial"/>
+                <w:b w:val="0"/>
+                <w:sz w:val="18"/>
+              </w:rPr>
+              <w:t>I</w:t>
+            </w:r>
+          </w:p>
+        </w:tc>
+      </w:tr>
+      <w:tr>
+        <w:trPr>
+          <w:cantSplit/>
+        </w:trPr>
+        <w:tc>
+          <w:tcPr>
+            <w:tcW w:type="dxa" w:w="2240"/>
+            <w:vAlign w:val="center"/>
+            <w:shd w:fill="F4F7FA"/>
+            <w:tcMar>
+              <w:top w:w="65" w:type="dxa"/>
+              <w:bottom w:w="65" w:type="dxa"/>
+              <w:left w:w="65" w:type="dxa"/>
+              <w:right w:w="65" w:type="dxa"/>
+            </w:tcMar>
+          </w:tcPr>
+          <w:p>
+            <w:pPr>
+              <w:keepNext w:val="0"/>
+              <w:spacing w:before="0" w:after="60" w:line="252" w:lineRule="auto"/>
+            </w:pPr>
+            <w:r>
+              <w:rPr>
+                <w:rFonts w:ascii="Arial" w:hAnsi="Arial"/>
+                <w:b w:val="0"/>
+                <w:sz w:val="18"/>
+              </w:rPr>
+              <w:t>Audit và Monitoring</w:t>
+            </w:r>
+          </w:p>
+        </w:tc>
+        <w:tc>
+          <w:tcPr>
+            <w:tcW w:type="dxa" w:w="1099"/>
+            <w:vAlign w:val="center"/>
+            <w:shd w:fill="F4F7FA"/>
+            <w:tcMar>
+              <w:top w:w="65" w:type="dxa"/>
+              <w:bottom w:w="65" w:type="dxa"/>
+              <w:left w:w="65" w:type="dxa"/>
+              <w:right w:w="65" w:type="dxa"/>
+            </w:tcMar>
+          </w:tcPr>
+          <w:p>
+            <w:pPr>
+              <w:keepNext w:val="0"/>
+              <w:spacing w:before="0" w:after="60" w:line="252" w:lineRule="auto"/>
+              <w:jc w:val="center"/>
+            </w:pPr>
+            <w:r>
+              <w:rPr>
+                <w:rFonts w:ascii="Arial" w:hAnsi="Arial"/>
+                <w:b w:val="0"/>
+                <w:sz w:val="18"/>
+              </w:rPr>
+              <w:t>C</w:t>
+            </w:r>
+          </w:p>
+        </w:tc>
+        <w:tc>
+          <w:tcPr>
+            <w:tcW w:type="dxa" w:w="1099"/>
+            <w:vAlign w:val="center"/>
+            <w:shd w:fill="F4F7FA"/>
+            <w:tcMar>
+              <w:top w:w="65" w:type="dxa"/>
+              <w:bottom w:w="65" w:type="dxa"/>
+              <w:left w:w="65" w:type="dxa"/>
+              <w:right w:w="65" w:type="dxa"/>
+            </w:tcMar>
+          </w:tcPr>
+          <w:p>
+            <w:pPr>
+              <w:keepNext w:val="0"/>
+              <w:spacing w:before="0" w:after="60" w:line="252" w:lineRule="auto"/>
+              <w:jc w:val="center"/>
+            </w:pPr>
+            <w:r>
+              <w:rPr>
+                <w:rFonts w:ascii="Arial" w:hAnsi="Arial"/>
+                <w:b w:val="0"/>
+                <w:sz w:val="18"/>
+              </w:rPr>
+              <w:t>C</w:t>
+            </w:r>
+          </w:p>
+        </w:tc>
+        <w:tc>
+          <w:tcPr>
+            <w:tcW w:type="dxa" w:w="1099"/>
+            <w:vAlign w:val="center"/>
+            <w:shd w:fill="F4F7FA"/>
+            <w:tcMar>
+              <w:top w:w="65" w:type="dxa"/>
+              <w:bottom w:w="65" w:type="dxa"/>
+              <w:left w:w="65" w:type="dxa"/>
+              <w:right w:w="65" w:type="dxa"/>
+            </w:tcMar>
+          </w:tcPr>
+          <w:p>
+            <w:pPr>
+              <w:keepNext w:val="0"/>
+              <w:spacing w:before="0" w:after="60" w:line="252" w:lineRule="auto"/>
+              <w:jc w:val="center"/>
+            </w:pPr>
+            <w:r>
+              <w:rPr>
+                <w:rFonts w:ascii="Arial" w:hAnsi="Arial"/>
+                <w:b w:val="0"/>
+                <w:sz w:val="18"/>
+              </w:rPr>
               <w:t>I</w:t>
             </w:r>
           </w:p>
         </w:tc>
         <w:tc>
           <w:tcPr>
-            <w:tcW w:type="dxa" w:w="1656"/>
+            <w:tcW w:type="dxa" w:w="1099"/>
+            <w:vAlign w:val="center"/>
+            <w:shd w:fill="F4F7FA"/>
+            <w:tcMar>
+              <w:top w:w="65" w:type="dxa"/>
+              <w:bottom w:w="65" w:type="dxa"/>
+              <w:left w:w="65" w:type="dxa"/>
+              <w:right w:w="65" w:type="dxa"/>
+            </w:tcMar>
           </w:tcPr>
           <w:p>
+            <w:pPr>
+              <w:keepNext w:val="0"/>
+              <w:spacing w:before="0" w:after="60" w:line="252" w:lineRule="auto"/>
+              <w:jc w:val="center"/>
+            </w:pPr>
             <w:r>
-              <w:t>I</w:t>
+              <w:rPr>
+                <w:rFonts w:ascii="Arial" w:hAnsi="Arial"/>
+                <w:b w:val="0"/>
+                <w:sz w:val="18"/>
+              </w:rPr>
+              <w:t>A</w:t>
             </w:r>
           </w:p>
         </w:tc>
         <w:tc>
           <w:tcPr>
-            <w:tcW w:type="dxa" w:w="1656"/>
+            <w:tcW w:type="dxa" w:w="1099"/>
+            <w:vAlign w:val="center"/>
+            <w:shd w:fill="F4F7FA"/>
+            <w:tcMar>
+              <w:top w:w="65" w:type="dxa"/>
+              <w:bottom w:w="65" w:type="dxa"/>
+              <w:left w:w="65" w:type="dxa"/>
+              <w:right w:w="65" w:type="dxa"/>
+            </w:tcMar>
           </w:tcPr>
           <w:p>
+            <w:pPr>
+              <w:keepNext w:val="0"/>
+              <w:spacing w:before="0" w:after="60" w:line="252" w:lineRule="auto"/>
+              <w:jc w:val="center"/>
+            </w:pPr>
             <w:r>
+              <w:rPr>
+                <w:rFonts w:ascii="Arial" w:hAnsi="Arial"/>
+                <w:b w:val="0"/>
+                <w:sz w:val="18"/>
+              </w:rPr>
+              <w:t>C</w:t>
+            </w:r>
+          </w:p>
+        </w:tc>
+        <w:tc>
+          <w:tcPr>
+            <w:tcW w:type="dxa" w:w="1099"/>
+            <w:vAlign w:val="center"/>
+            <w:shd w:fill="F4F7FA"/>
+            <w:tcMar>
+              <w:top w:w="65" w:type="dxa"/>
+              <w:bottom w:w="65" w:type="dxa"/>
+              <w:left w:w="65" w:type="dxa"/>
+              <w:right w:w="65" w:type="dxa"/>
+            </w:tcMar>
+          </w:tcPr>
+          <w:p>
+            <w:pPr>
+              <w:keepNext w:val="0"/>
+              <w:spacing w:before="0" w:after="60" w:line="252" w:lineRule="auto"/>
+              <w:jc w:val="center"/>
+            </w:pPr>
+            <w:r>
+              <w:rPr>
+                <w:rFonts w:ascii="Arial" w:hAnsi="Arial"/>
+                <w:b w:val="0"/>
+                <w:sz w:val="18"/>
+              </w:rPr>
               <w:t>R</w:t>
             </w:r>
           </w:p>
         </w:tc>
         <w:tc>
           <w:tcPr>
-            <w:tcW w:type="dxa" w:w="1656"/>
+            <w:tcW w:type="dxa" w:w="1099"/>
+            <w:vAlign w:val="center"/>
+            <w:shd w:fill="F4F7FA"/>
+            <w:tcMar>
+              <w:top w:w="65" w:type="dxa"/>
+              <w:bottom w:w="65" w:type="dxa"/>
+              <w:left w:w="65" w:type="dxa"/>
+              <w:right w:w="65" w:type="dxa"/>
+            </w:tcMar>
           </w:tcPr>
           <w:p>
+            <w:pPr>
+              <w:keepNext w:val="0"/>
+              <w:spacing w:before="0" w:after="60" w:line="252" w:lineRule="auto"/>
+              <w:jc w:val="center"/>
+            </w:pPr>
             <w:r>
-              <w:t>A</w:t>
+              <w:rPr>
+                <w:rFonts w:ascii="Arial" w:hAnsi="Arial"/>
+                <w:b w:val="0"/>
+                <w:sz w:val="18"/>
+              </w:rPr>
+              <w:t>C</w:t>
             </w:r>
           </w:p>
         </w:tc>
+      </w:tr>
+      <w:tr>
         <w:trPr>
           <w:cantSplit/>
         </w:trPr>
-      </w:tr>
-      <w:tr>
         <w:tc>
           <w:tcPr>
-            <w:tcW w:type="dxa" w:w="1656"/>
+            <w:tcW w:type="dxa" w:w="2240"/>
+            <w:vAlign w:val="center"/>
+            <w:shd w:fill="FFFFFF"/>
+            <w:tcMar>
+              <w:top w:w="65" w:type="dxa"/>
+              <w:bottom w:w="65" w:type="dxa"/>
+              <w:left w:w="65" w:type="dxa"/>
+              <w:right w:w="65" w:type="dxa"/>
+            </w:tcMar>
           </w:tcPr>
           <w:p>
+            <w:pPr>
+              <w:keepNext w:val="0"/>
+              <w:spacing w:before="0" w:after="60" w:line="252" w:lineRule="auto"/>
+            </w:pPr>
             <w:r>
-              <w:t>API/Frontend</w:t>
+              <w:rPr>
+                <w:rFonts w:ascii="Arial" w:hAnsi="Arial"/>
+                <w:b w:val="0"/>
+                <w:sz w:val="18"/>
+              </w:rPr>
+              <w:t>Deployment hardening</w:t>
             </w:r>
           </w:p>
         </w:tc>
         <w:tc>
           <w:tcPr>
-            <w:tcW w:type="dxa" w:w="1656"/>
+            <w:tcW w:type="dxa" w:w="1099"/>
+            <w:vAlign w:val="center"/>
+            <w:shd w:fill="FFFFFF"/>
+            <w:tcMar>
+              <w:top w:w="65" w:type="dxa"/>
+              <w:bottom w:w="65" w:type="dxa"/>
+              <w:left w:w="65" w:type="dxa"/>
+              <w:right w:w="65" w:type="dxa"/>
+            </w:tcMar>
           </w:tcPr>
           <w:p>
+            <w:pPr>
+              <w:keepNext w:val="0"/>
+              <w:spacing w:before="0" w:after="60" w:line="252" w:lineRule="auto"/>
+              <w:jc w:val="center"/>
+            </w:pPr>
             <w:r>
+              <w:rPr>
+                <w:rFonts w:ascii="Arial" w:hAnsi="Arial"/>
+                <w:b w:val="0"/>
+                <w:sz w:val="18"/>
+              </w:rPr>
               <w:t>C</w:t>
             </w:r>
           </w:p>
         </w:tc>
         <w:tc>
           <w:tcPr>
-            <w:tcW w:type="dxa" w:w="1656"/>
+            <w:tcW w:type="dxa" w:w="1099"/>
+            <w:vAlign w:val="center"/>
+            <w:shd w:fill="FFFFFF"/>
+            <w:tcMar>
+              <w:top w:w="65" w:type="dxa"/>
+              <w:bottom w:w="65" w:type="dxa"/>
+              <w:left w:w="65" w:type="dxa"/>
+              <w:right w:w="65" w:type="dxa"/>
+            </w:tcMar>
           </w:tcPr>
           <w:p>
+            <w:pPr>
+              <w:keepNext w:val="0"/>
+              <w:spacing w:before="0" w:after="60" w:line="252" w:lineRule="auto"/>
+              <w:jc w:val="center"/>
+            </w:pPr>
             <w:r>
+              <w:rPr>
+                <w:rFonts w:ascii="Arial" w:hAnsi="Arial"/>
+                <w:b w:val="0"/>
+                <w:sz w:val="18"/>
+              </w:rPr>
+              <w:t>C</w:t>
+            </w:r>
+          </w:p>
+        </w:tc>
+        <w:tc>
+          <w:tcPr>
+            <w:tcW w:type="dxa" w:w="1099"/>
+            <w:vAlign w:val="center"/>
+            <w:shd w:fill="FFFFFF"/>
+            <w:tcMar>
+              <w:top w:w="65" w:type="dxa"/>
+              <w:bottom w:w="65" w:type="dxa"/>
+              <w:left w:w="65" w:type="dxa"/>
+              <w:right w:w="65" w:type="dxa"/>
+            </w:tcMar>
+          </w:tcPr>
+          <w:p>
+            <w:pPr>
+              <w:keepNext w:val="0"/>
+              <w:spacing w:before="0" w:after="60" w:line="252" w:lineRule="auto"/>
+              <w:jc w:val="center"/>
+            </w:pPr>
+            <w:r>
+              <w:rPr>
+                <w:rFonts w:ascii="Arial" w:hAnsi="Arial"/>
+                <w:b w:val="0"/>
+                <w:sz w:val="18"/>
+              </w:rPr>
               <w:t>R</w:t>
             </w:r>
           </w:p>
         </w:tc>
         <w:tc>
           <w:tcPr>
-            <w:tcW w:type="dxa" w:w="1656"/>
+            <w:tcW w:type="dxa" w:w="1099"/>
+            <w:vAlign w:val="center"/>
+            <w:shd w:fill="FFFFFF"/>
+            <w:tcMar>
+              <w:top w:w="65" w:type="dxa"/>
+              <w:bottom w:w="65" w:type="dxa"/>
+              <w:left w:w="65" w:type="dxa"/>
+              <w:right w:w="65" w:type="dxa"/>
+            </w:tcMar>
           </w:tcPr>
           <w:p>
+            <w:pPr>
+              <w:keepNext w:val="0"/>
+              <w:spacing w:before="0" w:after="60" w:line="252" w:lineRule="auto"/>
+              <w:jc w:val="center"/>
+            </w:pPr>
             <w:r>
-              <w:t>R</w:t>
+              <w:rPr>
+                <w:rFonts w:ascii="Arial" w:hAnsi="Arial"/>
+                <w:b w:val="0"/>
+                <w:sz w:val="18"/>
+              </w:rPr>
+              <w:t>A</w:t>
             </w:r>
           </w:p>
         </w:tc>
         <w:tc>
           <w:tcPr>
-            <w:tcW w:type="dxa" w:w="1656"/>
+            <w:tcW w:type="dxa" w:w="1099"/>
+            <w:vAlign w:val="center"/>
+            <w:shd w:fill="FFFFFF"/>
+            <w:tcMar>
+              <w:top w:w="65" w:type="dxa"/>
+              <w:bottom w:w="65" w:type="dxa"/>
+              <w:left w:w="65" w:type="dxa"/>
+              <w:right w:w="65" w:type="dxa"/>
+            </w:tcMar>
           </w:tcPr>
           <w:p>
+            <w:pPr>
+              <w:keepNext w:val="0"/>
+              <w:spacing w:before="0" w:after="60" w:line="252" w:lineRule="auto"/>
+              <w:jc w:val="center"/>
+            </w:pPr>
             <w:r>
+              <w:rPr>
+                <w:rFonts w:ascii="Arial" w:hAnsi="Arial"/>
+                <w:b w:val="0"/>
+                <w:sz w:val="18"/>
+              </w:rPr>
               <w:t>C</w:t>
             </w:r>
           </w:p>
         </w:tc>
         <w:tc>
           <w:tcPr>
-            <w:tcW w:type="dxa" w:w="1656"/>
+            <w:tcW w:type="dxa" w:w="1099"/>
+            <w:vAlign w:val="center"/>
+            <w:shd w:fill="FFFFFF"/>
+            <w:tcMar>
+              <w:top w:w="65" w:type="dxa"/>
+              <w:bottom w:w="65" w:type="dxa"/>
+              <w:left w:w="65" w:type="dxa"/>
+              <w:right w:w="65" w:type="dxa"/>
+            </w:tcMar>
           </w:tcPr>
           <w:p>
+            <w:pPr>
+              <w:keepNext w:val="0"/>
+              <w:spacing w:before="0" w:after="60" w:line="252" w:lineRule="auto"/>
+              <w:jc w:val="center"/>
+            </w:pPr>
             <w:r>
+              <w:rPr>
+                <w:rFonts w:ascii="Arial" w:hAnsi="Arial"/>
+                <w:b w:val="0"/>
+                <w:sz w:val="18"/>
+              </w:rPr>
               <w:t>C</w:t>
-            </w:r>
-          </w:p>
-        </w:tc>
-        <w:trPr>
-          <w:cantSplit/>
-        </w:trPr>
-      </w:tr>
-      <w:tr>
-        <w:tc>
-          <w:tcPr>
-            <w:tcW w:type="dxa" w:w="1656"/>
-          </w:tcPr>
-          <w:p>
-            <w:r>
-              <w:t>Testing/Integration</w:t>
             </w:r>
           </w:p>
         </w:tc>
         <w:tc>
           <w:tcPr>
-            <w:tcW w:type="dxa" w:w="1656"/>
+            <w:tcW w:type="dxa" w:w="1099"/>
+            <w:vAlign w:val="center"/>
+            <w:shd w:fill="FFFFFF"/>
+            <w:tcMar>
+              <w:top w:w="65" w:type="dxa"/>
+              <w:bottom w:w="65" w:type="dxa"/>
+              <w:left w:w="65" w:type="dxa"/>
+              <w:right w:w="65" w:type="dxa"/>
+            </w:tcMar>
           </w:tcPr>
           <w:p>
+            <w:pPr>
+              <w:keepNext w:val="0"/>
+              <w:spacing w:before="0" w:after="60" w:line="252" w:lineRule="auto"/>
+              <w:jc w:val="center"/>
+            </w:pPr>
             <w:r>
+              <w:rPr>
+                <w:rFonts w:ascii="Arial" w:hAnsi="Arial"/>
+                <w:b w:val="0"/>
+                <w:sz w:val="18"/>
+              </w:rPr>
               <w:t>R</w:t>
+            </w:r>
+          </w:p>
+        </w:tc>
+      </w:tr>
+      <w:tr>
+        <w:trPr>
+          <w:cantSplit/>
+        </w:trPr>
+        <w:tc>
+          <w:tcPr>
+            <w:tcW w:type="dxa" w:w="2240"/>
+            <w:vAlign w:val="center"/>
+            <w:shd w:fill="F4F7FA"/>
+            <w:tcMar>
+              <w:top w:w="65" w:type="dxa"/>
+              <w:bottom w:w="65" w:type="dxa"/>
+              <w:left w:w="65" w:type="dxa"/>
+              <w:right w:w="65" w:type="dxa"/>
+            </w:tcMar>
+          </w:tcPr>
+          <w:p>
+            <w:pPr>
+              <w:keepNext w:val="0"/>
+              <w:spacing w:before="0" w:after="60" w:line="252" w:lineRule="auto"/>
+            </w:pPr>
+            <w:r>
+              <w:rPr>
+                <w:rFonts w:ascii="Arial" w:hAnsi="Arial"/>
+                <w:b w:val="0"/>
+                <w:sz w:val="18"/>
+              </w:rPr>
+              <w:t>Gộp hồ sơ Review 1</w:t>
             </w:r>
           </w:p>
         </w:tc>
         <w:tc>
           <w:tcPr>
-            <w:tcW w:type="dxa" w:w="1656"/>
+            <w:tcW w:type="dxa" w:w="1099"/>
+            <w:vAlign w:val="center"/>
+            <w:shd w:fill="F4F7FA"/>
+            <w:tcMar>
+              <w:top w:w="65" w:type="dxa"/>
+              <w:bottom w:w="65" w:type="dxa"/>
+              <w:left w:w="65" w:type="dxa"/>
+              <w:right w:w="65" w:type="dxa"/>
+            </w:tcMar>
           </w:tcPr>
           <w:p>
+            <w:pPr>
+              <w:keepNext w:val="0"/>
+              <w:spacing w:before="0" w:after="60" w:line="252" w:lineRule="auto"/>
+              <w:jc w:val="center"/>
+            </w:pPr>
             <w:r>
-              <w:t>R</w:t>
+              <w:rPr>
+                <w:rFonts w:ascii="Arial" w:hAnsi="Arial"/>
+                <w:b w:val="0"/>
+                <w:sz w:val="18"/>
+              </w:rPr>
+              <w:t>C</w:t>
             </w:r>
           </w:p>
         </w:tc>
         <w:tc>
           <w:tcPr>
-            <w:tcW w:type="dxa" w:w="1656"/>
+            <w:tcW w:type="dxa" w:w="1099"/>
+            <w:vAlign w:val="center"/>
+            <w:shd w:fill="F4F7FA"/>
+            <w:tcMar>
+              <w:top w:w="65" w:type="dxa"/>
+              <w:bottom w:w="65" w:type="dxa"/>
+              <w:left w:w="65" w:type="dxa"/>
+              <w:right w:w="65" w:type="dxa"/>
+            </w:tcMar>
           </w:tcPr>
           <w:p>
+            <w:pPr>
+              <w:keepNext w:val="0"/>
+              <w:spacing w:before="0" w:after="60" w:line="252" w:lineRule="auto"/>
+              <w:jc w:val="center"/>
+            </w:pPr>
             <w:r>
-              <w:t>R</w:t>
+              <w:rPr>
+                <w:rFonts w:ascii="Arial" w:hAnsi="Arial"/>
+                <w:b w:val="0"/>
+                <w:sz w:val="18"/>
+              </w:rPr>
+              <w:t>C</w:t>
             </w:r>
           </w:p>
         </w:tc>
         <w:tc>
           <w:tcPr>
-            <w:tcW w:type="dxa" w:w="1656"/>
+            <w:tcW w:type="dxa" w:w="1099"/>
+            <w:vAlign w:val="center"/>
+            <w:shd w:fill="F4F7FA"/>
+            <w:tcMar>
+              <w:top w:w="65" w:type="dxa"/>
+              <w:bottom w:w="65" w:type="dxa"/>
+              <w:left w:w="65" w:type="dxa"/>
+              <w:right w:w="65" w:type="dxa"/>
+            </w:tcMar>
           </w:tcPr>
           <w:p>
+            <w:pPr>
+              <w:keepNext w:val="0"/>
+              <w:spacing w:before="0" w:after="60" w:line="252" w:lineRule="auto"/>
+              <w:jc w:val="center"/>
+            </w:pPr>
             <w:r>
-              <w:t>R</w:t>
+              <w:rPr>
+                <w:rFonts w:ascii="Arial" w:hAnsi="Arial"/>
+                <w:b w:val="0"/>
+                <w:sz w:val="18"/>
+              </w:rPr>
+              <w:t>C</w:t>
             </w:r>
           </w:p>
         </w:tc>
         <w:tc>
           <w:tcPr>
-            <w:tcW w:type="dxa" w:w="1656"/>
+            <w:tcW w:type="dxa" w:w="1099"/>
+            <w:vAlign w:val="center"/>
+            <w:shd w:fill="F4F7FA"/>
+            <w:tcMar>
+              <w:top w:w="65" w:type="dxa"/>
+              <w:bottom w:w="65" w:type="dxa"/>
+              <w:left w:w="65" w:type="dxa"/>
+              <w:right w:w="65" w:type="dxa"/>
+            </w:tcMar>
           </w:tcPr>
           <w:p>
+            <w:pPr>
+              <w:keepNext w:val="0"/>
+              <w:spacing w:before="0" w:after="60" w:line="252" w:lineRule="auto"/>
+              <w:jc w:val="center"/>
+            </w:pPr>
             <w:r>
-              <w:t>R</w:t>
+              <w:rPr>
+                <w:rFonts w:ascii="Arial" w:hAnsi="Arial"/>
+                <w:b w:val="0"/>
+                <w:sz w:val="18"/>
+              </w:rPr>
+              <w:t>A/R</w:t>
             </w:r>
           </w:p>
         </w:tc>
-        <w:trPr>
-          <w:cantSplit/>
-        </w:trPr>
+        <w:tc>
+          <w:tcPr>
+            <w:tcW w:type="dxa" w:w="1099"/>
+            <w:vAlign w:val="center"/>
+            <w:shd w:fill="F4F7FA"/>
+            <w:tcMar>
+              <w:top w:w="65" w:type="dxa"/>
+              <w:bottom w:w="65" w:type="dxa"/>
+              <w:left w:w="65" w:type="dxa"/>
+              <w:right w:w="65" w:type="dxa"/>
+            </w:tcMar>
+          </w:tcPr>
+          <w:p>
+            <w:pPr>
+              <w:keepNext w:val="0"/>
+              <w:spacing w:before="0" w:after="60" w:line="252" w:lineRule="auto"/>
+              <w:jc w:val="center"/>
+            </w:pPr>
+            <w:r>
+              <w:rPr>
+                <w:rFonts w:ascii="Arial" w:hAnsi="Arial"/>
+                <w:b w:val="0"/>
+                <w:sz w:val="18"/>
+              </w:rPr>
+              <w:t>C</w:t>
+            </w:r>
+          </w:p>
+        </w:tc>
+        <w:tc>
+          <w:tcPr>
+            <w:tcW w:type="dxa" w:w="1099"/>
+            <w:vAlign w:val="center"/>
+            <w:shd w:fill="F4F7FA"/>
+            <w:tcMar>
+              <w:top w:w="65" w:type="dxa"/>
+              <w:bottom w:w="65" w:type="dxa"/>
+              <w:left w:w="65" w:type="dxa"/>
+              <w:right w:w="65" w:type="dxa"/>
+            </w:tcMar>
+          </w:tcPr>
+          <w:p>
+            <w:pPr>
+              <w:keepNext w:val="0"/>
+              <w:spacing w:before="0" w:after="60" w:line="252" w:lineRule="auto"/>
+              <w:jc w:val="center"/>
+            </w:pPr>
+            <w:r>
+              <w:rPr>
+                <w:rFonts w:ascii="Arial" w:hAnsi="Arial"/>
+                <w:b w:val="0"/>
+                <w:sz w:val="18"/>
+              </w:rPr>
+              <w:t>C</w:t>
+            </w:r>
+          </w:p>
+        </w:tc>
+        <w:tc>
+          <w:tcPr>
+            <w:tcW w:type="dxa" w:w="1099"/>
+            <w:vAlign w:val="center"/>
+            <w:shd w:fill="F4F7FA"/>
+            <w:tcMar>
+              <w:top w:w="65" w:type="dxa"/>
+              <w:bottom w:w="65" w:type="dxa"/>
+              <w:left w:w="65" w:type="dxa"/>
+              <w:right w:w="65" w:type="dxa"/>
+            </w:tcMar>
+          </w:tcPr>
+          <w:p>
+            <w:pPr>
+              <w:keepNext w:val="0"/>
+              <w:spacing w:before="0" w:after="60" w:line="252" w:lineRule="auto"/>
+              <w:jc w:val="center"/>
+            </w:pPr>
+            <w:r>
+              <w:rPr>
+                <w:rFonts w:ascii="Arial" w:hAnsi="Arial"/>
+                <w:b w:val="0"/>
+                <w:sz w:val="18"/>
+              </w:rPr>
+              <w:t>C</w:t>
+            </w:r>
+          </w:p>
+        </w:tc>
       </w:tr>
     </w:tbl>
     <w:p/>
     <w:p>
       <w:pPr>
         <w:pStyle w:val="Heading1"/>
+        <w:pageBreakBefore/>
       </w:pPr>
       <w:r>
         <w:t>2. Weekly Sprint Tracker</w:t>
@@ -661,569 +2356,1377 @@
         <w:tblStyle w:val="TableGrid"/>
         <w:tblW w:type="auto" w:w="0"/>
         <w:jc w:val="center"/>
+        <w:tblLayout w:type="fixed"/>
         <w:tblLook w:firstColumn="1" w:firstRow="1" w:lastColumn="0" w:lastRow="0" w:noHBand="0" w:noVBand="1" w:val="04A0"/>
       </w:tblPr>
       <w:tblGrid>
-        <w:gridCol w:w="1656"/>
-        <w:gridCol w:w="1656"/>
-        <w:gridCol w:w="1656"/>
-        <w:gridCol w:w="1656"/>
-        <w:gridCol w:w="1656"/>
-        <w:gridCol w:w="1656"/>
+        <w:gridCol w:w="580"/>
+        <w:gridCol w:w="1520"/>
+        <w:gridCol w:w="2120"/>
+        <w:gridCol w:w="2200"/>
+        <w:gridCol w:w="2080"/>
+        <w:gridCol w:w="1436"/>
       </w:tblGrid>
       <w:tr>
+        <w:trPr>
+          <w:cantSplit/>
+          <w:tblHeader/>
+        </w:trPr>
         <w:tc>
           <w:tcPr>
-            <w:tcW w:type="dxa" w:w="1656"/>
+            <w:tcW w:type="dxa" w:w="580"/>
             <w:shd w:fill="DDEAF3"/>
+            <w:vAlign w:val="center"/>
+            <w:tcMar>
+              <w:top w:w="65" w:type="dxa"/>
+              <w:bottom w:w="65" w:type="dxa"/>
+              <w:left w:w="65" w:type="dxa"/>
+              <w:right w:w="65" w:type="dxa"/>
+            </w:tcMar>
           </w:tcPr>
           <w:p>
             <w:pPr>
-              <w:keepNext/>
+              <w:keepNext w:val="0"/>
+              <w:spacing w:before="0" w:after="60" w:line="252" w:lineRule="auto"/>
             </w:pPr>
             <w:r>
-              <w:t>Week</w:t>
+              <w:rPr>
+                <w:rFonts w:ascii="Arial" w:hAnsi="Arial"/>
+                <w:b/>
+                <w:sz w:val="18"/>
+              </w:rPr>
+              <w:t>Tuần</w:t>
             </w:r>
           </w:p>
         </w:tc>
         <w:tc>
           <w:tcPr>
-            <w:tcW w:type="dxa" w:w="1656"/>
+            <w:tcW w:type="dxa" w:w="1520"/>
             <w:shd w:fill="DDEAF3"/>
+            <w:vAlign w:val="center"/>
+            <w:tcMar>
+              <w:top w:w="65" w:type="dxa"/>
+              <w:bottom w:w="65" w:type="dxa"/>
+              <w:left w:w="65" w:type="dxa"/>
+              <w:right w:w="65" w:type="dxa"/>
+            </w:tcMar>
           </w:tcPr>
           <w:p>
             <w:pPr>
-              <w:keepNext/>
+              <w:keepNext w:val="0"/>
+              <w:spacing w:before="0" w:after="60" w:line="252" w:lineRule="auto"/>
             </w:pPr>
             <w:r>
-              <w:t>Milestones</w:t>
+              <w:rPr>
+                <w:rFonts w:ascii="Arial" w:hAnsi="Arial"/>
+                <w:b/>
+                <w:sz w:val="18"/>
+              </w:rPr>
+              <w:t>Mốc</w:t>
             </w:r>
           </w:p>
         </w:tc>
         <w:tc>
           <w:tcPr>
-            <w:tcW w:type="dxa" w:w="1656"/>
+            <w:tcW w:type="dxa" w:w="2120"/>
             <w:shd w:fill="DDEAF3"/>
+            <w:vAlign w:val="center"/>
+            <w:tcMar>
+              <w:top w:w="65" w:type="dxa"/>
+              <w:bottom w:w="65" w:type="dxa"/>
+              <w:left w:w="65" w:type="dxa"/>
+              <w:right w:w="65" w:type="dxa"/>
+            </w:tcMar>
           </w:tcPr>
           <w:p>
             <w:pPr>
-              <w:keepNext/>
+              <w:keepNext w:val="0"/>
+              <w:spacing w:before="0" w:after="60" w:line="252" w:lineRule="auto"/>
             </w:pPr>
             <w:r>
+              <w:rPr>
+                <w:rFonts w:ascii="Arial" w:hAnsi="Arial"/>
+                <w:b/>
+                <w:sz w:val="18"/>
+              </w:rPr>
               <w:t>SE deliverable</w:t>
             </w:r>
           </w:p>
         </w:tc>
         <w:tc>
           <w:tcPr>
-            <w:tcW w:type="dxa" w:w="1656"/>
+            <w:tcW w:type="dxa" w:w="2200"/>
             <w:shd w:fill="DDEAF3"/>
+            <w:vAlign w:val="center"/>
+            <w:tcMar>
+              <w:top w:w="65" w:type="dxa"/>
+              <w:bottom w:w="65" w:type="dxa"/>
+              <w:left w:w="65" w:type="dxa"/>
+              <w:right w:w="65" w:type="dxa"/>
+            </w:tcMar>
           </w:tcPr>
           <w:p>
             <w:pPr>
-              <w:keepNext/>
+              <w:keepNext w:val="0"/>
+              <w:spacing w:before="0" w:after="60" w:line="252" w:lineRule="auto"/>
             </w:pPr>
             <w:r>
+              <w:rPr>
+                <w:rFonts w:ascii="Arial" w:hAnsi="Arial"/>
+                <w:b/>
+                <w:sz w:val="18"/>
+              </w:rPr>
               <w:t>IA deliverable</w:t>
             </w:r>
           </w:p>
         </w:tc>
         <w:tc>
           <w:tcPr>
-            <w:tcW w:type="dxa" w:w="1656"/>
+            <w:tcW w:type="dxa" w:w="2080"/>
             <w:shd w:fill="DDEAF3"/>
+            <w:vAlign w:val="center"/>
+            <w:tcMar>
+              <w:top w:w="65" w:type="dxa"/>
+              <w:bottom w:w="65" w:type="dxa"/>
+              <w:left w:w="65" w:type="dxa"/>
+              <w:right w:w="65" w:type="dxa"/>
+            </w:tcMar>
           </w:tcPr>
           <w:p>
             <w:pPr>
-              <w:keepNext/>
+              <w:keepNext w:val="0"/>
+              <w:spacing w:before="0" w:after="60" w:line="252" w:lineRule="auto"/>
             </w:pPr>
             <w:r>
-              <w:t>Dependencies</w:t>
+              <w:rPr>
+                <w:rFonts w:ascii="Arial" w:hAnsi="Arial"/>
+                <w:b/>
+                <w:sz w:val="18"/>
+              </w:rPr>
+              <w:t>Phụ thuộc</w:t>
             </w:r>
           </w:p>
         </w:tc>
         <w:tc>
           <w:tcPr>
-            <w:tcW w:type="dxa" w:w="1656"/>
+            <w:tcW w:type="dxa" w:w="1436"/>
             <w:shd w:fill="DDEAF3"/>
+            <w:vAlign w:val="center"/>
+            <w:tcMar>
+              <w:top w:w="65" w:type="dxa"/>
+              <w:bottom w:w="65" w:type="dxa"/>
+              <w:left w:w="65" w:type="dxa"/>
+              <w:right w:w="65" w:type="dxa"/>
+            </w:tcMar>
           </w:tcPr>
           <w:p>
             <w:pPr>
-              <w:keepNext/>
+              <w:keepNext w:val="0"/>
+              <w:spacing w:before="0" w:after="60" w:line="252" w:lineRule="auto"/>
             </w:pPr>
             <w:r>
-              <w:t>Review status</w:t>
+              <w:rPr>
+                <w:rFonts w:ascii="Arial" w:hAnsi="Arial"/>
+                <w:b/>
+                <w:sz w:val="18"/>
+              </w:rPr>
+              <w:t>Review</w:t>
             </w:r>
           </w:p>
         </w:tc>
+      </w:tr>
+      <w:tr>
         <w:trPr>
-          <w:tblHeader/>
           <w:cantSplit/>
         </w:trPr>
-      </w:tr>
-      <w:tr>
         <w:tc>
           <w:tcPr>
-            <w:tcW w:type="dxa" w:w="1656"/>
+            <w:tcW w:type="dxa" w:w="580"/>
+            <w:vAlign w:val="center"/>
+            <w:shd w:fill="FFFFFF"/>
+            <w:tcMar>
+              <w:top w:w="65" w:type="dxa"/>
+              <w:bottom w:w="65" w:type="dxa"/>
+              <w:left w:w="65" w:type="dxa"/>
+              <w:right w:w="65" w:type="dxa"/>
+            </w:tcMar>
           </w:tcPr>
           <w:p>
+            <w:pPr>
+              <w:keepNext w:val="0"/>
+              <w:spacing w:before="0" w:after="60" w:line="252" w:lineRule="auto"/>
+            </w:pPr>
             <w:r>
+              <w:rPr>
+                <w:rFonts w:ascii="Arial" w:hAnsi="Arial"/>
+                <w:b w:val="0"/>
+                <w:sz w:val="18"/>
+              </w:rPr>
               <w:t>1</w:t>
             </w:r>
           </w:p>
         </w:tc>
         <w:tc>
           <w:tcPr>
-            <w:tcW w:type="dxa" w:w="1656"/>
+            <w:tcW w:type="dxa" w:w="1520"/>
+            <w:vAlign w:val="center"/>
+            <w:shd w:fill="FFFFFF"/>
+            <w:tcMar>
+              <w:top w:w="65" w:type="dxa"/>
+              <w:bottom w:w="65" w:type="dxa"/>
+              <w:left w:w="65" w:type="dxa"/>
+              <w:right w:w="65" w:type="dxa"/>
+            </w:tcMar>
           </w:tcPr>
           <w:p>
+            <w:pPr>
+              <w:keepNext w:val="0"/>
+              <w:spacing w:before="0" w:after="60" w:line="252" w:lineRule="auto"/>
+            </w:pPr>
             <w:r>
-              <w:t>[...]</w:t>
+              <w:rPr>
+                <w:rFonts w:ascii="Arial" w:hAnsi="Arial"/>
+                <w:b w:val="0"/>
+                <w:sz w:val="18"/>
+              </w:rPr>
+              <w:t>19–25/10</w:t>
+              <w:br/>
+              <w:t>SRS Lite, BPMN, backlog</w:t>
             </w:r>
           </w:p>
         </w:tc>
         <w:tc>
           <w:tcPr>
-            <w:tcW w:type="dxa" w:w="1656"/>
+            <w:tcW w:type="dxa" w:w="2120"/>
+            <w:vAlign w:val="center"/>
+            <w:shd w:fill="FFFFFF"/>
+            <w:tcMar>
+              <w:top w:w="65" w:type="dxa"/>
+              <w:bottom w:w="65" w:type="dxa"/>
+              <w:left w:w="65" w:type="dxa"/>
+              <w:right w:w="65" w:type="dxa"/>
+            </w:tcMar>
           </w:tcPr>
           <w:p>
+            <w:pPr>
+              <w:keepNext w:val="0"/>
+              <w:spacing w:before="0" w:after="60" w:line="252" w:lineRule="auto"/>
+            </w:pPr>
             <w:r>
-              <w:t>[...]</w:t>
+              <w:rPr>
+                <w:rFonts w:ascii="Arial" w:hAnsi="Arial"/>
+                <w:b w:val="0"/>
+                <w:sz w:val="18"/>
+              </w:rPr>
+              <w:t>SRS/BPMN có nội dung; FE skeleton có PR #2 chưa gộp.</w:t>
             </w:r>
           </w:p>
         </w:tc>
         <w:tc>
           <w:tcPr>
-            <w:tcW w:type="dxa" w:w="1656"/>
+            <w:tcW w:type="dxa" w:w="2200"/>
+            <w:vAlign w:val="center"/>
+            <w:shd w:fill="FFFFFF"/>
+            <w:tcMar>
+              <w:top w:w="65" w:type="dxa"/>
+              <w:bottom w:w="65" w:type="dxa"/>
+              <w:left w:w="65" w:type="dxa"/>
+              <w:right w:w="65" w:type="dxa"/>
+            </w:tcMar>
           </w:tcPr>
           <w:p>
+            <w:pPr>
+              <w:keepNext w:val="0"/>
+              <w:spacing w:before="0" w:after="60" w:line="252" w:lineRule="auto"/>
+            </w:pPr>
             <w:r>
-              <w:t>[...]</w:t>
+              <w:rPr>
+                <w:rFonts w:ascii="Arial" w:hAnsi="Arial"/>
+                <w:b w:val="0"/>
+                <w:sz w:val="18"/>
+              </w:rPr>
+              <w:t>SecRS có SR/DFD/STRIDE; DFD v0.1 trên main.</w:t>
             </w:r>
           </w:p>
         </w:tc>
         <w:tc>
           <w:tcPr>
-            <w:tcW w:type="dxa" w:w="1656"/>
+            <w:tcW w:type="dxa" w:w="2080"/>
+            <w:vAlign w:val="center"/>
+            <w:shd w:fill="FFFFFF"/>
+            <w:tcMar>
+              <w:top w:w="65" w:type="dxa"/>
+              <w:bottom w:w="65" w:type="dxa"/>
+              <w:left w:w="65" w:type="dxa"/>
+              <w:right w:w="65" w:type="dxa"/>
+            </w:tcMar>
           </w:tcPr>
           <w:p>
+            <w:pPr>
+              <w:keepNext w:val="0"/>
+              <w:spacing w:before="0" w:after="60" w:line="252" w:lineRule="auto"/>
+            </w:pPr>
             <w:r>
-              <w:t>[...]</w:t>
+              <w:rPr>
+                <w:rFonts w:ascii="Arial" w:hAnsi="Arial"/>
+                <w:b w:val="0"/>
+                <w:sz w:val="18"/>
+              </w:rPr>
+              <w:t>Header 10 template và xác nhận review T1-01 còn cần kiểm đủ.</w:t>
             </w:r>
           </w:p>
         </w:tc>
         <w:tc>
           <w:tcPr>
-            <w:tcW w:type="dxa" w:w="1656"/>
+            <w:tcW w:type="dxa" w:w="1436"/>
+            <w:vAlign w:val="center"/>
+            <w:shd w:fill="FFFFFF"/>
+            <w:tcMar>
+              <w:top w:w="65" w:type="dxa"/>
+              <w:bottom w:w="65" w:type="dxa"/>
+              <w:left w:w="65" w:type="dxa"/>
+              <w:right w:w="65" w:type="dxa"/>
+            </w:tcMar>
           </w:tcPr>
           <w:p>
+            <w:pPr>
+              <w:keepNext w:val="0"/>
+              <w:spacing w:before="0" w:after="60" w:line="252" w:lineRule="auto"/>
+            </w:pPr>
             <w:r>
-              <w:t>[...]</w:t>
+              <w:rPr>
+                <w:rFonts w:ascii="Arial" w:hAnsi="Arial"/>
+                <w:b w:val="0"/>
+                <w:sz w:val="18"/>
+              </w:rPr>
+              <w:t>Chưa có xác nhận hoàn tất tuần.</w:t>
             </w:r>
           </w:p>
         </w:tc>
+      </w:tr>
+      <w:tr>
         <w:trPr>
           <w:cantSplit/>
         </w:trPr>
-      </w:tr>
-      <w:tr>
         <w:tc>
           <w:tcPr>
-            <w:tcW w:type="dxa" w:w="1656"/>
+            <w:tcW w:type="dxa" w:w="580"/>
+            <w:vAlign w:val="center"/>
+            <w:shd w:fill="F4F7FA"/>
+            <w:tcMar>
+              <w:top w:w="65" w:type="dxa"/>
+              <w:bottom w:w="65" w:type="dxa"/>
+              <w:left w:w="65" w:type="dxa"/>
+              <w:right w:w="65" w:type="dxa"/>
+            </w:tcMar>
           </w:tcPr>
           <w:p>
+            <w:pPr>
+              <w:keepNext w:val="0"/>
+              <w:spacing w:before="0" w:after="60" w:line="252" w:lineRule="auto"/>
+            </w:pPr>
             <w:r>
+              <w:rPr>
+                <w:rFonts w:ascii="Arial" w:hAnsi="Arial"/>
+                <w:b w:val="0"/>
+                <w:sz w:val="18"/>
+              </w:rPr>
               <w:t>2</w:t>
             </w:r>
           </w:p>
         </w:tc>
         <w:tc>
           <w:tcPr>
-            <w:tcW w:type="dxa" w:w="1656"/>
+            <w:tcW w:type="dxa" w:w="1520"/>
+            <w:vAlign w:val="center"/>
+            <w:shd w:fill="F4F7FA"/>
+            <w:tcMar>
+              <w:top w:w="65" w:type="dxa"/>
+              <w:bottom w:w="65" w:type="dxa"/>
+              <w:left w:w="65" w:type="dxa"/>
+              <w:right w:w="65" w:type="dxa"/>
+            </w:tcMar>
           </w:tcPr>
           <w:p>
+            <w:pPr>
+              <w:keepNext w:val="0"/>
+              <w:spacing w:before="0" w:after="60" w:line="252" w:lineRule="auto"/>
+            </w:pPr>
             <w:r>
-              <w:t>[...]</w:t>
+              <w:rPr>
+                <w:rFonts w:ascii="Arial" w:hAnsi="Arial"/>
+                <w:b w:val="0"/>
+                <w:sz w:val="18"/>
+              </w:rPr>
+              <w:t>26/10–01/11</w:t>
+              <w:br/>
+              <w:t>Review 1, nộp 01–02–03</w:t>
             </w:r>
           </w:p>
         </w:tc>
         <w:tc>
           <w:tcPr>
-            <w:tcW w:type="dxa" w:w="1656"/>
+            <w:tcW w:type="dxa" w:w="2120"/>
+            <w:vAlign w:val="center"/>
+            <w:shd w:fill="F4F7FA"/>
+            <w:tcMar>
+              <w:top w:w="65" w:type="dxa"/>
+              <w:bottom w:w="65" w:type="dxa"/>
+              <w:left w:w="65" w:type="dxa"/>
+              <w:right w:w="65" w:type="dxa"/>
+            </w:tcMar>
           </w:tcPr>
           <w:p>
+            <w:pPr>
+              <w:keepNext w:val="0"/>
+              <w:spacing w:before="0" w:after="60" w:line="252" w:lineRule="auto"/>
+            </w:pPr>
             <w:r>
-              <w:t>[...]</w:t>
+              <w:rPr>
+                <w:rFonts w:ascii="Arial" w:hAnsi="Arial"/>
+                <w:b w:val="0"/>
+                <w:sz w:val="18"/>
+              </w:rPr>
+              <w:t>SRS v1.1; SDD có kiến trúc, ERD/API/AuthN; §5 screen flow còn thiếu.</w:t>
             </w:r>
           </w:p>
         </w:tc>
         <w:tc>
           <w:tcPr>
-            <w:tcW w:type="dxa" w:w="1656"/>
+            <w:tcW w:type="dxa" w:w="2200"/>
+            <w:vAlign w:val="center"/>
+            <w:shd w:fill="F4F7FA"/>
+            <w:tcMar>
+              <w:top w:w="65" w:type="dxa"/>
+              <w:bottom w:w="65" w:type="dxa"/>
+              <w:left w:w="65" w:type="dxa"/>
+              <w:right w:w="65" w:type="dxa"/>
+            </w:tcMar>
           </w:tcPr>
           <w:p>
+            <w:pPr>
+              <w:keepNext w:val="0"/>
+              <w:spacing w:before="0" w:after="60" w:line="252" w:lineRule="auto"/>
+            </w:pPr>
             <w:r>
-              <w:t>[...]</w:t>
+              <w:rPr>
+                <w:rFonts w:ascii="Arial" w:hAnsi="Arial"/>
+                <w:b w:val="0"/>
+                <w:sz w:val="18"/>
+              </w:rPr>
+              <w:t>SecRS v1.1: 12 TH, 7 SR, 8 nhóm test/12 risk; mapping SDD §8; 08 và slide Review 1.</w:t>
             </w:r>
           </w:p>
         </w:tc>
         <w:tc>
           <w:tcPr>
-            <w:tcW w:type="dxa" w:w="1656"/>
+            <w:tcW w:type="dxa" w:w="2080"/>
+            <w:vAlign w:val="center"/>
+            <w:shd w:fill="F4F7FA"/>
+            <w:tcMar>
+              <w:top w:w="65" w:type="dxa"/>
+              <w:bottom w:w="65" w:type="dxa"/>
+              <w:left w:w="65" w:type="dxa"/>
+              <w:right w:w="65" w:type="dxa"/>
+            </w:tcMar>
           </w:tcPr>
           <w:p>
+            <w:pPr>
+              <w:keepNext w:val="0"/>
+              <w:spacing w:before="0" w:after="60" w:line="252" w:lineRule="auto"/>
+            </w:pPr>
             <w:r>
-              <w:t>[...]</w:t>
+              <w:rPr>
+                <w:rFonts w:ascii="Arial" w:hAnsi="Arial"/>
+                <w:b w:val="0"/>
+                <w:sz w:val="18"/>
+              </w:rPr>
+              <w:t>PC-01…06; Nhi deployment, Hoà tool/rules; SE khớp quyền/workflow và contract.</w:t>
             </w:r>
           </w:p>
         </w:tc>
         <w:tc>
           <w:tcPr>
-            <w:tcW w:type="dxa" w:w="1656"/>
+            <w:tcW w:type="dxa" w:w="1436"/>
+            <w:vAlign w:val="center"/>
+            <w:shd w:fill="F4F7FA"/>
+            <w:tcMar>
+              <w:top w:w="65" w:type="dxa"/>
+              <w:bottom w:w="65" w:type="dxa"/>
+              <w:left w:w="65" w:type="dxa"/>
+              <w:right w:w="65" w:type="dxa"/>
+            </w:tcMar>
           </w:tcPr>
           <w:p>
+            <w:pPr>
+              <w:keepNext w:val="0"/>
+              <w:spacing w:before="0" w:after="60" w:line="252" w:lineRule="auto"/>
+            </w:pPr>
             <w:r>
-              <w:t>[...]</w:t>
+              <w:rPr>
+                <w:rFonts w:ascii="Arial" w:hAnsi="Arial"/>
+                <w:b w:val="0"/>
+                <w:sz w:val="18"/>
+              </w:rPr>
+              <w:t>T2-01 In progress; T2-08 Review. Chờ nhóm/GV, chưa có baseline được duyệt.</w:t>
             </w:r>
           </w:p>
         </w:tc>
+      </w:tr>
+      <w:tr>
         <w:trPr>
           <w:cantSplit/>
         </w:trPr>
-      </w:tr>
-      <w:tr>
         <w:tc>
           <w:tcPr>
-            <w:tcW w:type="dxa" w:w="1656"/>
+            <w:tcW w:type="dxa" w:w="580"/>
+            <w:vAlign w:val="center"/>
+            <w:shd w:fill="FFFFFF"/>
+            <w:tcMar>
+              <w:top w:w="65" w:type="dxa"/>
+              <w:bottom w:w="65" w:type="dxa"/>
+              <w:left w:w="65" w:type="dxa"/>
+              <w:right w:w="65" w:type="dxa"/>
+            </w:tcMar>
           </w:tcPr>
           <w:p>
+            <w:pPr>
+              <w:keepNext w:val="0"/>
+              <w:spacing w:before="0" w:after="60" w:line="252" w:lineRule="auto"/>
+            </w:pPr>
             <w:r>
+              <w:rPr>
+                <w:rFonts w:ascii="Arial" w:hAnsi="Arial"/>
+                <w:b w:val="0"/>
+                <w:sz w:val="18"/>
+              </w:rPr>
               <w:t>3</w:t>
             </w:r>
           </w:p>
         </w:tc>
         <w:tc>
           <w:tcPr>
-            <w:tcW w:type="dxa" w:w="1656"/>
+            <w:tcW w:type="dxa" w:w="1520"/>
+            <w:vAlign w:val="center"/>
+            <w:shd w:fill="FFFFFF"/>
+            <w:tcMar>
+              <w:top w:w="65" w:type="dxa"/>
+              <w:bottom w:w="65" w:type="dxa"/>
+              <w:left w:w="65" w:type="dxa"/>
+              <w:right w:w="65" w:type="dxa"/>
+            </w:tcMar>
           </w:tcPr>
           <w:p>
+            <w:pPr>
+              <w:keepNext w:val="0"/>
+              <w:spacing w:before="0" w:after="60" w:line="252" w:lineRule="auto"/>
+            </w:pPr>
             <w:r>
-              <w:t>[...]</w:t>
+              <w:rPr>
+                <w:rFonts w:ascii="Arial" w:hAnsi="Arial"/>
+                <w:b w:val="0"/>
+                <w:sz w:val="18"/>
+              </w:rPr>
+              <w:t>Theo kế hoạch 7 tuần</w:t>
             </w:r>
           </w:p>
         </w:tc>
         <w:tc>
           <w:tcPr>
-            <w:tcW w:type="dxa" w:w="1656"/>
+            <w:tcW w:type="dxa" w:w="2120"/>
+            <w:vAlign w:val="center"/>
+            <w:shd w:fill="FFFFFF"/>
+            <w:tcMar>
+              <w:top w:w="65" w:type="dxa"/>
+              <w:bottom w:w="65" w:type="dxa"/>
+              <w:left w:w="65" w:type="dxa"/>
+              <w:right w:w="65" w:type="dxa"/>
+            </w:tcMar>
           </w:tcPr>
           <w:p>
+            <w:pPr>
+              <w:keepNext w:val="0"/>
+              <w:spacing w:before="0" w:after="60" w:line="252" w:lineRule="auto"/>
+            </w:pPr>
             <w:r>
-              <w:t>[...]</w:t>
+              <w:rPr>
+                <w:rFonts w:ascii="Arial" w:hAnsi="Arial"/>
+                <w:b w:val="0"/>
+                <w:sz w:val="18"/>
+              </w:rPr>
+              <w:t>Chưa ghi nhận kết quả tuần 3</w:t>
             </w:r>
           </w:p>
         </w:tc>
         <w:tc>
           <w:tcPr>
-            <w:tcW w:type="dxa" w:w="1656"/>
+            <w:tcW w:type="dxa" w:w="2200"/>
+            <w:vAlign w:val="center"/>
+            <w:shd w:fill="FFFFFF"/>
+            <w:tcMar>
+              <w:top w:w="65" w:type="dxa"/>
+              <w:bottom w:w="65" w:type="dxa"/>
+              <w:left w:w="65" w:type="dxa"/>
+              <w:right w:w="65" w:type="dxa"/>
+            </w:tcMar>
           </w:tcPr>
           <w:p>
+            <w:pPr>
+              <w:keepNext w:val="0"/>
+              <w:spacing w:before="0" w:after="60" w:line="252" w:lineRule="auto"/>
+            </w:pPr>
             <w:r>
-              <w:t>[...]</w:t>
+              <w:rPr>
+                <w:rFonts w:ascii="Arial" w:hAnsi="Arial"/>
+                <w:b w:val="0"/>
+                <w:sz w:val="18"/>
+              </w:rPr>
+              <w:t>Chưa ghi nhận kết quả tuần 3</w:t>
             </w:r>
           </w:p>
         </w:tc>
         <w:tc>
           <w:tcPr>
-            <w:tcW w:type="dxa" w:w="1656"/>
+            <w:tcW w:type="dxa" w:w="2080"/>
+            <w:vAlign w:val="center"/>
+            <w:shd w:fill="FFFFFF"/>
+            <w:tcMar>
+              <w:top w:w="65" w:type="dxa"/>
+              <w:bottom w:w="65" w:type="dxa"/>
+              <w:left w:w="65" w:type="dxa"/>
+              <w:right w:w="65" w:type="dxa"/>
+            </w:tcMar>
           </w:tcPr>
           <w:p>
+            <w:pPr>
+              <w:keepNext w:val="0"/>
+              <w:spacing w:before="0" w:after="60" w:line="252" w:lineRule="auto"/>
+            </w:pPr>
             <w:r>
-              <w:t>[...]</w:t>
+              <w:rPr>
+                <w:rFonts w:ascii="Arial" w:hAnsi="Arial"/>
+                <w:b w:val="0"/>
+                <w:sz w:val="18"/>
+              </w:rPr>
+              <w:t>Cập nhật khi đến mốc; đối chiếu kế hoạch chung.</w:t>
             </w:r>
           </w:p>
         </w:tc>
         <w:tc>
           <w:tcPr>
-            <w:tcW w:type="dxa" w:w="1656"/>
+            <w:tcW w:type="dxa" w:w="1436"/>
+            <w:vAlign w:val="center"/>
+            <w:shd w:fill="FFFFFF"/>
+            <w:tcMar>
+              <w:top w:w="65" w:type="dxa"/>
+              <w:bottom w:w="65" w:type="dxa"/>
+              <w:left w:w="65" w:type="dxa"/>
+              <w:right w:w="65" w:type="dxa"/>
+            </w:tcMar>
           </w:tcPr>
           <w:p>
+            <w:pPr>
+              <w:keepNext w:val="0"/>
+              <w:spacing w:before="0" w:after="60" w:line="252" w:lineRule="auto"/>
+            </w:pPr>
             <w:r>
-              <w:t>[...]</w:t>
+              <w:rPr>
+                <w:rFonts w:ascii="Arial" w:hAnsi="Arial"/>
+                <w:b w:val="0"/>
+                <w:sz w:val="18"/>
+              </w:rPr>
+              <w:t>Chưa đến kỳ xác nhận</w:t>
             </w:r>
           </w:p>
         </w:tc>
+      </w:tr>
+      <w:tr>
         <w:trPr>
           <w:cantSplit/>
         </w:trPr>
-      </w:tr>
-      <w:tr>
         <w:tc>
           <w:tcPr>
-            <w:tcW w:type="dxa" w:w="1656"/>
+            <w:tcW w:type="dxa" w:w="580"/>
+            <w:vAlign w:val="center"/>
+            <w:shd w:fill="F4F7FA"/>
+            <w:tcMar>
+              <w:top w:w="65" w:type="dxa"/>
+              <w:bottom w:w="65" w:type="dxa"/>
+              <w:left w:w="65" w:type="dxa"/>
+              <w:right w:w="65" w:type="dxa"/>
+            </w:tcMar>
           </w:tcPr>
           <w:p>
+            <w:pPr>
+              <w:keepNext w:val="0"/>
+              <w:spacing w:before="0" w:after="60" w:line="252" w:lineRule="auto"/>
+            </w:pPr>
             <w:r>
+              <w:rPr>
+                <w:rFonts w:ascii="Arial" w:hAnsi="Arial"/>
+                <w:b w:val="0"/>
+                <w:sz w:val="18"/>
+              </w:rPr>
               <w:t>4</w:t>
             </w:r>
           </w:p>
         </w:tc>
         <w:tc>
           <w:tcPr>
-            <w:tcW w:type="dxa" w:w="1656"/>
+            <w:tcW w:type="dxa" w:w="1520"/>
+            <w:vAlign w:val="center"/>
+            <w:shd w:fill="F4F7FA"/>
+            <w:tcMar>
+              <w:top w:w="65" w:type="dxa"/>
+              <w:bottom w:w="65" w:type="dxa"/>
+              <w:left w:w="65" w:type="dxa"/>
+              <w:right w:w="65" w:type="dxa"/>
+            </w:tcMar>
           </w:tcPr>
           <w:p>
+            <w:pPr>
+              <w:keepNext w:val="0"/>
+              <w:spacing w:before="0" w:after="60" w:line="252" w:lineRule="auto"/>
+            </w:pPr>
             <w:r>
-              <w:t>[...]</w:t>
+              <w:rPr>
+                <w:rFonts w:ascii="Arial" w:hAnsi="Arial"/>
+                <w:b w:val="0"/>
+                <w:sz w:val="18"/>
+              </w:rPr>
+              <w:t>Theo kế hoạch 7 tuần</w:t>
             </w:r>
           </w:p>
         </w:tc>
         <w:tc>
           <w:tcPr>
-            <w:tcW w:type="dxa" w:w="1656"/>
+            <w:tcW w:type="dxa" w:w="2120"/>
+            <w:vAlign w:val="center"/>
+            <w:shd w:fill="F4F7FA"/>
+            <w:tcMar>
+              <w:top w:w="65" w:type="dxa"/>
+              <w:bottom w:w="65" w:type="dxa"/>
+              <w:left w:w="65" w:type="dxa"/>
+              <w:right w:w="65" w:type="dxa"/>
+            </w:tcMar>
           </w:tcPr>
           <w:p>
+            <w:pPr>
+              <w:keepNext w:val="0"/>
+              <w:spacing w:before="0" w:after="60" w:line="252" w:lineRule="auto"/>
+            </w:pPr>
             <w:r>
-              <w:t>[...]</w:t>
+              <w:rPr>
+                <w:rFonts w:ascii="Arial" w:hAnsi="Arial"/>
+                <w:b w:val="0"/>
+                <w:sz w:val="18"/>
+              </w:rPr>
+              <w:t>Chưa ghi nhận kết quả tuần 4</w:t>
             </w:r>
           </w:p>
         </w:tc>
         <w:tc>
           <w:tcPr>
-            <w:tcW w:type="dxa" w:w="1656"/>
+            <w:tcW w:type="dxa" w:w="2200"/>
+            <w:vAlign w:val="center"/>
+            <w:shd w:fill="F4F7FA"/>
+            <w:tcMar>
+              <w:top w:w="65" w:type="dxa"/>
+              <w:bottom w:w="65" w:type="dxa"/>
+              <w:left w:w="65" w:type="dxa"/>
+              <w:right w:w="65" w:type="dxa"/>
+            </w:tcMar>
           </w:tcPr>
           <w:p>
+            <w:pPr>
+              <w:keepNext w:val="0"/>
+              <w:spacing w:before="0" w:after="60" w:line="252" w:lineRule="auto"/>
+            </w:pPr>
             <w:r>
-              <w:t>[...]</w:t>
+              <w:rPr>
+                <w:rFonts w:ascii="Arial" w:hAnsi="Arial"/>
+                <w:b w:val="0"/>
+                <w:sz w:val="18"/>
+              </w:rPr>
+              <w:t>Chưa ghi nhận kết quả tuần 4</w:t>
             </w:r>
           </w:p>
         </w:tc>
         <w:tc>
           <w:tcPr>
-            <w:tcW w:type="dxa" w:w="1656"/>
+            <w:tcW w:type="dxa" w:w="2080"/>
+            <w:vAlign w:val="center"/>
+            <w:shd w:fill="F4F7FA"/>
+            <w:tcMar>
+              <w:top w:w="65" w:type="dxa"/>
+              <w:bottom w:w="65" w:type="dxa"/>
+              <w:left w:w="65" w:type="dxa"/>
+              <w:right w:w="65" w:type="dxa"/>
+            </w:tcMar>
           </w:tcPr>
           <w:p>
+            <w:pPr>
+              <w:keepNext w:val="0"/>
+              <w:spacing w:before="0" w:after="60" w:line="252" w:lineRule="auto"/>
+            </w:pPr>
             <w:r>
-              <w:t>[...]</w:t>
+              <w:rPr>
+                <w:rFonts w:ascii="Arial" w:hAnsi="Arial"/>
+                <w:b w:val="0"/>
+                <w:sz w:val="18"/>
+              </w:rPr>
+              <w:t>Cập nhật khi đến mốc; đối chiếu kế hoạch chung.</w:t>
             </w:r>
           </w:p>
         </w:tc>
         <w:tc>
           <w:tcPr>
-            <w:tcW w:type="dxa" w:w="1656"/>
+            <w:tcW w:type="dxa" w:w="1436"/>
+            <w:vAlign w:val="center"/>
+            <w:shd w:fill="F4F7FA"/>
+            <w:tcMar>
+              <w:top w:w="65" w:type="dxa"/>
+              <w:bottom w:w="65" w:type="dxa"/>
+              <w:left w:w="65" w:type="dxa"/>
+              <w:right w:w="65" w:type="dxa"/>
+            </w:tcMar>
           </w:tcPr>
           <w:p>
+            <w:pPr>
+              <w:keepNext w:val="0"/>
+              <w:spacing w:before="0" w:after="60" w:line="252" w:lineRule="auto"/>
+            </w:pPr>
             <w:r>
-              <w:t>[...]</w:t>
+              <w:rPr>
+                <w:rFonts w:ascii="Arial" w:hAnsi="Arial"/>
+                <w:b w:val="0"/>
+                <w:sz w:val="18"/>
+              </w:rPr>
+              <w:t>Chưa đến kỳ xác nhận</w:t>
             </w:r>
           </w:p>
         </w:tc>
+      </w:tr>
+      <w:tr>
         <w:trPr>
           <w:cantSplit/>
         </w:trPr>
-      </w:tr>
-      <w:tr>
         <w:tc>
           <w:tcPr>
-            <w:tcW w:type="dxa" w:w="1656"/>
+            <w:tcW w:type="dxa" w:w="580"/>
+            <w:vAlign w:val="center"/>
+            <w:shd w:fill="FFFFFF"/>
+            <w:tcMar>
+              <w:top w:w="65" w:type="dxa"/>
+              <w:bottom w:w="65" w:type="dxa"/>
+              <w:left w:w="65" w:type="dxa"/>
+              <w:right w:w="65" w:type="dxa"/>
+            </w:tcMar>
           </w:tcPr>
           <w:p>
+            <w:pPr>
+              <w:keepNext w:val="0"/>
+              <w:spacing w:before="0" w:after="60" w:line="252" w:lineRule="auto"/>
+            </w:pPr>
             <w:r>
+              <w:rPr>
+                <w:rFonts w:ascii="Arial" w:hAnsi="Arial"/>
+                <w:b w:val="0"/>
+                <w:sz w:val="18"/>
+              </w:rPr>
               <w:t>5</w:t>
             </w:r>
           </w:p>
         </w:tc>
         <w:tc>
           <w:tcPr>
-            <w:tcW w:type="dxa" w:w="1656"/>
+            <w:tcW w:type="dxa" w:w="1520"/>
+            <w:vAlign w:val="center"/>
+            <w:shd w:fill="FFFFFF"/>
+            <w:tcMar>
+              <w:top w:w="65" w:type="dxa"/>
+              <w:bottom w:w="65" w:type="dxa"/>
+              <w:left w:w="65" w:type="dxa"/>
+              <w:right w:w="65" w:type="dxa"/>
+            </w:tcMar>
           </w:tcPr>
           <w:p>
+            <w:pPr>
+              <w:keepNext w:val="0"/>
+              <w:spacing w:before="0" w:after="60" w:line="252" w:lineRule="auto"/>
+            </w:pPr>
             <w:r>
-              <w:t>[...]</w:t>
+              <w:rPr>
+                <w:rFonts w:ascii="Arial" w:hAnsi="Arial"/>
+                <w:b w:val="0"/>
+                <w:sz w:val="18"/>
+              </w:rPr>
+              <w:t>Theo kế hoạch 7 tuần</w:t>
             </w:r>
           </w:p>
         </w:tc>
         <w:tc>
           <w:tcPr>
-            <w:tcW w:type="dxa" w:w="1656"/>
+            <w:tcW w:type="dxa" w:w="2120"/>
+            <w:vAlign w:val="center"/>
+            <w:shd w:fill="FFFFFF"/>
+            <w:tcMar>
+              <w:top w:w="65" w:type="dxa"/>
+              <w:bottom w:w="65" w:type="dxa"/>
+              <w:left w:w="65" w:type="dxa"/>
+              <w:right w:w="65" w:type="dxa"/>
+            </w:tcMar>
           </w:tcPr>
           <w:p>
+            <w:pPr>
+              <w:keepNext w:val="0"/>
+              <w:spacing w:before="0" w:after="60" w:line="252" w:lineRule="auto"/>
+            </w:pPr>
             <w:r>
-              <w:t>[...]</w:t>
+              <w:rPr>
+                <w:rFonts w:ascii="Arial" w:hAnsi="Arial"/>
+                <w:b w:val="0"/>
+                <w:sz w:val="18"/>
+              </w:rPr>
+              <w:t>Chưa ghi nhận kết quả tuần 5</w:t>
             </w:r>
           </w:p>
         </w:tc>
         <w:tc>
           <w:tcPr>
-            <w:tcW w:type="dxa" w:w="1656"/>
+            <w:tcW w:type="dxa" w:w="2200"/>
+            <w:vAlign w:val="center"/>
+            <w:shd w:fill="FFFFFF"/>
+            <w:tcMar>
+              <w:top w:w="65" w:type="dxa"/>
+              <w:bottom w:w="65" w:type="dxa"/>
+              <w:left w:w="65" w:type="dxa"/>
+              <w:right w:w="65" w:type="dxa"/>
+            </w:tcMar>
           </w:tcPr>
           <w:p>
+            <w:pPr>
+              <w:keepNext w:val="0"/>
+              <w:spacing w:before="0" w:after="60" w:line="252" w:lineRule="auto"/>
+            </w:pPr>
             <w:r>
-              <w:t>[...]</w:t>
+              <w:rPr>
+                <w:rFonts w:ascii="Arial" w:hAnsi="Arial"/>
+                <w:b w:val="0"/>
+                <w:sz w:val="18"/>
+              </w:rPr>
+              <w:t>Chưa ghi nhận kết quả tuần 5</w:t>
             </w:r>
           </w:p>
         </w:tc>
         <w:tc>
           <w:tcPr>
-            <w:tcW w:type="dxa" w:w="1656"/>
+            <w:tcW w:type="dxa" w:w="2080"/>
+            <w:vAlign w:val="center"/>
+            <w:shd w:fill="FFFFFF"/>
+            <w:tcMar>
+              <w:top w:w="65" w:type="dxa"/>
+              <w:bottom w:w="65" w:type="dxa"/>
+              <w:left w:w="65" w:type="dxa"/>
+              <w:right w:w="65" w:type="dxa"/>
+            </w:tcMar>
           </w:tcPr>
           <w:p>
+            <w:pPr>
+              <w:keepNext w:val="0"/>
+              <w:spacing w:before="0" w:after="60" w:line="252" w:lineRule="auto"/>
+            </w:pPr>
             <w:r>
-              <w:t>[...]</w:t>
+              <w:rPr>
+                <w:rFonts w:ascii="Arial" w:hAnsi="Arial"/>
+                <w:b w:val="0"/>
+                <w:sz w:val="18"/>
+              </w:rPr>
+              <w:t>Cập nhật khi đến mốc; đối chiếu kế hoạch chung.</w:t>
             </w:r>
           </w:p>
         </w:tc>
         <w:tc>
           <w:tcPr>
-            <w:tcW w:type="dxa" w:w="1656"/>
+            <w:tcW w:type="dxa" w:w="1436"/>
+            <w:vAlign w:val="center"/>
+            <w:shd w:fill="FFFFFF"/>
+            <w:tcMar>
+              <w:top w:w="65" w:type="dxa"/>
+              <w:bottom w:w="65" w:type="dxa"/>
+              <w:left w:w="65" w:type="dxa"/>
+              <w:right w:w="65" w:type="dxa"/>
+            </w:tcMar>
           </w:tcPr>
           <w:p>
+            <w:pPr>
+              <w:keepNext w:val="0"/>
+              <w:spacing w:before="0" w:after="60" w:line="252" w:lineRule="auto"/>
+            </w:pPr>
             <w:r>
-              <w:t>[...]</w:t>
+              <w:rPr>
+                <w:rFonts w:ascii="Arial" w:hAnsi="Arial"/>
+                <w:b w:val="0"/>
+                <w:sz w:val="18"/>
+              </w:rPr>
+              <w:t>Chưa đến kỳ xác nhận</w:t>
             </w:r>
           </w:p>
         </w:tc>
+      </w:tr>
+      <w:tr>
         <w:trPr>
           <w:cantSplit/>
         </w:trPr>
-      </w:tr>
-      <w:tr>
         <w:tc>
           <w:tcPr>
-            <w:tcW w:type="dxa" w:w="1656"/>
+            <w:tcW w:type="dxa" w:w="580"/>
+            <w:vAlign w:val="center"/>
+            <w:shd w:fill="F4F7FA"/>
+            <w:tcMar>
+              <w:top w:w="65" w:type="dxa"/>
+              <w:bottom w:w="65" w:type="dxa"/>
+              <w:left w:w="65" w:type="dxa"/>
+              <w:right w:w="65" w:type="dxa"/>
+            </w:tcMar>
           </w:tcPr>
           <w:p>
+            <w:pPr>
+              <w:keepNext w:val="0"/>
+              <w:spacing w:before="0" w:after="60" w:line="252" w:lineRule="auto"/>
+            </w:pPr>
             <w:r>
+              <w:rPr>
+                <w:rFonts w:ascii="Arial" w:hAnsi="Arial"/>
+                <w:b w:val="0"/>
+                <w:sz w:val="18"/>
+              </w:rPr>
               <w:t>6</w:t>
             </w:r>
           </w:p>
         </w:tc>
         <w:tc>
           <w:tcPr>
-            <w:tcW w:type="dxa" w:w="1656"/>
+            <w:tcW w:type="dxa" w:w="1520"/>
+            <w:vAlign w:val="center"/>
+            <w:shd w:fill="F4F7FA"/>
+            <w:tcMar>
+              <w:top w:w="65" w:type="dxa"/>
+              <w:bottom w:w="65" w:type="dxa"/>
+              <w:left w:w="65" w:type="dxa"/>
+              <w:right w:w="65" w:type="dxa"/>
+            </w:tcMar>
           </w:tcPr>
           <w:p>
+            <w:pPr>
+              <w:keepNext w:val="0"/>
+              <w:spacing w:before="0" w:after="60" w:line="252" w:lineRule="auto"/>
+            </w:pPr>
             <w:r>
-              <w:t>[...]</w:t>
+              <w:rPr>
+                <w:rFonts w:ascii="Arial" w:hAnsi="Arial"/>
+                <w:b w:val="0"/>
+                <w:sz w:val="18"/>
+              </w:rPr>
+              <w:t>Theo kế hoạch 7 tuần</w:t>
             </w:r>
           </w:p>
         </w:tc>
         <w:tc>
           <w:tcPr>
-            <w:tcW w:type="dxa" w:w="1656"/>
+            <w:tcW w:type="dxa" w:w="2120"/>
+            <w:vAlign w:val="center"/>
+            <w:shd w:fill="F4F7FA"/>
+            <w:tcMar>
+              <w:top w:w="65" w:type="dxa"/>
+              <w:bottom w:w="65" w:type="dxa"/>
+              <w:left w:w="65" w:type="dxa"/>
+              <w:right w:w="65" w:type="dxa"/>
+            </w:tcMar>
           </w:tcPr>
           <w:p>
+            <w:pPr>
+              <w:keepNext w:val="0"/>
+              <w:spacing w:before="0" w:after="60" w:line="252" w:lineRule="auto"/>
+            </w:pPr>
             <w:r>
-              <w:t>[...]</w:t>
+              <w:rPr>
+                <w:rFonts w:ascii="Arial" w:hAnsi="Arial"/>
+                <w:b w:val="0"/>
+                <w:sz w:val="18"/>
+              </w:rPr>
+              <w:t>Chưa ghi nhận kết quả tuần 6</w:t>
             </w:r>
           </w:p>
         </w:tc>
         <w:tc>
           <w:tcPr>
-            <w:tcW w:type="dxa" w:w="1656"/>
+            <w:tcW w:type="dxa" w:w="2200"/>
+            <w:vAlign w:val="center"/>
+            <w:shd w:fill="F4F7FA"/>
+            <w:tcMar>
+              <w:top w:w="65" w:type="dxa"/>
+              <w:bottom w:w="65" w:type="dxa"/>
+              <w:left w:w="65" w:type="dxa"/>
+              <w:right w:w="65" w:type="dxa"/>
+            </w:tcMar>
           </w:tcPr>
           <w:p>
+            <w:pPr>
+              <w:keepNext w:val="0"/>
+              <w:spacing w:before="0" w:after="60" w:line="252" w:lineRule="auto"/>
+            </w:pPr>
             <w:r>
-              <w:t>[...]</w:t>
+              <w:rPr>
+                <w:rFonts w:ascii="Arial" w:hAnsi="Arial"/>
+                <w:b w:val="0"/>
+                <w:sz w:val="18"/>
+              </w:rPr>
+              <w:t>Chưa ghi nhận kết quả tuần 6</w:t>
             </w:r>
           </w:p>
         </w:tc>
         <w:tc>
           <w:tcPr>
-            <w:tcW w:type="dxa" w:w="1656"/>
+            <w:tcW w:type="dxa" w:w="2080"/>
+            <w:vAlign w:val="center"/>
+            <w:shd w:fill="F4F7FA"/>
+            <w:tcMar>
+              <w:top w:w="65" w:type="dxa"/>
+              <w:bottom w:w="65" w:type="dxa"/>
+              <w:left w:w="65" w:type="dxa"/>
+              <w:right w:w="65" w:type="dxa"/>
+            </w:tcMar>
           </w:tcPr>
           <w:p>
+            <w:pPr>
+              <w:keepNext w:val="0"/>
+              <w:spacing w:before="0" w:after="60" w:line="252" w:lineRule="auto"/>
+            </w:pPr>
             <w:r>
-              <w:t>[...]</w:t>
+              <w:rPr>
+                <w:rFonts w:ascii="Arial" w:hAnsi="Arial"/>
+                <w:b w:val="0"/>
+                <w:sz w:val="18"/>
+              </w:rPr>
+              <w:t>Cập nhật khi đến mốc; đối chiếu kế hoạch chung.</w:t>
             </w:r>
           </w:p>
         </w:tc>
         <w:tc>
           <w:tcPr>
-            <w:tcW w:type="dxa" w:w="1656"/>
+            <w:tcW w:type="dxa" w:w="1436"/>
+            <w:vAlign w:val="center"/>
+            <w:shd w:fill="F4F7FA"/>
+            <w:tcMar>
+              <w:top w:w="65" w:type="dxa"/>
+              <w:bottom w:w="65" w:type="dxa"/>
+              <w:left w:w="65" w:type="dxa"/>
+              <w:right w:w="65" w:type="dxa"/>
+            </w:tcMar>
           </w:tcPr>
           <w:p>
+            <w:pPr>
+              <w:keepNext w:val="0"/>
+              <w:spacing w:before="0" w:after="60" w:line="252" w:lineRule="auto"/>
+            </w:pPr>
             <w:r>
-              <w:t>[...]</w:t>
+              <w:rPr>
+                <w:rFonts w:ascii="Arial" w:hAnsi="Arial"/>
+                <w:b w:val="0"/>
+                <w:sz w:val="18"/>
+              </w:rPr>
+              <w:t>Chưa đến kỳ xác nhận</w:t>
             </w:r>
           </w:p>
         </w:tc>
+      </w:tr>
+      <w:tr>
         <w:trPr>
           <w:cantSplit/>
         </w:trPr>
-      </w:tr>
-      <w:tr>
         <w:tc>
           <w:tcPr>
-            <w:tcW w:type="dxa" w:w="1656"/>
+            <w:tcW w:type="dxa" w:w="580"/>
+            <w:vAlign w:val="center"/>
+            <w:shd w:fill="FFFFFF"/>
+            <w:tcMar>
+              <w:top w:w="65" w:type="dxa"/>
+              <w:bottom w:w="65" w:type="dxa"/>
+              <w:left w:w="65" w:type="dxa"/>
+              <w:right w:w="65" w:type="dxa"/>
+            </w:tcMar>
           </w:tcPr>
           <w:p>
+            <w:pPr>
+              <w:keepNext w:val="0"/>
+              <w:spacing w:before="0" w:after="60" w:line="252" w:lineRule="auto"/>
+            </w:pPr>
             <w:r>
+              <w:rPr>
+                <w:rFonts w:ascii="Arial" w:hAnsi="Arial"/>
+                <w:b w:val="0"/>
+                <w:sz w:val="18"/>
+              </w:rPr>
               <w:t>7</w:t>
             </w:r>
           </w:p>
         </w:tc>
         <w:tc>
           <w:tcPr>
-            <w:tcW w:type="dxa" w:w="1656"/>
+            <w:tcW w:type="dxa" w:w="1520"/>
+            <w:vAlign w:val="center"/>
+            <w:shd w:fill="FFFFFF"/>
+            <w:tcMar>
+              <w:top w:w="65" w:type="dxa"/>
+              <w:bottom w:w="65" w:type="dxa"/>
+              <w:left w:w="65" w:type="dxa"/>
+              <w:right w:w="65" w:type="dxa"/>
+            </w:tcMar>
           </w:tcPr>
           <w:p>
+            <w:pPr>
+              <w:keepNext w:val="0"/>
+              <w:spacing w:before="0" w:after="60" w:line="252" w:lineRule="auto"/>
+            </w:pPr>
             <w:r>
-              <w:t>[...]</w:t>
+              <w:rPr>
+                <w:rFonts w:ascii="Arial" w:hAnsi="Arial"/>
+                <w:b w:val="0"/>
+                <w:sz w:val="18"/>
+              </w:rPr>
+              <w:t>Theo kế hoạch 7 tuần</w:t>
             </w:r>
           </w:p>
         </w:tc>
         <w:tc>
           <w:tcPr>
-            <w:tcW w:type="dxa" w:w="1656"/>
+            <w:tcW w:type="dxa" w:w="2120"/>
+            <w:vAlign w:val="center"/>
+            <w:shd w:fill="FFFFFF"/>
+            <w:tcMar>
+              <w:top w:w="65" w:type="dxa"/>
+              <w:bottom w:w="65" w:type="dxa"/>
+              <w:left w:w="65" w:type="dxa"/>
+              <w:right w:w="65" w:type="dxa"/>
+            </w:tcMar>
           </w:tcPr>
           <w:p>
+            <w:pPr>
+              <w:keepNext w:val="0"/>
+              <w:spacing w:before="0" w:after="60" w:line="252" w:lineRule="auto"/>
+            </w:pPr>
             <w:r>
-              <w:t>[...]</w:t>
+              <w:rPr>
+                <w:rFonts w:ascii="Arial" w:hAnsi="Arial"/>
+                <w:b w:val="0"/>
+                <w:sz w:val="18"/>
+              </w:rPr>
+              <w:t>Chưa ghi nhận kết quả tuần 7</w:t>
             </w:r>
           </w:p>
         </w:tc>
         <w:tc>
           <w:tcPr>
-            <w:tcW w:type="dxa" w:w="1656"/>
+            <w:tcW w:type="dxa" w:w="2200"/>
+            <w:vAlign w:val="center"/>
+            <w:shd w:fill="FFFFFF"/>
+            <w:tcMar>
+              <w:top w:w="65" w:type="dxa"/>
+              <w:bottom w:w="65" w:type="dxa"/>
+              <w:left w:w="65" w:type="dxa"/>
+              <w:right w:w="65" w:type="dxa"/>
+            </w:tcMar>
           </w:tcPr>
           <w:p>
+            <w:pPr>
+              <w:keepNext w:val="0"/>
+              <w:spacing w:before="0" w:after="60" w:line="252" w:lineRule="auto"/>
+            </w:pPr>
             <w:r>
-              <w:t>[...]</w:t>
+              <w:rPr>
+                <w:rFonts w:ascii="Arial" w:hAnsi="Arial"/>
+                <w:b w:val="0"/>
+                <w:sz w:val="18"/>
+              </w:rPr>
+              <w:t>Chưa ghi nhận kết quả tuần 7</w:t>
             </w:r>
           </w:p>
         </w:tc>
         <w:tc>
           <w:tcPr>
-            <w:tcW w:type="dxa" w:w="1656"/>
+            <w:tcW w:type="dxa" w:w="2080"/>
+            <w:vAlign w:val="center"/>
+            <w:shd w:fill="FFFFFF"/>
+            <w:tcMar>
+              <w:top w:w="65" w:type="dxa"/>
+              <w:bottom w:w="65" w:type="dxa"/>
+              <w:left w:w="65" w:type="dxa"/>
+              <w:right w:w="65" w:type="dxa"/>
+            </w:tcMar>
           </w:tcPr>
           <w:p>
+            <w:pPr>
+              <w:keepNext w:val="0"/>
+              <w:spacing w:before="0" w:after="60" w:line="252" w:lineRule="auto"/>
+            </w:pPr>
             <w:r>
-              <w:t>[...]</w:t>
+              <w:rPr>
+                <w:rFonts w:ascii="Arial" w:hAnsi="Arial"/>
+                <w:b w:val="0"/>
+                <w:sz w:val="18"/>
+              </w:rPr>
+              <w:t>Cập nhật khi đến mốc; đối chiếu kế hoạch chung.</w:t>
             </w:r>
           </w:p>
         </w:tc>
         <w:tc>
           <w:tcPr>
-            <w:tcW w:type="dxa" w:w="1656"/>
+            <w:tcW w:type="dxa" w:w="1436"/>
+            <w:vAlign w:val="center"/>
+            <w:shd w:fill="FFFFFF"/>
+            <w:tcMar>
+              <w:top w:w="65" w:type="dxa"/>
+              <w:bottom w:w="65" w:type="dxa"/>
+              <w:left w:w="65" w:type="dxa"/>
+              <w:right w:w="65" w:type="dxa"/>
+            </w:tcMar>
           </w:tcPr>
           <w:p>
+            <w:pPr>
+              <w:keepNext w:val="0"/>
+              <w:spacing w:before="0" w:after="60" w:line="252" w:lineRule="auto"/>
+            </w:pPr>
             <w:r>
-              <w:t>[...]</w:t>
+              <w:rPr>
+                <w:rFonts w:ascii="Arial" w:hAnsi="Arial"/>
+                <w:b w:val="0"/>
+                <w:sz w:val="18"/>
+              </w:rPr>
+              <w:t>Chưa đến kỳ xác nhận</w:t>
             </w:r>
           </w:p>
         </w:tc>
-        <w:trPr>
-          <w:cantSplit/>
-        </w:trPr>
       </w:tr>
     </w:tbl>
     <w:p/>
     <w:p>
       <w:pPr>
         <w:pStyle w:val="Heading1"/>
+        <w:pageBreakBefore/>
       </w:pPr>
       <w:r>
         <w:t>3. Individual Contribution Evidence</w:t>
+      </w:r>
+    </w:p>
+    <w:p>
+      <w:pPr/>
+      <w:r>
+        <w:rPr>
+          <w:rFonts w:ascii="Arial" w:hAnsi="Arial"/>
+          <w:sz w:val="18"/>
+        </w:rPr>
+        <w:t>Vị trí đầu ra được đối chiếu theo phân công; từng thành viên xác nhận đóng góp và link commit riêng trước khi chốt. Chưa có cơ sở chấm phần trăm đóng góp. EV-HD-21…28 dành cho kiểm thử thực tế, chưa có kết quả; minh chứng tài liệu dùng nhóm EV-DOC-W2.</w:t>
       </w:r>
     </w:p>
     <w:tbl>
@@ -1231,371 +3734,1248 @@
         <w:tblStyle w:val="TableGrid"/>
         <w:tblW w:type="auto" w:w="0"/>
         <w:jc w:val="center"/>
+        <w:tblLayout w:type="fixed"/>
         <w:tblLook w:firstColumn="1" w:firstRow="1" w:lastColumn="0" w:lastRow="0" w:noHBand="0" w:noVBand="1" w:val="04A0"/>
       </w:tblPr>
       <w:tblGrid>
-        <w:gridCol w:w="1987"/>
-        <w:gridCol w:w="1987"/>
-        <w:gridCol w:w="1987"/>
-        <w:gridCol w:w="1987"/>
-        <w:gridCol w:w="1987"/>
+        <w:gridCol w:w="1980"/>
+        <w:gridCol w:w="1080"/>
+        <w:gridCol w:w="1360"/>
+        <w:gridCol w:w="2160"/>
+        <w:gridCol w:w="3356"/>
       </w:tblGrid>
       <w:tr>
+        <w:trPr>
+          <w:cantSplit/>
+          <w:tblHeader/>
+        </w:trPr>
         <w:tc>
           <w:tcPr>
-            <w:tcW w:type="dxa" w:w="1987"/>
+            <w:tcW w:type="dxa" w:w="1980"/>
             <w:shd w:fill="DDEAF3"/>
+            <w:vAlign w:val="center"/>
+            <w:tcMar>
+              <w:top w:w="65" w:type="dxa"/>
+              <w:bottom w:w="65" w:type="dxa"/>
+              <w:left w:w="65" w:type="dxa"/>
+              <w:right w:w="65" w:type="dxa"/>
+            </w:tcMar>
           </w:tcPr>
           <w:p>
             <w:pPr>
-              <w:keepNext/>
+              <w:keepNext w:val="0"/>
+              <w:spacing w:before="0" w:after="60" w:line="252" w:lineRule="auto"/>
             </w:pPr>
             <w:r>
-              <w:t>Student</w:t>
+              <w:rPr>
+                <w:rFonts w:ascii="Arial" w:hAnsi="Arial"/>
+                <w:b/>
+                <w:sz w:val="18"/>
+              </w:rPr>
+              <w:t>Người phụ trách</w:t>
             </w:r>
           </w:p>
         </w:tc>
         <w:tc>
           <w:tcPr>
-            <w:tcW w:type="dxa" w:w="1987"/>
+            <w:tcW w:type="dxa" w:w="1080"/>
             <w:shd w:fill="DDEAF3"/>
+            <w:vAlign w:val="center"/>
+            <w:tcMar>
+              <w:top w:w="65" w:type="dxa"/>
+              <w:bottom w:w="65" w:type="dxa"/>
+              <w:left w:w="65" w:type="dxa"/>
+              <w:right w:w="65" w:type="dxa"/>
+            </w:tcMar>
           </w:tcPr>
           <w:p>
             <w:pPr>
-              <w:keepNext/>
+              <w:keepNext w:val="0"/>
+              <w:spacing w:before="0" w:after="60" w:line="252" w:lineRule="auto"/>
             </w:pPr>
             <w:r>
-              <w:t>Role</w:t>
+              <w:rPr>
+                <w:rFonts w:ascii="Arial" w:hAnsi="Arial"/>
+                <w:b/>
+                <w:sz w:val="18"/>
+              </w:rPr>
+              <w:t>Vai trò</w:t>
             </w:r>
           </w:p>
         </w:tc>
         <w:tc>
           <w:tcPr>
-            <w:tcW w:type="dxa" w:w="1987"/>
+            <w:tcW w:type="dxa" w:w="1360"/>
             <w:shd w:fill="DDEAF3"/>
+            <w:vAlign w:val="center"/>
+            <w:tcMar>
+              <w:top w:w="65" w:type="dxa"/>
+              <w:bottom w:w="65" w:type="dxa"/>
+              <w:left w:w="65" w:type="dxa"/>
+              <w:right w:w="65" w:type="dxa"/>
+            </w:tcMar>
           </w:tcPr>
           <w:p>
             <w:pPr>
-              <w:keepNext/>
+              <w:keepNext w:val="0"/>
+              <w:spacing w:before="0" w:after="60" w:line="252" w:lineRule="auto"/>
             </w:pPr>
             <w:r>
-              <w:t>Task IDs</w:t>
+              <w:rPr>
+                <w:rFonts w:ascii="Arial" w:hAnsi="Arial"/>
+                <w:b/>
+                <w:sz w:val="18"/>
+              </w:rPr>
+              <w:t>Task ID</w:t>
             </w:r>
           </w:p>
         </w:tc>
         <w:tc>
           <w:tcPr>
-            <w:tcW w:type="dxa" w:w="1987"/>
+            <w:tcW w:type="dxa" w:w="2160"/>
             <w:shd w:fill="DDEAF3"/>
+            <w:vAlign w:val="center"/>
+            <w:tcMar>
+              <w:top w:w="65" w:type="dxa"/>
+              <w:bottom w:w="65" w:type="dxa"/>
+              <w:left w:w="65" w:type="dxa"/>
+              <w:right w:w="65" w:type="dxa"/>
+            </w:tcMar>
           </w:tcPr>
           <w:p>
             <w:pPr>
-              <w:keepNext/>
+              <w:keepNext w:val="0"/>
+              <w:spacing w:before="0" w:after="60" w:line="252" w:lineRule="auto"/>
             </w:pPr>
             <w:r>
-              <w:t>Commit / PR / doc link</w:t>
+              <w:rPr>
+                <w:rFonts w:ascii="Arial" w:hAnsi="Arial"/>
+                <w:b/>
+                <w:sz w:val="18"/>
+              </w:rPr>
+              <w:t>Vị trí minh chứng</w:t>
             </w:r>
           </w:p>
         </w:tc>
         <w:tc>
           <w:tcPr>
-            <w:tcW w:type="dxa" w:w="1987"/>
+            <w:tcW w:type="dxa" w:w="3356"/>
             <w:shd w:fill="DDEAF3"/>
+            <w:vAlign w:val="center"/>
+            <w:tcMar>
+              <w:top w:w="65" w:type="dxa"/>
+              <w:bottom w:w="65" w:type="dxa"/>
+              <w:left w:w="65" w:type="dxa"/>
+              <w:right w:w="65" w:type="dxa"/>
+            </w:tcMar>
           </w:tcPr>
           <w:p>
             <w:pPr>
-              <w:keepNext/>
+              <w:keepNext w:val="0"/>
+              <w:spacing w:before="0" w:after="60" w:line="252" w:lineRule="auto"/>
             </w:pPr>
             <w:r>
-              <w:t>Outcome</w:t>
+              <w:rPr>
+                <w:rFonts w:ascii="Arial" w:hAnsi="Arial"/>
+                <w:b/>
+                <w:sz w:val="18"/>
+              </w:rPr>
+              <w:t>Kết quả quan sát</w:t>
             </w:r>
           </w:p>
         </w:tc>
+      </w:tr>
+      <w:tr>
         <w:trPr>
-          <w:tblHeader/>
           <w:cantSplit/>
         </w:trPr>
-      </w:tr>
-      <w:tr>
         <w:tc>
           <w:tcPr>
-            <w:tcW w:type="dxa" w:w="1987"/>
+            <w:tcW w:type="dxa" w:w="1980"/>
+            <w:vAlign w:val="center"/>
+            <w:shd w:fill="FFFFFF"/>
+            <w:tcMar>
+              <w:top w:w="65" w:type="dxa"/>
+              <w:bottom w:w="65" w:type="dxa"/>
+              <w:left w:w="65" w:type="dxa"/>
+              <w:right w:w="65" w:type="dxa"/>
+            </w:tcMar>
           </w:tcPr>
           <w:p>
+            <w:pPr>
+              <w:keepNext w:val="0"/>
+              <w:spacing w:before="0" w:after="60" w:line="252" w:lineRule="auto"/>
+            </w:pPr>
             <w:r>
-              <w:t>[SV]</w:t>
+              <w:rPr>
+                <w:rFonts w:ascii="Arial" w:hAnsi="Arial"/>
+                <w:b w:val="0"/>
+                <w:sz w:val="18"/>
+              </w:rPr>
+              <w:t>Nguyễn Trọng Khiêm</w:t>
+              <w:br/>
+              <w:t>SE192700</w:t>
             </w:r>
           </w:p>
         </w:tc>
         <w:tc>
           <w:tcPr>
-            <w:tcW w:type="dxa" w:w="1987"/>
+            <w:tcW w:type="dxa" w:w="1080"/>
+            <w:vAlign w:val="center"/>
+            <w:shd w:fill="FFFFFF"/>
+            <w:tcMar>
+              <w:top w:w="65" w:type="dxa"/>
+              <w:bottom w:w="65" w:type="dxa"/>
+              <w:left w:w="65" w:type="dxa"/>
+              <w:right w:w="65" w:type="dxa"/>
+            </w:tcMar>
           </w:tcPr>
           <w:p>
+            <w:pPr>
+              <w:keepNext w:val="0"/>
+              <w:spacing w:before="0" w:after="60" w:line="252" w:lineRule="auto"/>
+            </w:pPr>
             <w:r>
-              <w:t>[SE/IA]</w:t>
+              <w:rPr>
+                <w:rFonts w:ascii="Arial" w:hAnsi="Arial"/>
+                <w:b w:val="0"/>
+                <w:sz w:val="18"/>
+              </w:rPr>
+              <w:t>IA Lead</w:t>
             </w:r>
           </w:p>
         </w:tc>
         <w:tc>
           <w:tcPr>
-            <w:tcW w:type="dxa" w:w="1987"/>
+            <w:tcW w:type="dxa" w:w="1360"/>
+            <w:vAlign w:val="center"/>
+            <w:shd w:fill="FFFFFF"/>
+            <w:tcMar>
+              <w:top w:w="65" w:type="dxa"/>
+              <w:bottom w:w="65" w:type="dxa"/>
+              <w:left w:w="65" w:type="dxa"/>
+              <w:right w:w="65" w:type="dxa"/>
+            </w:tcMar>
           </w:tcPr>
           <w:p>
+            <w:pPr>
+              <w:keepNext w:val="0"/>
+              <w:spacing w:before="0" w:after="60" w:line="252" w:lineRule="auto"/>
+            </w:pPr>
             <w:r>
-              <w:t>[...]</w:t>
+              <w:rPr>
+                <w:rFonts w:ascii="Arial" w:hAnsi="Arial"/>
+                <w:b w:val="0"/>
+                <w:sz w:val="18"/>
+              </w:rPr>
+              <w:t>T1-01; T2-01/08</w:t>
             </w:r>
           </w:p>
         </w:tc>
         <w:tc>
           <w:tcPr>
-            <w:tcW w:type="dxa" w:w="1987"/>
+            <w:tcW w:type="dxa" w:w="2160"/>
+            <w:vAlign w:val="center"/>
+            <w:shd w:fill="FFFFFF"/>
+            <w:tcMar>
+              <w:top w:w="65" w:type="dxa"/>
+              <w:bottom w:w="65" w:type="dxa"/>
+              <w:left w:w="65" w:type="dxa"/>
+              <w:right w:w="65" w:type="dxa"/>
+            </w:tcMar>
           </w:tcPr>
           <w:p>
+            <w:pPr>
+              <w:keepNext w:val="0"/>
+              <w:spacing w:before="0" w:after="60" w:line="252" w:lineRule="auto"/>
+            </w:pPr>
             <w:r>
-              <w:t>[...]</w:t>
+              <w:rPr>
+                <w:rFonts w:ascii="Arial" w:hAnsi="Arial"/>
+                <w:b w:val="0"/>
+                <w:sz w:val="18"/>
+              </w:rPr>
+              <w:t>SecRS §3–6/8; SDD §8; 08; bộ Review 1</w:t>
+            </w:r>
+          </w:p>
+          <w:p>
+            <w:hyperlink r:id="rId11">
+              <w:r>
+                <w:rPr>
+                  <w:rFonts w:ascii="Arial" w:hAnsi="Arial"/>
+                  <w:sz w:val="18"/>
+                  <w:color w:val="1E5F99"/>
+                  <w:u w:val="single"/>
+                </w:rPr>
+                <w:t>SecRS</w:t>
+              </w:r>
+            </w:hyperlink>
+          </w:p>
+        </w:tc>
+        <w:tc>
+          <w:tcPr>
+            <w:tcW w:type="dxa" w:w="3356"/>
+            <w:vAlign w:val="center"/>
+            <w:shd w:fill="FFFFFF"/>
+            <w:tcMar>
+              <w:top w:w="65" w:type="dxa"/>
+              <w:bottom w:w="65" w:type="dxa"/>
+              <w:left w:w="65" w:type="dxa"/>
+              <w:right w:w="65" w:type="dxa"/>
+            </w:tcMar>
+          </w:tcPr>
+          <w:p>
+            <w:pPr>
+              <w:keepNext w:val="0"/>
+              <w:spacing w:before="0" w:after="60" w:line="252" w:lineRule="auto"/>
+            </w:pPr>
+            <w:r>
+              <w:rPr>
+                <w:rFonts w:ascii="Arial" w:hAnsi="Arial"/>
+                <w:b w:val="0"/>
+                <w:sz w:val="18"/>
+              </w:rPr>
+              <w:t>Đã chuẩn bị bản tài liệu để review. Chờ quyết định nhóm và review GV; chưa chạy SEC-TC.</w:t>
+            </w:r>
+          </w:p>
+        </w:tc>
+      </w:tr>
+      <w:tr>
+        <w:trPr>
+          <w:cantSplit/>
+        </w:trPr>
+        <w:tc>
+          <w:tcPr>
+            <w:tcW w:type="dxa" w:w="1980"/>
+            <w:vAlign w:val="center"/>
+            <w:shd w:fill="F4F7FA"/>
+            <w:tcMar>
+              <w:top w:w="65" w:type="dxa"/>
+              <w:bottom w:w="65" w:type="dxa"/>
+              <w:left w:w="65" w:type="dxa"/>
+              <w:right w:w="65" w:type="dxa"/>
+            </w:tcMar>
+          </w:tcPr>
+          <w:p>
+            <w:pPr>
+              <w:keepNext w:val="0"/>
+              <w:spacing w:before="0" w:after="60" w:line="252" w:lineRule="auto"/>
+            </w:pPr>
+            <w:r>
+              <w:rPr>
+                <w:rFonts w:ascii="Arial" w:hAnsi="Arial"/>
+                <w:b w:val="0"/>
+                <w:sz w:val="18"/>
+              </w:rPr>
+              <w:t>Nguyễn Tăng Minh Khánh</w:t>
+              <w:br/>
+              <w:t>SE193903</w:t>
             </w:r>
           </w:p>
         </w:tc>
         <w:tc>
           <w:tcPr>
-            <w:tcW w:type="dxa" w:w="1987"/>
+            <w:tcW w:type="dxa" w:w="1080"/>
+            <w:vAlign w:val="center"/>
+            <w:shd w:fill="F4F7FA"/>
+            <w:tcMar>
+              <w:top w:w="65" w:type="dxa"/>
+              <w:bottom w:w="65" w:type="dxa"/>
+              <w:left w:w="65" w:type="dxa"/>
+              <w:right w:w="65" w:type="dxa"/>
+            </w:tcMar>
           </w:tcPr>
           <w:p>
+            <w:pPr>
+              <w:keepNext w:val="0"/>
+              <w:spacing w:before="0" w:after="60" w:line="252" w:lineRule="auto"/>
+            </w:pPr>
             <w:r>
-              <w:t>[...]</w:t>
-            </w:r>
-          </w:p>
-        </w:tc>
-        <w:trPr>
-          <w:cantSplit/>
-        </w:trPr>
-      </w:tr>
-      <w:tr>
-        <w:tc>
-          <w:tcPr>
-            <w:tcW w:type="dxa" w:w="1987"/>
-          </w:tcPr>
-          <w:p>
-            <w:r>
-              <w:t>[SV]</w:t>
+              <w:rPr>
+                <w:rFonts w:ascii="Arial" w:hAnsi="Arial"/>
+                <w:b w:val="0"/>
+                <w:sz w:val="18"/>
+              </w:rPr>
+              <w:t>AuthZ</w:t>
             </w:r>
           </w:p>
         </w:tc>
         <w:tc>
           <w:tcPr>
-            <w:tcW w:type="dxa" w:w="1987"/>
+            <w:tcW w:type="dxa" w:w="1360"/>
+            <w:vAlign w:val="center"/>
+            <w:shd w:fill="F4F7FA"/>
+            <w:tcMar>
+              <w:top w:w="65" w:type="dxa"/>
+              <w:bottom w:w="65" w:type="dxa"/>
+              <w:left w:w="65" w:type="dxa"/>
+              <w:right w:w="65" w:type="dxa"/>
+            </w:tcMar>
           </w:tcPr>
           <w:p>
+            <w:pPr>
+              <w:keepNext w:val="0"/>
+              <w:spacing w:before="0" w:after="60" w:line="252" w:lineRule="auto"/>
+            </w:pPr>
             <w:r>
-              <w:t>[SE/IA]</w:t>
+              <w:rPr>
+                <w:rFonts w:ascii="Arial" w:hAnsi="Arial"/>
+                <w:b w:val="0"/>
+                <w:sz w:val="18"/>
+              </w:rPr>
+              <w:t>T1-02; T2-02/09</w:t>
             </w:r>
           </w:p>
         </w:tc>
         <w:tc>
           <w:tcPr>
-            <w:tcW w:type="dxa" w:w="1987"/>
+            <w:tcW w:type="dxa" w:w="2160"/>
+            <w:vAlign w:val="center"/>
+            <w:shd w:fill="F4F7FA"/>
+            <w:tcMar>
+              <w:top w:w="65" w:type="dxa"/>
+              <w:bottom w:w="65" w:type="dxa"/>
+              <w:left w:w="65" w:type="dxa"/>
+              <w:right w:w="65" w:type="dxa"/>
+            </w:tcMar>
           </w:tcPr>
           <w:p>
+            <w:pPr>
+              <w:keepNext w:val="0"/>
+              <w:spacing w:before="0" w:after="60" w:line="252" w:lineRule="auto"/>
+            </w:pPr>
             <w:r>
-              <w:t>[...]</w:t>
+              <w:rPr>
+                <w:rFonts w:ascii="Arial" w:hAnsi="Arial"/>
+                <w:b w:val="0"/>
+                <w:sz w:val="18"/>
+              </w:rPr>
+              <w:t>SecRS §4–5; Access Matrix</w:t>
+            </w:r>
+          </w:p>
+          <w:p>
+            <w:hyperlink r:id="rId12">
+              <w:r>
+                <w:rPr>
+                  <w:rFonts w:ascii="Arial" w:hAnsi="Arial"/>
+                  <w:sz w:val="18"/>
+                  <w:color w:val="1E5F99"/>
+                  <w:u w:val="single"/>
+                </w:rPr>
+                <w:t>SecRS và ma trận</w:t>
+              </w:r>
+            </w:hyperlink>
+          </w:p>
+        </w:tc>
+        <w:tc>
+          <w:tcPr>
+            <w:tcW w:type="dxa" w:w="3356"/>
+            <w:vAlign w:val="center"/>
+            <w:shd w:fill="F4F7FA"/>
+            <w:tcMar>
+              <w:top w:w="65" w:type="dxa"/>
+              <w:bottom w:w="65" w:type="dxa"/>
+              <w:left w:w="65" w:type="dxa"/>
+              <w:right w:w="65" w:type="dxa"/>
+            </w:tcMar>
+          </w:tcPr>
+          <w:p>
+            <w:pPr>
+              <w:keepNext w:val="0"/>
+              <w:spacing w:before="0" w:after="60" w:line="252" w:lineRule="auto"/>
+            </w:pPr>
+            <w:r>
+              <w:rPr>
+                <w:rFonts w:ascii="Arial" w:hAnsi="Arial"/>
+                <w:b w:val="0"/>
+                <w:sz w:val="18"/>
+              </w:rPr>
+              <w:t>Có SR, ma trận và abuse cases; cần SE xác nhận các điểm khác 403/404/422, Manager/status, Admin/file, internal note.</w:t>
+            </w:r>
+          </w:p>
+        </w:tc>
+      </w:tr>
+      <w:tr>
+        <w:trPr>
+          <w:cantSplit/>
+        </w:trPr>
+        <w:tc>
+          <w:tcPr>
+            <w:tcW w:type="dxa" w:w="1980"/>
+            <w:vAlign w:val="center"/>
+            <w:shd w:fill="FFFFFF"/>
+            <w:tcMar>
+              <w:top w:w="65" w:type="dxa"/>
+              <w:bottom w:w="65" w:type="dxa"/>
+              <w:left w:w="65" w:type="dxa"/>
+              <w:right w:w="65" w:type="dxa"/>
+            </w:tcMar>
+          </w:tcPr>
+          <w:p>
+            <w:pPr>
+              <w:keepNext w:val="0"/>
+              <w:spacing w:before="0" w:after="60" w:line="252" w:lineRule="auto"/>
+            </w:pPr>
+            <w:r>
+              <w:rPr>
+                <w:rFonts w:ascii="Arial" w:hAnsi="Arial"/>
+                <w:b w:val="0"/>
+                <w:sz w:val="18"/>
+              </w:rPr>
+              <w:t>Huỳnh Minh Hoà</w:t>
+              <w:br/>
+              <w:t>SE193707</w:t>
             </w:r>
           </w:p>
         </w:tc>
         <w:tc>
           <w:tcPr>
-            <w:tcW w:type="dxa" w:w="1987"/>
+            <w:tcW w:type="dxa" w:w="1080"/>
+            <w:vAlign w:val="center"/>
+            <w:shd w:fill="FFFFFF"/>
+            <w:tcMar>
+              <w:top w:w="65" w:type="dxa"/>
+              <w:bottom w:w="65" w:type="dxa"/>
+              <w:left w:w="65" w:type="dxa"/>
+              <w:right w:w="65" w:type="dxa"/>
+            </w:tcMar>
           </w:tcPr>
           <w:p>
+            <w:pPr>
+              <w:keepNext w:val="0"/>
+              <w:spacing w:before="0" w:after="60" w:line="252" w:lineRule="auto"/>
+            </w:pPr>
             <w:r>
-              <w:t>[...]</w:t>
+              <w:rPr>
+                <w:rFonts w:ascii="Arial" w:hAnsi="Arial"/>
+                <w:b w:val="0"/>
+                <w:sz w:val="18"/>
+              </w:rPr>
+              <w:t>Audit/Monitoring</w:t>
             </w:r>
           </w:p>
         </w:tc>
         <w:tc>
           <w:tcPr>
-            <w:tcW w:type="dxa" w:w="1987"/>
+            <w:tcW w:type="dxa" w:w="1360"/>
+            <w:vAlign w:val="center"/>
+            <w:shd w:fill="FFFFFF"/>
+            <w:tcMar>
+              <w:top w:w="65" w:type="dxa"/>
+              <w:bottom w:w="65" w:type="dxa"/>
+              <w:left w:w="65" w:type="dxa"/>
+              <w:right w:w="65" w:type="dxa"/>
+            </w:tcMar>
           </w:tcPr>
           <w:p>
+            <w:pPr>
+              <w:keepNext w:val="0"/>
+              <w:spacing w:before="0" w:after="60" w:line="252" w:lineRule="auto"/>
+            </w:pPr>
             <w:r>
-              <w:t>[...]</w:t>
-            </w:r>
-          </w:p>
-        </w:tc>
-        <w:trPr>
-          <w:cantSplit/>
-        </w:trPr>
-      </w:tr>
-      <w:tr>
-        <w:tc>
-          <w:tcPr>
-            <w:tcW w:type="dxa" w:w="1987"/>
-          </w:tcPr>
-          <w:p>
-            <w:r>
-              <w:t>[SV]</w:t>
+              <w:rPr>
+                <w:rFonts w:ascii="Arial" w:hAnsi="Arial"/>
+                <w:b w:val="0"/>
+                <w:sz w:val="18"/>
+              </w:rPr>
+              <w:t>T1-03; T2-03/10</w:t>
             </w:r>
           </w:p>
         </w:tc>
         <w:tc>
           <w:tcPr>
-            <w:tcW w:type="dxa" w:w="1987"/>
+            <w:tcW w:type="dxa" w:w="2160"/>
+            <w:vAlign w:val="center"/>
+            <w:shd w:fill="FFFFFF"/>
+            <w:tcMar>
+              <w:top w:w="65" w:type="dxa"/>
+              <w:bottom w:w="65" w:type="dxa"/>
+              <w:left w:w="65" w:type="dxa"/>
+              <w:right w:w="65" w:type="dxa"/>
+            </w:tcMar>
           </w:tcPr>
           <w:p>
+            <w:pPr>
+              <w:keepNext w:val="0"/>
+              <w:spacing w:before="0" w:after="60" w:line="252" w:lineRule="auto"/>
+            </w:pPr>
             <w:r>
-              <w:t>[SE/IA]</w:t>
+              <w:rPr>
+                <w:rFonts w:ascii="Arial" w:hAnsi="Arial"/>
+                <w:b w:val="0"/>
+                <w:sz w:val="18"/>
+              </w:rPr>
+              <w:t>SecRS IA-HD04/05, §7; SDD §7</w:t>
+            </w:r>
+          </w:p>
+          <w:p>
+            <w:hyperlink r:id="rId13">
+              <w:r>
+                <w:rPr>
+                  <w:rFonts w:ascii="Arial" w:hAnsi="Arial"/>
+                  <w:sz w:val="18"/>
+                  <w:color w:val="1E5F99"/>
+                  <w:u w:val="single"/>
+                </w:rPr>
+                <w:t>SDD §7</w:t>
+              </w:r>
+            </w:hyperlink>
+          </w:p>
+        </w:tc>
+        <w:tc>
+          <w:tcPr>
+            <w:tcW w:type="dxa" w:w="3356"/>
+            <w:vAlign w:val="center"/>
+            <w:shd w:fill="FFFFFF"/>
+            <w:tcMar>
+              <w:top w:w="65" w:type="dxa"/>
+              <w:bottom w:w="65" w:type="dxa"/>
+              <w:left w:w="65" w:type="dxa"/>
+              <w:right w:w="65" w:type="dxa"/>
+            </w:tcMar>
+          </w:tcPr>
+          <w:p>
+            <w:pPr>
+              <w:keepNext w:val="0"/>
+              <w:spacing w:before="0" w:after="60" w:line="252" w:lineRule="auto"/>
+            </w:pPr>
+            <w:r>
+              <w:rPr>
+                <w:rFonts w:ascii="Arial" w:hAnsi="Arial"/>
+                <w:b w:val="0"/>
+                <w:sz w:val="18"/>
+              </w:rPr>
+              <w:t>Có mô tả JSONL/rules. Schema chi tiết, giả mã, công cụ theo RAM, retention và ngưỡng Proposed còn chờ chốt.</w:t>
+            </w:r>
+          </w:p>
+        </w:tc>
+      </w:tr>
+      <w:tr>
+        <w:trPr>
+          <w:cantSplit/>
+        </w:trPr>
+        <w:tc>
+          <w:tcPr>
+            <w:tcW w:type="dxa" w:w="1980"/>
+            <w:vAlign w:val="center"/>
+            <w:shd w:fill="F4F7FA"/>
+            <w:tcMar>
+              <w:top w:w="65" w:type="dxa"/>
+              <w:bottom w:w="65" w:type="dxa"/>
+              <w:left w:w="65" w:type="dxa"/>
+              <w:right w:w="65" w:type="dxa"/>
+            </w:tcMar>
+          </w:tcPr>
+          <w:p>
+            <w:pPr>
+              <w:keepNext w:val="0"/>
+              <w:spacing w:before="0" w:after="60" w:line="252" w:lineRule="auto"/>
+            </w:pPr>
+            <w:r>
+              <w:rPr>
+                <w:rFonts w:ascii="Arial" w:hAnsi="Arial"/>
+                <w:b w:val="0"/>
+                <w:sz w:val="18"/>
+              </w:rPr>
+              <w:t>Vũ Hồng Nhi</w:t>
+              <w:br/>
+              <w:t>SE182824</w:t>
             </w:r>
           </w:p>
         </w:tc>
         <w:tc>
           <w:tcPr>
-            <w:tcW w:type="dxa" w:w="1987"/>
+            <w:tcW w:type="dxa" w:w="1080"/>
+            <w:vAlign w:val="center"/>
+            <w:shd w:fill="F4F7FA"/>
+            <w:tcMar>
+              <w:top w:w="65" w:type="dxa"/>
+              <w:bottom w:w="65" w:type="dxa"/>
+              <w:left w:w="65" w:type="dxa"/>
+              <w:right w:w="65" w:type="dxa"/>
+            </w:tcMar>
           </w:tcPr>
           <w:p>
+            <w:pPr>
+              <w:keepNext w:val="0"/>
+              <w:spacing w:before="0" w:after="60" w:line="252" w:lineRule="auto"/>
+            </w:pPr>
             <w:r>
-              <w:t>[...]</w:t>
+              <w:rPr>
+                <w:rFonts w:ascii="Arial" w:hAnsi="Arial"/>
+                <w:b w:val="0"/>
+                <w:sz w:val="18"/>
+              </w:rPr>
+              <w:t>Hardening/Lab</w:t>
             </w:r>
           </w:p>
         </w:tc>
         <w:tc>
           <w:tcPr>
-            <w:tcW w:type="dxa" w:w="1987"/>
+            <w:tcW w:type="dxa" w:w="1360"/>
+            <w:vAlign w:val="center"/>
+            <w:shd w:fill="F4F7FA"/>
+            <w:tcMar>
+              <w:top w:w="65" w:type="dxa"/>
+              <w:bottom w:w="65" w:type="dxa"/>
+              <w:left w:w="65" w:type="dxa"/>
+              <w:right w:w="65" w:type="dxa"/>
+            </w:tcMar>
           </w:tcPr>
           <w:p>
+            <w:pPr>
+              <w:keepNext w:val="0"/>
+              <w:spacing w:before="0" w:after="60" w:line="252" w:lineRule="auto"/>
+            </w:pPr>
             <w:r>
-              <w:t>[...]</w:t>
+              <w:rPr>
+                <w:rFonts w:ascii="Arial" w:hAnsi="Arial"/>
+                <w:b w:val="0"/>
+                <w:sz w:val="18"/>
+              </w:rPr>
+              <w:t>T1-04; T2-04/11</w:t>
             </w:r>
           </w:p>
         </w:tc>
         <w:tc>
           <w:tcPr>
-            <w:tcW w:type="dxa" w:w="1987"/>
+            <w:tcW w:type="dxa" w:w="2160"/>
+            <w:vAlign w:val="center"/>
+            <w:shd w:fill="F4F7FA"/>
+            <w:tcMar>
+              <w:top w:w="65" w:type="dxa"/>
+              <w:bottom w:w="65" w:type="dxa"/>
+              <w:left w:w="65" w:type="dxa"/>
+              <w:right w:w="65" w:type="dxa"/>
+            </w:tcMar>
           </w:tcPr>
           <w:p>
+            <w:pPr>
+              <w:keepNext w:val="0"/>
+              <w:spacing w:before="0" w:after="60" w:line="252" w:lineRule="auto"/>
+            </w:pPr>
             <w:r>
-              <w:t>[...]</w:t>
+              <w:rPr>
+                <w:rFonts w:ascii="Arial" w:hAnsi="Arial"/>
+                <w:b w:val="0"/>
+                <w:sz w:val="18"/>
+              </w:rPr>
+              <w:t>SecRS IA-HD03/07; SDD §8/T2-04</w:t>
+            </w:r>
+          </w:p>
+          <w:p>
+            <w:hyperlink r:id="rId11">
+              <w:r>
+                <w:rPr>
+                  <w:rFonts w:ascii="Arial" w:hAnsi="Arial"/>
+                  <w:sz w:val="18"/>
+                  <w:color w:val="1E5F99"/>
+                  <w:u w:val="single"/>
+                </w:rPr>
+                <w:t>SecRS và SDD</w:t>
+              </w:r>
+            </w:hyperlink>
+          </w:p>
+        </w:tc>
+        <w:tc>
+          <w:tcPr>
+            <w:tcW w:type="dxa" w:w="3356"/>
+            <w:vAlign w:val="center"/>
+            <w:shd w:fill="F4F7FA"/>
+            <w:tcMar>
+              <w:top w:w="65" w:type="dxa"/>
+              <w:bottom w:w="65" w:type="dxa"/>
+              <w:left w:w="65" w:type="dxa"/>
+              <w:right w:w="65" w:type="dxa"/>
+            </w:tcMar>
+          </w:tcPr>
+          <w:p>
+            <w:pPr>
+              <w:keepNext w:val="0"/>
+              <w:spacing w:before="0" w:after="60" w:line="252" w:lineRule="auto"/>
+            </w:pPr>
+            <w:r>
+              <w:rPr>
+                <w:rFonts w:ascii="Arial" w:hAnsi="Arial"/>
+                <w:b w:val="0"/>
+                <w:sz w:val="18"/>
+              </w:rPr>
+              <w:t>SR có trong tài liệu; số liệu/mã test đã đồng bộ khi gộp. Chưa thấy sơ đồ lab, cấu hình/report Gitleaks trong nguồn đã rà; chưa xác minh triển khai.</w:t>
             </w:r>
           </w:p>
         </w:tc>
+      </w:tr>
+      <w:tr>
         <w:trPr>
           <w:cantSplit/>
         </w:trPr>
-      </w:tr>
-      <w:tr>
         <w:tc>
           <w:tcPr>
-            <w:tcW w:type="dxa" w:w="1987"/>
+            <w:tcW w:type="dxa" w:w="1980"/>
+            <w:vAlign w:val="center"/>
+            <w:shd w:fill="FFFFFF"/>
+            <w:tcMar>
+              <w:top w:w="65" w:type="dxa"/>
+              <w:bottom w:w="65" w:type="dxa"/>
+              <w:left w:w="65" w:type="dxa"/>
+              <w:right w:w="65" w:type="dxa"/>
+            </w:tcMar>
           </w:tcPr>
           <w:p>
+            <w:pPr>
+              <w:keepNext w:val="0"/>
+              <w:spacing w:before="0" w:after="60" w:line="252" w:lineRule="auto"/>
+            </w:pPr>
             <w:r>
-              <w:t>[SV]</w:t>
+              <w:rPr>
+                <w:rFonts w:ascii="Arial" w:hAnsi="Arial"/>
+                <w:b w:val="0"/>
+                <w:sz w:val="18"/>
+              </w:rPr>
+              <w:t>Phạm Nguyễn Minh Trí</w:t>
+              <w:br/>
+              <w:t>SE192434</w:t>
             </w:r>
           </w:p>
         </w:tc>
         <w:tc>
           <w:tcPr>
-            <w:tcW w:type="dxa" w:w="1987"/>
+            <w:tcW w:type="dxa" w:w="1080"/>
+            <w:vAlign w:val="center"/>
+            <w:shd w:fill="FFFFFF"/>
+            <w:tcMar>
+              <w:top w:w="65" w:type="dxa"/>
+              <w:bottom w:w="65" w:type="dxa"/>
+              <w:left w:w="65" w:type="dxa"/>
+              <w:right w:w="65" w:type="dxa"/>
+            </w:tcMar>
           </w:tcPr>
           <w:p>
+            <w:pPr>
+              <w:keepNext w:val="0"/>
+              <w:spacing w:before="0" w:after="60" w:line="252" w:lineRule="auto"/>
+            </w:pPr>
             <w:r>
-              <w:t>[SE/IA]</w:t>
+              <w:rPr>
+                <w:rFonts w:ascii="Arial" w:hAnsi="Arial"/>
+                <w:b w:val="0"/>
+                <w:sz w:val="18"/>
+              </w:rPr>
+              <w:t>SE Lead</w:t>
             </w:r>
           </w:p>
         </w:tc>
         <w:tc>
           <w:tcPr>
-            <w:tcW w:type="dxa" w:w="1987"/>
+            <w:tcW w:type="dxa" w:w="1360"/>
+            <w:vAlign w:val="center"/>
+            <w:shd w:fill="FFFFFF"/>
+            <w:tcMar>
+              <w:top w:w="65" w:type="dxa"/>
+              <w:bottom w:w="65" w:type="dxa"/>
+              <w:left w:w="65" w:type="dxa"/>
+              <w:right w:w="65" w:type="dxa"/>
+            </w:tcMar>
           </w:tcPr>
           <w:p>
+            <w:pPr>
+              <w:keepNext w:val="0"/>
+              <w:spacing w:before="0" w:after="60" w:line="252" w:lineRule="auto"/>
+            </w:pPr>
             <w:r>
-              <w:t>[...]</w:t>
+              <w:rPr>
+                <w:rFonts w:ascii="Arial" w:hAnsi="Arial"/>
+                <w:b w:val="0"/>
+                <w:sz w:val="18"/>
+              </w:rPr>
+              <w:t>T1-05; T2-05/12</w:t>
             </w:r>
           </w:p>
         </w:tc>
         <w:tc>
           <w:tcPr>
-            <w:tcW w:type="dxa" w:w="1987"/>
+            <w:tcW w:type="dxa" w:w="2160"/>
+            <w:vAlign w:val="center"/>
+            <w:shd w:fill="FFFFFF"/>
+            <w:tcMar>
+              <w:top w:w="65" w:type="dxa"/>
+              <w:bottom w:w="65" w:type="dxa"/>
+              <w:left w:w="65" w:type="dxa"/>
+              <w:right w:w="65" w:type="dxa"/>
+            </w:tcMar>
           </w:tcPr>
           <w:p>
+            <w:pPr>
+              <w:keepNext w:val="0"/>
+              <w:spacing w:before="0" w:after="60" w:line="252" w:lineRule="auto"/>
+            </w:pPr>
             <w:r>
-              <w:t>[...]</w:t>
+              <w:rPr>
+                <w:rFonts w:ascii="Arial" w:hAnsi="Arial"/>
+                <w:b w:val="0"/>
+                <w:sz w:val="18"/>
+              </w:rPr>
+              <w:t>SRS §1–4/UC-06…10/trace; SDD §1/2/9</w:t>
+            </w:r>
+          </w:p>
+          <w:p>
+            <w:hyperlink r:id="rId14">
+              <w:r>
+                <w:rPr>
+                  <w:rFonts w:ascii="Arial" w:hAnsi="Arial"/>
+                  <w:sz w:val="18"/>
+                  <w:color w:val="1E5F99"/>
+                  <w:u w:val="single"/>
+                </w:rPr>
+                <w:t>SRS</w:t>
+              </w:r>
+            </w:hyperlink>
+          </w:p>
+        </w:tc>
+        <w:tc>
+          <w:tcPr>
+            <w:tcW w:type="dxa" w:w="3356"/>
+            <w:vAlign w:val="center"/>
+            <w:shd w:fill="FFFFFF"/>
+            <w:tcMar>
+              <w:top w:w="65" w:type="dxa"/>
+              <w:bottom w:w="65" w:type="dxa"/>
+              <w:left w:w="65" w:type="dxa"/>
+              <w:right w:w="65" w:type="dxa"/>
+            </w:tcMar>
+          </w:tcPr>
+          <w:p>
+            <w:pPr>
+              <w:keepNext w:val="0"/>
+              <w:spacing w:before="0" w:after="60" w:line="252" w:lineRule="auto"/>
+            </w:pPr>
+            <w:r>
+              <w:rPr>
+                <w:rFonts w:ascii="Arial" w:hAnsi="Arial"/>
+                <w:b w:val="0"/>
+                <w:sz w:val="18"/>
+              </w:rPr>
+              <w:t>Có nội dung nghiệp vụ/ADR. Cần chốt Reopen/SLA/quyền, đồng bộ BPMN và review sửa tham chiếu v1.1.</w:t>
+            </w:r>
+          </w:p>
+        </w:tc>
+      </w:tr>
+      <w:tr>
+        <w:trPr>
+          <w:cantSplit/>
+        </w:trPr>
+        <w:tc>
+          <w:tcPr>
+            <w:tcW w:type="dxa" w:w="1980"/>
+            <w:vAlign w:val="center"/>
+            <w:shd w:fill="F4F7FA"/>
+            <w:tcMar>
+              <w:top w:w="65" w:type="dxa"/>
+              <w:bottom w:w="65" w:type="dxa"/>
+              <w:left w:w="65" w:type="dxa"/>
+              <w:right w:w="65" w:type="dxa"/>
+            </w:tcMar>
+          </w:tcPr>
+          <w:p>
+            <w:pPr>
+              <w:keepNext w:val="0"/>
+              <w:spacing w:before="0" w:after="60" w:line="252" w:lineRule="auto"/>
+            </w:pPr>
+            <w:r>
+              <w:rPr>
+                <w:rFonts w:ascii="Arial" w:hAnsi="Arial"/>
+                <w:b w:val="0"/>
+                <w:sz w:val="18"/>
+              </w:rPr>
+              <w:t>Lê Phú Cường</w:t>
+              <w:br/>
+              <w:t>SE200624</w:t>
             </w:r>
           </w:p>
         </w:tc>
         <w:tc>
           <w:tcPr>
-            <w:tcW w:type="dxa" w:w="1987"/>
+            <w:tcW w:type="dxa" w:w="1080"/>
+            <w:vAlign w:val="center"/>
+            <w:shd w:fill="F4F7FA"/>
+            <w:tcMar>
+              <w:top w:w="65" w:type="dxa"/>
+              <w:bottom w:w="65" w:type="dxa"/>
+              <w:left w:w="65" w:type="dxa"/>
+              <w:right w:w="65" w:type="dxa"/>
+            </w:tcMar>
           </w:tcPr>
           <w:p>
+            <w:pPr>
+              <w:keepNext w:val="0"/>
+              <w:spacing w:before="0" w:after="60" w:line="252" w:lineRule="auto"/>
+            </w:pPr>
             <w:r>
-              <w:t>[...]</w:t>
-            </w:r>
-          </w:p>
-        </w:tc>
-        <w:trPr>
-          <w:cantSplit/>
-        </w:trPr>
-      </w:tr>
-      <w:tr>
-        <w:tc>
-          <w:tcPr>
-            <w:tcW w:type="dxa" w:w="1987"/>
-          </w:tcPr>
-          <w:p>
-            <w:r>
-              <w:t>[SV]</w:t>
+              <w:rPr>
+                <w:rFonts w:ascii="Arial" w:hAnsi="Arial"/>
+                <w:b w:val="0"/>
+                <w:sz w:val="18"/>
+              </w:rPr>
+              <w:t>Backend/ERD/API</w:t>
             </w:r>
           </w:p>
         </w:tc>
         <w:tc>
           <w:tcPr>
-            <w:tcW w:type="dxa" w:w="1987"/>
+            <w:tcW w:type="dxa" w:w="1360"/>
+            <w:vAlign w:val="center"/>
+            <w:shd w:fill="F4F7FA"/>
+            <w:tcMar>
+              <w:top w:w="65" w:type="dxa"/>
+              <w:bottom w:w="65" w:type="dxa"/>
+              <w:left w:w="65" w:type="dxa"/>
+              <w:right w:w="65" w:type="dxa"/>
+            </w:tcMar>
           </w:tcPr>
           <w:p>
+            <w:pPr>
+              <w:keepNext w:val="0"/>
+              <w:spacing w:before="0" w:after="60" w:line="252" w:lineRule="auto"/>
+            </w:pPr>
             <w:r>
-              <w:t>[SE/IA]</w:t>
+              <w:rPr>
+                <w:rFonts w:ascii="Arial" w:hAnsi="Arial"/>
+                <w:b w:val="0"/>
+                <w:sz w:val="18"/>
+              </w:rPr>
+              <w:t>T1-06; T2-06/13</w:t>
             </w:r>
           </w:p>
         </w:tc>
         <w:tc>
           <w:tcPr>
-            <w:tcW w:type="dxa" w:w="1987"/>
+            <w:tcW w:type="dxa" w:w="2160"/>
+            <w:vAlign w:val="center"/>
+            <w:shd w:fill="F4F7FA"/>
+            <w:tcMar>
+              <w:top w:w="65" w:type="dxa"/>
+              <w:bottom w:w="65" w:type="dxa"/>
+              <w:left w:w="65" w:type="dxa"/>
+              <w:right w:w="65" w:type="dxa"/>
+            </w:tcMar>
           </w:tcPr>
           <w:p>
+            <w:pPr>
+              <w:keepNext w:val="0"/>
+              <w:spacing w:before="0" w:after="60" w:line="252" w:lineRule="auto"/>
+            </w:pPr>
             <w:r>
-              <w:t>[...]</w:t>
+              <w:rPr>
+                <w:rFonts w:ascii="Arial" w:hAnsi="Arial"/>
+                <w:b w:val="0"/>
+                <w:sz w:val="18"/>
+              </w:rPr>
+              <w:t>SRS BR/UC/data; SDD §3/4/6</w:t>
+            </w:r>
+          </w:p>
+          <w:p>
+            <w:hyperlink r:id="rId13">
+              <w:r>
+                <w:rPr>
+                  <w:rFonts w:ascii="Arial" w:hAnsi="Arial"/>
+                  <w:sz w:val="18"/>
+                  <w:color w:val="1E5F99"/>
+                  <w:u w:val="single"/>
+                </w:rPr>
+                <w:t>SDD §3–4–6</w:t>
+              </w:r>
+            </w:hyperlink>
+          </w:p>
+        </w:tc>
+        <w:tc>
+          <w:tcPr>
+            <w:tcW w:type="dxa" w:w="3356"/>
+            <w:vAlign w:val="center"/>
+            <w:shd w:fill="F4F7FA"/>
+            <w:tcMar>
+              <w:top w:w="65" w:type="dxa"/>
+              <w:bottom w:w="65" w:type="dxa"/>
+              <w:left w:w="65" w:type="dxa"/>
+              <w:right w:w="65" w:type="dxa"/>
+            </w:tcMar>
+          </w:tcPr>
+          <w:p>
+            <w:pPr>
+              <w:keepNext w:val="0"/>
+              <w:spacing w:before="0" w:after="60" w:line="252" w:lineRule="auto"/>
+            </w:pPr>
+            <w:r>
+              <w:rPr>
+                <w:rFonts w:ascii="Arial" w:hAnsi="Arial"/>
+                <w:b w:val="0"/>
+                <w:sz w:val="18"/>
+              </w:rPr>
+              <w:t>Có ERD/API/AuthN và UC. Chờ link OpenAPI, chốt contract file/state/quyền; review chuẩn hóa NFR/test.</w:t>
+            </w:r>
+          </w:p>
+        </w:tc>
+      </w:tr>
+      <w:tr>
+        <w:trPr>
+          <w:cantSplit/>
+        </w:trPr>
+        <w:tc>
+          <w:tcPr>
+            <w:tcW w:type="dxa" w:w="1980"/>
+            <w:vAlign w:val="center"/>
+            <w:shd w:fill="FFFFFF"/>
+            <w:tcMar>
+              <w:top w:w="65" w:type="dxa"/>
+              <w:bottom w:w="65" w:type="dxa"/>
+              <w:left w:w="65" w:type="dxa"/>
+              <w:right w:w="65" w:type="dxa"/>
+            </w:tcMar>
+          </w:tcPr>
+          <w:p>
+            <w:pPr>
+              <w:keepNext w:val="0"/>
+              <w:spacing w:before="0" w:after="60" w:line="252" w:lineRule="auto"/>
+            </w:pPr>
+            <w:r>
+              <w:rPr>
+                <w:rFonts w:ascii="Arial" w:hAnsi="Arial"/>
+                <w:b w:val="0"/>
+                <w:sz w:val="18"/>
+              </w:rPr>
+              <w:t>Nguyễn Nhật Chính</w:t>
+              <w:br/>
+              <w:t>SE196524</w:t>
             </w:r>
           </w:p>
         </w:tc>
         <w:tc>
           <w:tcPr>
-            <w:tcW w:type="dxa" w:w="1987"/>
+            <w:tcW w:type="dxa" w:w="1080"/>
+            <w:vAlign w:val="center"/>
+            <w:shd w:fill="FFFFFF"/>
+            <w:tcMar>
+              <w:top w:w="65" w:type="dxa"/>
+              <w:bottom w:w="65" w:type="dxa"/>
+              <w:left w:w="65" w:type="dxa"/>
+              <w:right w:w="65" w:type="dxa"/>
+            </w:tcMar>
           </w:tcPr>
           <w:p>
+            <w:pPr>
+              <w:keepNext w:val="0"/>
+              <w:spacing w:before="0" w:after="60" w:line="252" w:lineRule="auto"/>
+            </w:pPr>
             <w:r>
-              <w:t>[...]</w:t>
+              <w:rPr>
+                <w:rFonts w:ascii="Arial" w:hAnsi="Arial"/>
+                <w:b w:val="0"/>
+                <w:sz w:val="18"/>
+              </w:rPr>
+              <w:t>Frontend</w:t>
             </w:r>
           </w:p>
         </w:tc>
         <w:tc>
           <w:tcPr>
-            <w:tcW w:type="dxa" w:w="1987"/>
+            <w:tcW w:type="dxa" w:w="1360"/>
+            <w:vAlign w:val="center"/>
+            <w:shd w:fill="FFFFFF"/>
+            <w:tcMar>
+              <w:top w:w="65" w:type="dxa"/>
+              <w:bottom w:w="65" w:type="dxa"/>
+              <w:left w:w="65" w:type="dxa"/>
+              <w:right w:w="65" w:type="dxa"/>
+            </w:tcMar>
           </w:tcPr>
           <w:p>
+            <w:pPr>
+              <w:keepNext w:val="0"/>
+              <w:spacing w:before="0" w:after="60" w:line="252" w:lineRule="auto"/>
+            </w:pPr>
             <w:r>
-              <w:t>[...]</w:t>
+              <w:rPr>
+                <w:rFonts w:ascii="Arial" w:hAnsi="Arial"/>
+                <w:b w:val="0"/>
+                <w:sz w:val="18"/>
+              </w:rPr>
+              <w:t>T1-07; T2-07/14</w:t>
             </w:r>
           </w:p>
         </w:tc>
-        <w:trPr>
-          <w:cantSplit/>
-        </w:trPr>
+        <w:tc>
+          <w:tcPr>
+            <w:tcW w:type="dxa" w:w="2160"/>
+            <w:vAlign w:val="center"/>
+            <w:shd w:fill="FFFFFF"/>
+            <w:tcMar>
+              <w:top w:w="65" w:type="dxa"/>
+              <w:bottom w:w="65" w:type="dxa"/>
+              <w:left w:w="65" w:type="dxa"/>
+              <w:right w:w="65" w:type="dxa"/>
+            </w:tcMar>
+          </w:tcPr>
+          <w:p>
+            <w:pPr>
+              <w:keepNext w:val="0"/>
+              <w:spacing w:before="0" w:after="60" w:line="252" w:lineRule="auto"/>
+            </w:pPr>
+            <w:r>
+              <w:rPr>
+                <w:rFonts w:ascii="Arial" w:hAnsi="Arial"/>
+                <w:b w:val="0"/>
+                <w:sz w:val="18"/>
+              </w:rPr>
+              <w:t>SRS §8; PR #2; screen flow draft</w:t>
+            </w:r>
+          </w:p>
+          <w:p>
+            <w:hyperlink r:id="rId15">
+              <w:r>
+                <w:rPr>
+                  <w:rFonts w:ascii="Arial" w:hAnsi="Arial"/>
+                  <w:sz w:val="18"/>
+                  <w:color w:val="1E5F99"/>
+                  <w:u w:val="single"/>
+                </w:rPr>
+                <w:t>PR #2 FE skeleton</w:t>
+              </w:r>
+            </w:hyperlink>
+          </w:p>
+        </w:tc>
+        <w:tc>
+          <w:tcPr>
+            <w:tcW w:type="dxa" w:w="3356"/>
+            <w:vAlign w:val="center"/>
+            <w:shd w:fill="FFFFFF"/>
+            <w:tcMar>
+              <w:top w:w="65" w:type="dxa"/>
+              <w:bottom w:w="65" w:type="dxa"/>
+              <w:left w:w="65" w:type="dxa"/>
+              <w:right w:w="65" w:type="dxa"/>
+            </w:tcMar>
+          </w:tcPr>
+          <w:p>
+            <w:pPr>
+              <w:keepNext w:val="0"/>
+              <w:spacing w:before="0" w:after="60" w:line="252" w:lineRule="auto"/>
+            </w:pPr>
+            <w:r>
+              <w:rPr>
+                <w:rFonts w:ascii="Arial" w:hAnsi="Arial"/>
+                <w:b w:val="0"/>
+                <w:sz w:val="18"/>
+              </w:rPr>
+              <w:t>Có FE skeleton ở PR #2 và ảnh npm dev. SDD §5 còn placeholder; chưa thấy Compose trong main; screen flow cần SCR ID/khớp nghiệp vụ.</w:t>
+            </w:r>
+          </w:p>
+        </w:tc>
       </w:tr>
     </w:tbl>
     <w:p/>
     <w:p>
       <w:pPr>
         <w:pStyle w:val="Heading1"/>
+        <w:pageBreakBefore/>
       </w:pPr>
       <w:r>
         <w:t>4. Risk &amp; issue log</w:t>
@@ -1606,264 +4986,1296 @@
         <w:tblStyle w:val="TableGrid"/>
         <w:tblW w:type="auto" w:w="0"/>
         <w:jc w:val="center"/>
+        <w:tblLayout w:type="fixed"/>
         <w:tblLook w:firstColumn="1" w:firstRow="1" w:lastColumn="0" w:lastRow="0" w:noHBand="0" w:noVBand="1" w:val="04A0"/>
       </w:tblPr>
       <w:tblGrid>
-        <w:gridCol w:w="1987"/>
-        <w:gridCol w:w="1987"/>
-        <w:gridCol w:w="1987"/>
-        <w:gridCol w:w="1987"/>
-        <w:gridCol w:w="1987"/>
+        <w:gridCol w:w="660"/>
+        <w:gridCol w:w="2320"/>
+        <w:gridCol w:w="1480"/>
+        <w:gridCol w:w="3560"/>
+        <w:gridCol w:w="1916"/>
       </w:tblGrid>
       <w:tr>
+        <w:trPr>
+          <w:cantSplit/>
+          <w:tblHeader/>
+        </w:trPr>
         <w:tc>
           <w:tcPr>
-            <w:tcW w:type="dxa" w:w="1987"/>
+            <w:tcW w:type="dxa" w:w="660"/>
             <w:shd w:fill="DDEAF3"/>
+            <w:vAlign w:val="center"/>
+            <w:tcMar>
+              <w:top w:w="65" w:type="dxa"/>
+              <w:bottom w:w="65" w:type="dxa"/>
+              <w:left w:w="65" w:type="dxa"/>
+              <w:right w:w="65" w:type="dxa"/>
+            </w:tcMar>
           </w:tcPr>
           <w:p>
             <w:pPr>
-              <w:keepNext/>
+              <w:keepNext w:val="0"/>
+              <w:spacing w:before="0" w:after="60" w:line="252" w:lineRule="auto"/>
             </w:pPr>
             <w:r>
+              <w:rPr>
+                <w:rFonts w:ascii="Arial" w:hAnsi="Arial"/>
+                <w:b/>
+                <w:sz w:val="18"/>
+              </w:rPr>
               <w:t>ID</w:t>
             </w:r>
           </w:p>
         </w:tc>
         <w:tc>
           <w:tcPr>
-            <w:tcW w:type="dxa" w:w="1987"/>
+            <w:tcW w:type="dxa" w:w="2320"/>
             <w:shd w:fill="DDEAF3"/>
+            <w:vAlign w:val="center"/>
+            <w:tcMar>
+              <w:top w:w="65" w:type="dxa"/>
+              <w:bottom w:w="65" w:type="dxa"/>
+              <w:left w:w="65" w:type="dxa"/>
+              <w:right w:w="65" w:type="dxa"/>
+            </w:tcMar>
           </w:tcPr>
           <w:p>
             <w:pPr>
-              <w:keepNext/>
+              <w:keepNext w:val="0"/>
+              <w:spacing w:before="0" w:after="60" w:line="252" w:lineRule="auto"/>
             </w:pPr>
             <w:r>
+              <w:rPr>
+                <w:rFonts w:ascii="Arial" w:hAnsi="Arial"/>
+                <w:b/>
+                <w:sz w:val="18"/>
+              </w:rPr>
               <w:t>Risk / blocker</w:t>
             </w:r>
           </w:p>
         </w:tc>
         <w:tc>
           <w:tcPr>
-            <w:tcW w:type="dxa" w:w="1987"/>
+            <w:tcW w:type="dxa" w:w="1480"/>
             <w:shd w:fill="DDEAF3"/>
+            <w:vAlign w:val="center"/>
+            <w:tcMar>
+              <w:top w:w="65" w:type="dxa"/>
+              <w:bottom w:w="65" w:type="dxa"/>
+              <w:left w:w="65" w:type="dxa"/>
+              <w:right w:w="65" w:type="dxa"/>
+            </w:tcMar>
           </w:tcPr>
           <w:p>
             <w:pPr>
-              <w:keepNext/>
+              <w:keepNext w:val="0"/>
+              <w:spacing w:before="0" w:after="60" w:line="252" w:lineRule="auto"/>
             </w:pPr>
             <w:r>
+              <w:rPr>
+                <w:rFonts w:ascii="Arial" w:hAnsi="Arial"/>
+                <w:b/>
+                <w:sz w:val="18"/>
+              </w:rPr>
               <w:t>Owner</w:t>
             </w:r>
           </w:p>
         </w:tc>
         <w:tc>
           <w:tcPr>
-            <w:tcW w:type="dxa" w:w="1987"/>
+            <w:tcW w:type="dxa" w:w="3560"/>
             <w:shd w:fill="DDEAF3"/>
+            <w:vAlign w:val="center"/>
+            <w:tcMar>
+              <w:top w:w="65" w:type="dxa"/>
+              <w:bottom w:w="65" w:type="dxa"/>
+              <w:left w:w="65" w:type="dxa"/>
+              <w:right w:w="65" w:type="dxa"/>
+            </w:tcMar>
           </w:tcPr>
           <w:p>
             <w:pPr>
-              <w:keepNext/>
+              <w:keepNext w:val="0"/>
+              <w:spacing w:before="0" w:after="60" w:line="252" w:lineRule="auto"/>
             </w:pPr>
             <w:r>
-              <w:t>Mitigation</w:t>
+              <w:rPr>
+                <w:rFonts w:ascii="Arial" w:hAnsi="Arial"/>
+                <w:b/>
+                <w:sz w:val="18"/>
+              </w:rPr>
+              <w:t>Mitigation / action</w:t>
             </w:r>
           </w:p>
         </w:tc>
         <w:tc>
           <w:tcPr>
-            <w:tcW w:type="dxa" w:w="1987"/>
+            <w:tcW w:type="dxa" w:w="1916"/>
             <w:shd w:fill="DDEAF3"/>
+            <w:vAlign w:val="center"/>
+            <w:tcMar>
+              <w:top w:w="65" w:type="dxa"/>
+              <w:bottom w:w="65" w:type="dxa"/>
+              <w:left w:w="65" w:type="dxa"/>
+              <w:right w:w="65" w:type="dxa"/>
+            </w:tcMar>
           </w:tcPr>
           <w:p>
             <w:pPr>
-              <w:keepNext/>
+              <w:keepNext w:val="0"/>
+              <w:spacing w:before="0" w:after="60" w:line="252" w:lineRule="auto"/>
             </w:pPr>
             <w:r>
-              <w:t>Due / status</w:t>
+              <w:rPr>
+                <w:rFonts w:ascii="Arial" w:hAnsi="Arial"/>
+                <w:b/>
+                <w:sz w:val="18"/>
+              </w:rPr>
+              <w:t>Hạn và trạng thái</w:t>
             </w:r>
           </w:p>
         </w:tc>
+      </w:tr>
+      <w:tr>
         <w:trPr>
-          <w:tblHeader/>
           <w:cantSplit/>
         </w:trPr>
-      </w:tr>
-      <w:tr>
         <w:tc>
           <w:tcPr>
-            <w:tcW w:type="dxa" w:w="1987"/>
+            <w:tcW w:type="dxa" w:w="660"/>
+            <w:vAlign w:val="center"/>
+            <w:shd w:fill="FFFFFF"/>
+            <w:tcMar>
+              <w:top w:w="65" w:type="dxa"/>
+              <w:bottom w:w="65" w:type="dxa"/>
+              <w:left w:w="65" w:type="dxa"/>
+              <w:right w:w="65" w:type="dxa"/>
+            </w:tcMar>
           </w:tcPr>
           <w:p>
+            <w:pPr>
+              <w:keepNext w:val="0"/>
+              <w:spacing w:before="0" w:after="60" w:line="252" w:lineRule="auto"/>
+            </w:pPr>
             <w:r>
+              <w:rPr>
+                <w:rFonts w:ascii="Arial" w:hAnsi="Arial"/>
+                <w:b w:val="0"/>
+                <w:sz w:val="18"/>
+              </w:rPr>
               <w:t>R-01</w:t>
             </w:r>
           </w:p>
         </w:tc>
         <w:tc>
           <w:tcPr>
-            <w:tcW w:type="dxa" w:w="1987"/>
+            <w:tcW w:type="dxa" w:w="2320"/>
+            <w:vAlign w:val="center"/>
+            <w:shd w:fill="FFFFFF"/>
+            <w:tcMar>
+              <w:top w:w="65" w:type="dxa"/>
+              <w:bottom w:w="65" w:type="dxa"/>
+              <w:left w:w="65" w:type="dxa"/>
+              <w:right w:w="65" w:type="dxa"/>
+            </w:tcMar>
           </w:tcPr>
           <w:p>
+            <w:pPr>
+              <w:keepNext w:val="0"/>
+              <w:spacing w:before="0" w:after="60" w:line="252" w:lineRule="auto"/>
+            </w:pPr>
             <w:r>
-              <w:t>[...]</w:t>
+              <w:rPr>
+                <w:rFonts w:ascii="Arial" w:hAnsi="Arial"/>
+                <w:b w:val="0"/>
+                <w:sz w:val="18"/>
+              </w:rPr>
+              <w:t>Tool Monitoring, rule và retention còn Proposed (PC-04).</w:t>
             </w:r>
           </w:p>
         </w:tc>
         <w:tc>
           <w:tcPr>
-            <w:tcW w:type="dxa" w:w="1987"/>
+            <w:tcW w:type="dxa" w:w="1480"/>
+            <w:vAlign w:val="center"/>
+            <w:shd w:fill="FFFFFF"/>
+            <w:tcMar>
+              <w:top w:w="65" w:type="dxa"/>
+              <w:bottom w:w="65" w:type="dxa"/>
+              <w:left w:w="65" w:type="dxa"/>
+              <w:right w:w="65" w:type="dxa"/>
+            </w:tcMar>
           </w:tcPr>
           <w:p>
+            <w:pPr>
+              <w:keepNext w:val="0"/>
+              <w:spacing w:before="0" w:after="60" w:line="252" w:lineRule="auto"/>
+            </w:pPr>
             <w:r>
-              <w:t>[...]</w:t>
+              <w:rPr>
+                <w:rFonts w:ascii="Arial" w:hAnsi="Arial"/>
+                <w:b w:val="0"/>
+                <w:sz w:val="18"/>
+              </w:rPr>
+              <w:t>Hoà; Backend; Nhi</w:t>
             </w:r>
           </w:p>
         </w:tc>
         <w:tc>
           <w:tcPr>
-            <w:tcW w:type="dxa" w:w="1987"/>
+            <w:tcW w:type="dxa" w:w="3560"/>
+            <w:vAlign w:val="center"/>
+            <w:shd w:fill="FFFFFF"/>
+            <w:tcMar>
+              <w:top w:w="65" w:type="dxa"/>
+              <w:bottom w:w="65" w:type="dxa"/>
+              <w:left w:w="65" w:type="dxa"/>
+              <w:right w:w="65" w:type="dxa"/>
+            </w:tcMar>
           </w:tcPr>
           <w:p>
+            <w:pPr>
+              <w:keepNext w:val="0"/>
+              <w:spacing w:before="0" w:after="60" w:line="252" w:lineRule="auto"/>
+            </w:pPr>
             <w:r>
-              <w:t>[...]</w:t>
+              <w:rPr>
+                <w:rFonts w:ascii="Arial" w:hAnsi="Arial"/>
+                <w:b w:val="0"/>
+                <w:sz w:val="18"/>
+              </w:rPr>
+              <w:t>Chốt RAM/tool, schema/giả mã, ngưỡng, nơi lưu cảnh báo và log; cập nhật SDD §7.</w:t>
             </w:r>
           </w:p>
         </w:tc>
         <w:tc>
           <w:tcPr>
-            <w:tcW w:type="dxa" w:w="1987"/>
+            <w:tcW w:type="dxa" w:w="1916"/>
+            <w:vAlign w:val="center"/>
+            <w:shd w:fill="FFFFFF"/>
+            <w:tcMar>
+              <w:top w:w="65" w:type="dxa"/>
+              <w:bottom w:w="65" w:type="dxa"/>
+              <w:left w:w="65" w:type="dxa"/>
+              <w:right w:w="65" w:type="dxa"/>
+            </w:tcMar>
           </w:tcPr>
           <w:p>
+            <w:pPr>
+              <w:keepNext w:val="0"/>
+              <w:spacing w:before="0" w:after="60" w:line="252" w:lineRule="auto"/>
+            </w:pPr>
             <w:r>
-              <w:t>[...]</w:t>
+              <w:rPr>
+                <w:rFonts w:ascii="Arial" w:hAnsi="Arial"/>
+                <w:b w:val="0"/>
+                <w:sz w:val="18"/>
+              </w:rPr>
+              <w:t>28/10 tồn; T2-03 31/10; chờ xác nhận.</w:t>
             </w:r>
           </w:p>
         </w:tc>
+      </w:tr>
+      <w:tr>
         <w:trPr>
           <w:cantSplit/>
         </w:trPr>
-      </w:tr>
-      <w:tr>
         <w:tc>
           <w:tcPr>
-            <w:tcW w:type="dxa" w:w="1987"/>
+            <w:tcW w:type="dxa" w:w="660"/>
+            <w:vAlign w:val="center"/>
+            <w:shd w:fill="F4F7FA"/>
+            <w:tcMar>
+              <w:top w:w="65" w:type="dxa"/>
+              <w:bottom w:w="65" w:type="dxa"/>
+              <w:left w:w="65" w:type="dxa"/>
+              <w:right w:w="65" w:type="dxa"/>
+            </w:tcMar>
           </w:tcPr>
           <w:p>
+            <w:pPr>
+              <w:keepNext w:val="0"/>
+              <w:spacing w:before="0" w:after="60" w:line="252" w:lineRule="auto"/>
+            </w:pPr>
             <w:r>
-              <w:t>R-01</w:t>
+              <w:rPr>
+                <w:rFonts w:ascii="Arial" w:hAnsi="Arial"/>
+                <w:b w:val="0"/>
+                <w:sz w:val="18"/>
+              </w:rPr>
+              <w:t>R-02</w:t>
             </w:r>
           </w:p>
         </w:tc>
         <w:tc>
           <w:tcPr>
-            <w:tcW w:type="dxa" w:w="1987"/>
+            <w:tcW w:type="dxa" w:w="2320"/>
+            <w:vAlign w:val="center"/>
+            <w:shd w:fill="F4F7FA"/>
+            <w:tcMar>
+              <w:top w:w="65" w:type="dxa"/>
+              <w:bottom w:w="65" w:type="dxa"/>
+              <w:left w:w="65" w:type="dxa"/>
+              <w:right w:w="65" w:type="dxa"/>
+            </w:tcMar>
           </w:tcPr>
           <w:p>
+            <w:pPr>
+              <w:keepNext w:val="0"/>
+              <w:spacing w:before="0" w:after="60" w:line="252" w:lineRule="auto"/>
+            </w:pPr>
             <w:r>
-              <w:t>[...]</w:t>
+              <w:rPr>
+                <w:rFonts w:ascii="Arial" w:hAnsi="Arial"/>
+                <w:b w:val="0"/>
+                <w:sz w:val="18"/>
+              </w:rPr>
+              <w:t>Stack cần có nguồn quyết định thống nhất.</w:t>
             </w:r>
           </w:p>
         </w:tc>
         <w:tc>
           <w:tcPr>
-            <w:tcW w:type="dxa" w:w="1987"/>
+            <w:tcW w:type="dxa" w:w="1480"/>
+            <w:vAlign w:val="center"/>
+            <w:shd w:fill="F4F7FA"/>
+            <w:tcMar>
+              <w:top w:w="65" w:type="dxa"/>
+              <w:bottom w:w="65" w:type="dxa"/>
+              <w:left w:w="65" w:type="dxa"/>
+              <w:right w:w="65" w:type="dxa"/>
+            </w:tcMar>
           </w:tcPr>
           <w:p>
+            <w:pPr>
+              <w:keepNext w:val="0"/>
+              <w:spacing w:before="0" w:after="60" w:line="252" w:lineRule="auto"/>
+            </w:pPr>
             <w:r>
-              <w:t>[...]</w:t>
+              <w:rPr>
+                <w:rFonts w:ascii="Arial" w:hAnsi="Arial"/>
+                <w:b w:val="0"/>
+                <w:sz w:val="18"/>
+              </w:rPr>
+              <w:t>Trí</w:t>
             </w:r>
           </w:p>
         </w:tc>
         <w:tc>
           <w:tcPr>
-            <w:tcW w:type="dxa" w:w="1987"/>
+            <w:tcW w:type="dxa" w:w="3560"/>
+            <w:vAlign w:val="center"/>
+            <w:shd w:fill="F4F7FA"/>
+            <w:tcMar>
+              <w:top w:w="65" w:type="dxa"/>
+              <w:bottom w:w="65" w:type="dxa"/>
+              <w:left w:w="65" w:type="dxa"/>
+              <w:right w:w="65" w:type="dxa"/>
+            </w:tcMar>
           </w:tcPr>
           <w:p>
+            <w:pPr>
+              <w:keepNext w:val="0"/>
+              <w:spacing w:before="0" w:after="60" w:line="252" w:lineRule="auto"/>
+            </w:pPr>
             <w:r>
-              <w:t>[...]</w:t>
+              <w:rPr>
+                <w:rFonts w:ascii="Arial" w:hAnsi="Arial"/>
+                <w:b w:val="0"/>
+                <w:sz w:val="18"/>
+              </w:rPr>
+              <w:t>ADR-01 đã ghi Java 21/Spring Boot/PostgreSQL 16; dùng làm thiết kế tham chiếu, chờ SE review/triển khai.</w:t>
             </w:r>
           </w:p>
         </w:tc>
         <w:tc>
           <w:tcPr>
-            <w:tcW w:type="dxa" w:w="1987"/>
+            <w:tcW w:type="dxa" w:w="1916"/>
+            <w:vAlign w:val="center"/>
+            <w:shd w:fill="F4F7FA"/>
+            <w:tcMar>
+              <w:top w:w="65" w:type="dxa"/>
+              <w:bottom w:w="65" w:type="dxa"/>
+              <w:left w:w="65" w:type="dxa"/>
+              <w:right w:w="65" w:type="dxa"/>
+            </w:tcMar>
           </w:tcPr>
           <w:p>
+            <w:pPr>
+              <w:keepNext w:val="0"/>
+              <w:spacing w:before="0" w:after="60" w:line="252" w:lineRule="auto"/>
+            </w:pPr>
             <w:r>
-              <w:t>[...]</w:t>
+              <w:rPr>
+                <w:rFonts w:ascii="Arial" w:hAnsi="Arial"/>
+                <w:b w:val="0"/>
+                <w:sz w:val="18"/>
+              </w:rPr>
+              <w:t>Có ADR; chưa coi triển khai đã xác minh.</w:t>
             </w:r>
           </w:p>
         </w:tc>
+      </w:tr>
+      <w:tr>
         <w:trPr>
           <w:cantSplit/>
         </w:trPr>
-      </w:tr>
-      <w:tr>
         <w:tc>
           <w:tcPr>
-            <w:tcW w:type="dxa" w:w="1987"/>
+            <w:tcW w:type="dxa" w:w="660"/>
+            <w:vAlign w:val="center"/>
+            <w:shd w:fill="FFFFFF"/>
+            <w:tcMar>
+              <w:top w:w="65" w:type="dxa"/>
+              <w:bottom w:w="65" w:type="dxa"/>
+              <w:left w:w="65" w:type="dxa"/>
+              <w:right w:w="65" w:type="dxa"/>
+            </w:tcMar>
           </w:tcPr>
           <w:p>
+            <w:pPr>
+              <w:keepNext w:val="0"/>
+              <w:spacing w:before="0" w:after="60" w:line="252" w:lineRule="auto"/>
+            </w:pPr>
             <w:r>
-              <w:t>R-01</w:t>
+              <w:rPr>
+                <w:rFonts w:ascii="Arial" w:hAnsi="Arial"/>
+                <w:b w:val="0"/>
+                <w:sz w:val="18"/>
+              </w:rPr>
+              <w:t>R-03</w:t>
             </w:r>
           </w:p>
         </w:tc>
         <w:tc>
           <w:tcPr>
-            <w:tcW w:type="dxa" w:w="1987"/>
+            <w:tcW w:type="dxa" w:w="2320"/>
+            <w:vAlign w:val="center"/>
+            <w:shd w:fill="FFFFFF"/>
+            <w:tcMar>
+              <w:top w:w="65" w:type="dxa"/>
+              <w:bottom w:w="65" w:type="dxa"/>
+              <w:left w:w="65" w:type="dxa"/>
+              <w:right w:w="65" w:type="dxa"/>
+            </w:tcMar>
           </w:tcPr>
           <w:p>
+            <w:pPr>
+              <w:keepNext w:val="0"/>
+              <w:spacing w:before="0" w:after="60" w:line="252" w:lineRule="auto"/>
+            </w:pPr>
             <w:r>
-              <w:t>[...]</w:t>
+              <w:rPr>
+                <w:rFonts w:ascii="Arial" w:hAnsi="Arial"/>
+                <w:b w:val="0"/>
+                <w:sz w:val="18"/>
+              </w:rPr>
+              <w:t>SRS/SDD/matrix lệch Reopen, SLA và quyền (PC-02/03).</w:t>
             </w:r>
           </w:p>
         </w:tc>
         <w:tc>
           <w:tcPr>
-            <w:tcW w:type="dxa" w:w="1987"/>
+            <w:tcW w:type="dxa" w:w="1480"/>
+            <w:vAlign w:val="center"/>
+            <w:shd w:fill="FFFFFF"/>
+            <w:tcMar>
+              <w:top w:w="65" w:type="dxa"/>
+              <w:bottom w:w="65" w:type="dxa"/>
+              <w:left w:w="65" w:type="dxa"/>
+              <w:right w:w="65" w:type="dxa"/>
+            </w:tcMar>
           </w:tcPr>
           <w:p>
+            <w:pPr>
+              <w:keepNext w:val="0"/>
+              <w:spacing w:before="0" w:after="60" w:line="252" w:lineRule="auto"/>
+            </w:pPr>
             <w:r>
-              <w:t>[...]</w:t>
+              <w:rPr>
+                <w:rFonts w:ascii="Arial" w:hAnsi="Arial"/>
+                <w:b w:val="0"/>
+                <w:sz w:val="18"/>
+              </w:rPr>
+              <w:t>Trí; Cường; Khánh</w:t>
             </w:r>
           </w:p>
         </w:tc>
         <w:tc>
           <w:tcPr>
-            <w:tcW w:type="dxa" w:w="1987"/>
+            <w:tcW w:type="dxa" w:w="3560"/>
+            <w:vAlign w:val="center"/>
+            <w:shd w:fill="FFFFFF"/>
+            <w:tcMar>
+              <w:top w:w="65" w:type="dxa"/>
+              <w:bottom w:w="65" w:type="dxa"/>
+              <w:left w:w="65" w:type="dxa"/>
+              <w:right w:w="65" w:type="dxa"/>
+            </w:tcMar>
           </w:tcPr>
           <w:p>
+            <w:pPr>
+              <w:keepNext w:val="0"/>
+              <w:spacing w:before="0" w:after="60" w:line="252" w:lineRule="auto"/>
+            </w:pPr>
             <w:r>
-              <w:t>[...]</w:t>
+              <w:rPr>
+                <w:rFonts w:ascii="Arial" w:hAnsi="Arial"/>
+                <w:b w:val="0"/>
+                <w:sz w:val="18"/>
+              </w:rPr>
+              <w:t>Chốt ticket state với request PENDING; Manager status, Admin download và thứ tự 404/403/422; đồng bộ BPMN/API.</w:t>
             </w:r>
           </w:p>
         </w:tc>
         <w:tc>
           <w:tcPr>
-            <w:tcW w:type="dxa" w:w="1987"/>
+            <w:tcW w:type="dxa" w:w="1916"/>
+            <w:vAlign w:val="center"/>
+            <w:shd w:fill="FFFFFF"/>
+            <w:tcMar>
+              <w:top w:w="65" w:type="dxa"/>
+              <w:bottom w:w="65" w:type="dxa"/>
+              <w:left w:w="65" w:type="dxa"/>
+              <w:right w:w="65" w:type="dxa"/>
+            </w:tcMar>
           </w:tcPr>
           <w:p>
+            <w:pPr>
+              <w:keepNext w:val="0"/>
+              <w:spacing w:before="0" w:after="60" w:line="252" w:lineRule="auto"/>
+            </w:pPr>
             <w:r>
-              <w:t>[...]</w:t>
+              <w:rPr>
+                <w:rFonts w:ascii="Arial" w:hAnsi="Arial"/>
+                <w:b w:val="0"/>
+                <w:sz w:val="18"/>
+              </w:rPr>
+              <w:t>Các task sửa 28/10 tồn; trước Review 1.</w:t>
             </w:r>
           </w:p>
         </w:tc>
+      </w:tr>
+      <w:tr>
         <w:trPr>
           <w:cantSplit/>
         </w:trPr>
+        <w:tc>
+          <w:tcPr>
+            <w:tcW w:type="dxa" w:w="660"/>
+            <w:vAlign w:val="center"/>
+            <w:shd w:fill="F4F7FA"/>
+            <w:tcMar>
+              <w:top w:w="65" w:type="dxa"/>
+              <w:bottom w:w="65" w:type="dxa"/>
+              <w:left w:w="65" w:type="dxa"/>
+              <w:right w:w="65" w:type="dxa"/>
+            </w:tcMar>
+          </w:tcPr>
+          <w:p>
+            <w:pPr>
+              <w:keepNext w:val="0"/>
+              <w:spacing w:before="0" w:after="60" w:line="252" w:lineRule="auto"/>
+            </w:pPr>
+            <w:r>
+              <w:rPr>
+                <w:rFonts w:ascii="Arial" w:hAnsi="Arial"/>
+                <w:b w:val="0"/>
+                <w:sz w:val="18"/>
+              </w:rPr>
+              <w:t>R-04</w:t>
+            </w:r>
+          </w:p>
+        </w:tc>
+        <w:tc>
+          <w:tcPr>
+            <w:tcW w:type="dxa" w:w="2320"/>
+            <w:vAlign w:val="center"/>
+            <w:shd w:fill="F4F7FA"/>
+            <w:tcMar>
+              <w:top w:w="65" w:type="dxa"/>
+              <w:bottom w:w="65" w:type="dxa"/>
+              <w:left w:w="65" w:type="dxa"/>
+              <w:right w:w="65" w:type="dxa"/>
+            </w:tcMar>
+          </w:tcPr>
+          <w:p>
+            <w:pPr>
+              <w:keepNext w:val="0"/>
+              <w:spacing w:before="0" w:after="60" w:line="252" w:lineRule="auto"/>
+            </w:pPr>
+            <w:r>
+              <w:rPr>
+                <w:rFonts w:ascii="Arial" w:hAnsi="Arial"/>
+                <w:b w:val="0"/>
+                <w:sz w:val="18"/>
+              </w:rPr>
+              <w:t>Signed URL/stream, TTL và file nội bộ chưa chốt (PC-01/03).</w:t>
+            </w:r>
+          </w:p>
+        </w:tc>
+        <w:tc>
+          <w:tcPr>
+            <w:tcW w:type="dxa" w:w="1480"/>
+            <w:vAlign w:val="center"/>
+            <w:shd w:fill="F4F7FA"/>
+            <w:tcMar>
+              <w:top w:w="65" w:type="dxa"/>
+              <w:bottom w:w="65" w:type="dxa"/>
+              <w:left w:w="65" w:type="dxa"/>
+              <w:right w:w="65" w:type="dxa"/>
+            </w:tcMar>
+          </w:tcPr>
+          <w:p>
+            <w:pPr>
+              <w:keepNext w:val="0"/>
+              <w:spacing w:before="0" w:after="60" w:line="252" w:lineRule="auto"/>
+            </w:pPr>
+            <w:r>
+              <w:rPr>
+                <w:rFonts w:ascii="Arial" w:hAnsi="Arial"/>
+                <w:b w:val="0"/>
+                <w:sz w:val="18"/>
+              </w:rPr>
+              <w:t>Nhi; Cường; Khánh</w:t>
+            </w:r>
+          </w:p>
+        </w:tc>
+        <w:tc>
+          <w:tcPr>
+            <w:tcW w:type="dxa" w:w="3560"/>
+            <w:vAlign w:val="center"/>
+            <w:shd w:fill="F4F7FA"/>
+            <w:tcMar>
+              <w:top w:w="65" w:type="dxa"/>
+              <w:bottom w:w="65" w:type="dxa"/>
+              <w:left w:w="65" w:type="dxa"/>
+              <w:right w:w="65" w:type="dxa"/>
+            </w:tcMar>
+          </w:tcPr>
+          <w:p>
+            <w:pPr>
+              <w:keepNext w:val="0"/>
+              <w:spacing w:before="0" w:after="60" w:line="252" w:lineRule="auto"/>
+            </w:pPr>
+            <w:r>
+              <w:rPr>
+                <w:rFonts w:ascii="Arial" w:hAnsi="Arial"/>
+                <w:b w:val="0"/>
+                <w:sz w:val="18"/>
+              </w:rPr>
+              <w:t>Chốt cơ chế/TTL/thu hồi và quyền file; sửa API/DFD rồi mới nghiệm thu ca URL hết hạn.</w:t>
+            </w:r>
+          </w:p>
+        </w:tc>
+        <w:tc>
+          <w:tcPr>
+            <w:tcW w:type="dxa" w:w="1916"/>
+            <w:vAlign w:val="center"/>
+            <w:shd w:fill="F4F7FA"/>
+            <w:tcMar>
+              <w:top w:w="65" w:type="dxa"/>
+              <w:bottom w:w="65" w:type="dxa"/>
+              <w:left w:w="65" w:type="dxa"/>
+              <w:right w:w="65" w:type="dxa"/>
+            </w:tcMar>
+          </w:tcPr>
+          <w:p>
+            <w:pPr>
+              <w:keepNext w:val="0"/>
+              <w:spacing w:before="0" w:after="60" w:line="252" w:lineRule="auto"/>
+            </w:pPr>
+            <w:r>
+              <w:rPr>
+                <w:rFonts w:ascii="Arial" w:hAnsi="Arial"/>
+                <w:b w:val="0"/>
+                <w:sz w:val="18"/>
+              </w:rPr>
+              <w:t>T2-11 28/10 tồn; chờ quyết định.</w:t>
+            </w:r>
+          </w:p>
+        </w:tc>
+      </w:tr>
+      <w:tr>
+        <w:trPr>
+          <w:cantSplit/>
+        </w:trPr>
+        <w:tc>
+          <w:tcPr>
+            <w:tcW w:type="dxa" w:w="660"/>
+            <w:vAlign w:val="center"/>
+            <w:shd w:fill="FFFFFF"/>
+            <w:tcMar>
+              <w:top w:w="65" w:type="dxa"/>
+              <w:bottom w:w="65" w:type="dxa"/>
+              <w:left w:w="65" w:type="dxa"/>
+              <w:right w:w="65" w:type="dxa"/>
+            </w:tcMar>
+          </w:tcPr>
+          <w:p>
+            <w:pPr>
+              <w:keepNext w:val="0"/>
+              <w:spacing w:before="0" w:after="60" w:line="252" w:lineRule="auto"/>
+            </w:pPr>
+            <w:r>
+              <w:rPr>
+                <w:rFonts w:ascii="Arial" w:hAnsi="Arial"/>
+                <w:b w:val="0"/>
+                <w:sz w:val="18"/>
+              </w:rPr>
+              <w:t>R-05</w:t>
+            </w:r>
+          </w:p>
+        </w:tc>
+        <w:tc>
+          <w:tcPr>
+            <w:tcW w:type="dxa" w:w="2320"/>
+            <w:vAlign w:val="center"/>
+            <w:shd w:fill="FFFFFF"/>
+            <w:tcMar>
+              <w:top w:w="65" w:type="dxa"/>
+              <w:bottom w:w="65" w:type="dxa"/>
+              <w:left w:w="65" w:type="dxa"/>
+              <w:right w:w="65" w:type="dxa"/>
+            </w:tcMar>
+          </w:tcPr>
+          <w:p>
+            <w:pPr>
+              <w:keepNext w:val="0"/>
+              <w:spacing w:before="0" w:after="60" w:line="252" w:lineRule="auto"/>
+            </w:pPr>
+            <w:r>
+              <w:rPr>
+                <w:rFonts w:ascii="Arial" w:hAnsi="Arial"/>
+                <w:b w:val="0"/>
+                <w:sz w:val="18"/>
+              </w:rPr>
+              <w:t>Thiếu thiết kế/bằng chứng deployment và rà secrets (PC-05).</w:t>
+            </w:r>
+          </w:p>
+        </w:tc>
+        <w:tc>
+          <w:tcPr>
+            <w:tcW w:type="dxa" w:w="1480"/>
+            <w:vAlign w:val="center"/>
+            <w:shd w:fill="FFFFFF"/>
+            <w:tcMar>
+              <w:top w:w="65" w:type="dxa"/>
+              <w:bottom w:w="65" w:type="dxa"/>
+              <w:left w:w="65" w:type="dxa"/>
+              <w:right w:w="65" w:type="dxa"/>
+            </w:tcMar>
+          </w:tcPr>
+          <w:p>
+            <w:pPr>
+              <w:keepNext w:val="0"/>
+              <w:spacing w:before="0" w:after="60" w:line="252" w:lineRule="auto"/>
+            </w:pPr>
+            <w:r>
+              <w:rPr>
+                <w:rFonts w:ascii="Arial" w:hAnsi="Arial"/>
+                <w:b w:val="0"/>
+                <w:sz w:val="18"/>
+              </w:rPr>
+              <w:t>Nhi; Chính</w:t>
+            </w:r>
+          </w:p>
+        </w:tc>
+        <w:tc>
+          <w:tcPr>
+            <w:tcW w:type="dxa" w:w="3560"/>
+            <w:vAlign w:val="center"/>
+            <w:shd w:fill="FFFFFF"/>
+            <w:tcMar>
+              <w:top w:w="65" w:type="dxa"/>
+              <w:bottom w:w="65" w:type="dxa"/>
+              <w:left w:w="65" w:type="dxa"/>
+              <w:right w:w="65" w:type="dxa"/>
+            </w:tcMar>
+          </w:tcPr>
+          <w:p>
+            <w:pPr>
+              <w:keepNext w:val="0"/>
+              <w:spacing w:before="0" w:after="60" w:line="252" w:lineRule="auto"/>
+            </w:pPr>
+            <w:r>
+              <w:rPr>
+                <w:rFonts w:ascii="Arial" w:hAnsi="Arial"/>
+                <w:b w:val="0"/>
+                <w:sz w:val="18"/>
+              </w:rPr>
+              <w:t>Hoàn thiện network/ports/TLS/volume/backup và cung cấp cấu hình/report theo scope được duyệt; không thay bằng bảng mapping.</w:t>
+            </w:r>
+          </w:p>
+        </w:tc>
+        <w:tc>
+          <w:tcPr>
+            <w:tcW w:type="dxa" w:w="1916"/>
+            <w:vAlign w:val="center"/>
+            <w:shd w:fill="FFFFFF"/>
+            <w:tcMar>
+              <w:top w:w="65" w:type="dxa"/>
+              <w:bottom w:w="65" w:type="dxa"/>
+              <w:left w:w="65" w:type="dxa"/>
+              <w:right w:w="65" w:type="dxa"/>
+            </w:tcMar>
+          </w:tcPr>
+          <w:p>
+            <w:pPr>
+              <w:keepNext w:val="0"/>
+              <w:spacing w:before="0" w:after="60" w:line="252" w:lineRule="auto"/>
+            </w:pPr>
+            <w:r>
+              <w:rPr>
+                <w:rFonts w:ascii="Arial" w:hAnsi="Arial"/>
+                <w:b w:val="0"/>
+                <w:sz w:val="18"/>
+              </w:rPr>
+              <w:t>T2-04 31/10; chưa có evidence triển khai.</w:t>
+            </w:r>
+          </w:p>
+        </w:tc>
+      </w:tr>
+      <w:tr>
+        <w:trPr>
+          <w:cantSplit/>
+        </w:trPr>
+        <w:tc>
+          <w:tcPr>
+            <w:tcW w:type="dxa" w:w="660"/>
+            <w:vAlign w:val="center"/>
+            <w:shd w:fill="F4F7FA"/>
+            <w:tcMar>
+              <w:top w:w="65" w:type="dxa"/>
+              <w:bottom w:w="65" w:type="dxa"/>
+              <w:left w:w="65" w:type="dxa"/>
+              <w:right w:w="65" w:type="dxa"/>
+            </w:tcMar>
+          </w:tcPr>
+          <w:p>
+            <w:pPr>
+              <w:keepNext w:val="0"/>
+              <w:spacing w:before="0" w:after="60" w:line="252" w:lineRule="auto"/>
+            </w:pPr>
+            <w:r>
+              <w:rPr>
+                <w:rFonts w:ascii="Arial" w:hAnsi="Arial"/>
+                <w:b w:val="0"/>
+                <w:sz w:val="18"/>
+              </w:rPr>
+              <w:t>R-06</w:t>
+            </w:r>
+          </w:p>
+        </w:tc>
+        <w:tc>
+          <w:tcPr>
+            <w:tcW w:type="dxa" w:w="2320"/>
+            <w:vAlign w:val="center"/>
+            <w:shd w:fill="F4F7FA"/>
+            <w:tcMar>
+              <w:top w:w="65" w:type="dxa"/>
+              <w:bottom w:w="65" w:type="dxa"/>
+              <w:left w:w="65" w:type="dxa"/>
+              <w:right w:w="65" w:type="dxa"/>
+            </w:tcMar>
+          </w:tcPr>
+          <w:p>
+            <w:pPr>
+              <w:keepNext w:val="0"/>
+              <w:spacing w:before="0" w:after="60" w:line="252" w:lineRule="auto"/>
+            </w:pPr>
+            <w:r>
+              <w:rPr>
+                <w:rFonts w:ascii="Arial" w:hAnsi="Arial"/>
+                <w:b w:val="0"/>
+                <w:sz w:val="18"/>
+              </w:rPr>
+              <w:t>Tham chiếu NFR/test trong UC cũ (PC-06).</w:t>
+            </w:r>
+          </w:p>
+        </w:tc>
+        <w:tc>
+          <w:tcPr>
+            <w:tcW w:type="dxa" w:w="1480"/>
+            <w:vAlign w:val="center"/>
+            <w:shd w:fill="F4F7FA"/>
+            <w:tcMar>
+              <w:top w:w="65" w:type="dxa"/>
+              <w:bottom w:w="65" w:type="dxa"/>
+              <w:left w:w="65" w:type="dxa"/>
+              <w:right w:w="65" w:type="dxa"/>
+            </w:tcMar>
+          </w:tcPr>
+          <w:p>
+            <w:pPr>
+              <w:keepNext w:val="0"/>
+              <w:spacing w:before="0" w:after="60" w:line="252" w:lineRule="auto"/>
+            </w:pPr>
+            <w:r>
+              <w:rPr>
+                <w:rFonts w:ascii="Arial" w:hAnsi="Arial"/>
+                <w:b w:val="0"/>
+                <w:sz w:val="18"/>
+              </w:rPr>
+              <w:t>Cường; Chính; Trí</w:t>
+            </w:r>
+          </w:p>
+        </w:tc>
+        <w:tc>
+          <w:tcPr>
+            <w:tcW w:type="dxa" w:w="3560"/>
+            <w:vAlign w:val="center"/>
+            <w:shd w:fill="F4F7FA"/>
+            <w:tcMar>
+              <w:top w:w="65" w:type="dxa"/>
+              <w:bottom w:w="65" w:type="dxa"/>
+              <w:left w:w="65" w:type="dxa"/>
+              <w:right w:w="65" w:type="dxa"/>
+            </w:tcMar>
+          </w:tcPr>
+          <w:p>
+            <w:pPr>
+              <w:keepNext w:val="0"/>
+              <w:spacing w:before="0" w:after="60" w:line="252" w:lineRule="auto"/>
+            </w:pPr>
+            <w:r>
+              <w:rPr>
+                <w:rFonts w:ascii="Arial" w:hAnsi="Arial"/>
+                <w:b w:val="0"/>
+                <w:sz w:val="18"/>
+              </w:rPr>
+              <w:t>Đã chuẩn hóa theo SRS §8 và SecRS v1.1; SE review các sửa đổi.</w:t>
+            </w:r>
+          </w:p>
+        </w:tc>
+        <w:tc>
+          <w:tcPr>
+            <w:tcW w:type="dxa" w:w="1916"/>
+            <w:vAlign w:val="center"/>
+            <w:shd w:fill="F4F7FA"/>
+            <w:tcMar>
+              <w:top w:w="65" w:type="dxa"/>
+              <w:bottom w:w="65" w:type="dxa"/>
+              <w:left w:w="65" w:type="dxa"/>
+              <w:right w:w="65" w:type="dxa"/>
+            </w:tcMar>
+          </w:tcPr>
+          <w:p>
+            <w:pPr>
+              <w:keepNext w:val="0"/>
+              <w:spacing w:before="0" w:after="60" w:line="252" w:lineRule="auto"/>
+            </w:pPr>
+            <w:r>
+              <w:rPr>
+                <w:rFonts w:ascii="Arial" w:hAnsi="Arial"/>
+                <w:b w:val="0"/>
+                <w:sz w:val="18"/>
+              </w:rPr>
+              <w:t>Bản v1.1 đã sửa; chờ review.</w:t>
+            </w:r>
+          </w:p>
+        </w:tc>
+      </w:tr>
+      <w:tr>
+        <w:trPr>
+          <w:cantSplit/>
+        </w:trPr>
+        <w:tc>
+          <w:tcPr>
+            <w:tcW w:type="dxa" w:w="660"/>
+            <w:vAlign w:val="center"/>
+            <w:shd w:fill="FFFFFF"/>
+            <w:tcMar>
+              <w:top w:w="65" w:type="dxa"/>
+              <w:bottom w:w="65" w:type="dxa"/>
+              <w:left w:w="65" w:type="dxa"/>
+              <w:right w:w="65" w:type="dxa"/>
+            </w:tcMar>
+          </w:tcPr>
+          <w:p>
+            <w:pPr>
+              <w:keepNext w:val="0"/>
+              <w:spacing w:before="0" w:after="60" w:line="252" w:lineRule="auto"/>
+            </w:pPr>
+            <w:r>
+              <w:rPr>
+                <w:rFonts w:ascii="Arial" w:hAnsi="Arial"/>
+                <w:b w:val="0"/>
+                <w:sz w:val="18"/>
+              </w:rPr>
+              <w:t>R-07</w:t>
+            </w:r>
+          </w:p>
+        </w:tc>
+        <w:tc>
+          <w:tcPr>
+            <w:tcW w:type="dxa" w:w="2320"/>
+            <w:vAlign w:val="center"/>
+            <w:shd w:fill="FFFFFF"/>
+            <w:tcMar>
+              <w:top w:w="65" w:type="dxa"/>
+              <w:bottom w:w="65" w:type="dxa"/>
+              <w:left w:w="65" w:type="dxa"/>
+              <w:right w:w="65" w:type="dxa"/>
+            </w:tcMar>
+          </w:tcPr>
+          <w:p>
+            <w:pPr>
+              <w:keepNext w:val="0"/>
+              <w:spacing w:before="0" w:after="60" w:line="252" w:lineRule="auto"/>
+            </w:pPr>
+            <w:r>
+              <w:rPr>
+                <w:rFonts w:ascii="Arial" w:hAnsi="Arial"/>
+                <w:b w:val="0"/>
+                <w:sz w:val="18"/>
+              </w:rPr>
+              <w:t>SDD §5 còn thiếu; OpenAPI/Compose chưa có link trong hồ sơ.</w:t>
+            </w:r>
+          </w:p>
+        </w:tc>
+        <w:tc>
+          <w:tcPr>
+            <w:tcW w:type="dxa" w:w="1480"/>
+            <w:vAlign w:val="center"/>
+            <w:shd w:fill="FFFFFF"/>
+            <w:tcMar>
+              <w:top w:w="65" w:type="dxa"/>
+              <w:bottom w:w="65" w:type="dxa"/>
+              <w:left w:w="65" w:type="dxa"/>
+              <w:right w:w="65" w:type="dxa"/>
+            </w:tcMar>
+          </w:tcPr>
+          <w:p>
+            <w:pPr>
+              <w:keepNext w:val="0"/>
+              <w:spacing w:before="0" w:after="60" w:line="252" w:lineRule="auto"/>
+            </w:pPr>
+            <w:r>
+              <w:rPr>
+                <w:rFonts w:ascii="Arial" w:hAnsi="Arial"/>
+                <w:b w:val="0"/>
+                <w:sz w:val="18"/>
+              </w:rPr>
+              <w:t>Chính; Cường</w:t>
+            </w:r>
+          </w:p>
+        </w:tc>
+        <w:tc>
+          <w:tcPr>
+            <w:tcW w:type="dxa" w:w="3560"/>
+            <w:vAlign w:val="center"/>
+            <w:shd w:fill="FFFFFF"/>
+            <w:tcMar>
+              <w:top w:w="65" w:type="dxa"/>
+              <w:bottom w:w="65" w:type="dxa"/>
+              <w:left w:w="65" w:type="dxa"/>
+              <w:right w:w="65" w:type="dxa"/>
+            </w:tcMar>
+          </w:tcPr>
+          <w:p>
+            <w:pPr>
+              <w:keepNext w:val="0"/>
+              <w:spacing w:before="0" w:after="60" w:line="252" w:lineRule="auto"/>
+            </w:pPr>
+            <w:r>
+              <w:rPr>
+                <w:rFonts w:ascii="Arial" w:hAnsi="Arial"/>
+                <w:b w:val="0"/>
+                <w:sz w:val="18"/>
+              </w:rPr>
+              <w:t>Nộp SCR ID/screen flow/wireframe, contract OpenAPI và Compose skeleton; rà khớp role/state.</w:t>
+            </w:r>
+          </w:p>
+        </w:tc>
+        <w:tc>
+          <w:tcPr>
+            <w:tcW w:type="dxa" w:w="1916"/>
+            <w:vAlign w:val="center"/>
+            <w:shd w:fill="FFFFFF"/>
+            <w:tcMar>
+              <w:top w:w="65" w:type="dxa"/>
+              <w:bottom w:w="65" w:type="dxa"/>
+              <w:left w:w="65" w:type="dxa"/>
+              <w:right w:w="65" w:type="dxa"/>
+            </w:tcMar>
+          </w:tcPr>
+          <w:p>
+            <w:pPr>
+              <w:keepNext w:val="0"/>
+              <w:spacing w:before="0" w:after="60" w:line="252" w:lineRule="auto"/>
+            </w:pPr>
+            <w:r>
+              <w:rPr>
+                <w:rFonts w:ascii="Arial" w:hAnsi="Arial"/>
+                <w:b w:val="0"/>
+                <w:sz w:val="18"/>
+              </w:rPr>
+              <w:t>T2-06/07 31/10; chờ bổ sung.</w:t>
+            </w:r>
+          </w:p>
+        </w:tc>
+      </w:tr>
+      <w:tr>
+        <w:trPr>
+          <w:cantSplit/>
+        </w:trPr>
+        <w:tc>
+          <w:tcPr>
+            <w:tcW w:type="dxa" w:w="660"/>
+            <w:vAlign w:val="center"/>
+            <w:shd w:fill="F4F7FA"/>
+            <w:tcMar>
+              <w:top w:w="65" w:type="dxa"/>
+              <w:bottom w:w="65" w:type="dxa"/>
+              <w:left w:w="65" w:type="dxa"/>
+              <w:right w:w="65" w:type="dxa"/>
+            </w:tcMar>
+          </w:tcPr>
+          <w:p>
+            <w:pPr>
+              <w:keepNext w:val="0"/>
+              <w:spacing w:before="0" w:after="60" w:line="252" w:lineRule="auto"/>
+            </w:pPr>
+            <w:r>
+              <w:rPr>
+                <w:rFonts w:ascii="Arial" w:hAnsi="Arial"/>
+                <w:b w:val="0"/>
+                <w:sz w:val="18"/>
+              </w:rPr>
+              <w:t>R-08</w:t>
+            </w:r>
+          </w:p>
+        </w:tc>
+        <w:tc>
+          <w:tcPr>
+            <w:tcW w:type="dxa" w:w="2320"/>
+            <w:vAlign w:val="center"/>
+            <w:shd w:fill="F4F7FA"/>
+            <w:tcMar>
+              <w:top w:w="65" w:type="dxa"/>
+              <w:bottom w:w="65" w:type="dxa"/>
+              <w:left w:w="65" w:type="dxa"/>
+              <w:right w:w="65" w:type="dxa"/>
+            </w:tcMar>
+          </w:tcPr>
+          <w:p>
+            <w:pPr>
+              <w:keepNext w:val="0"/>
+              <w:spacing w:before="0" w:after="60" w:line="252" w:lineRule="auto"/>
+            </w:pPr>
+            <w:r>
+              <w:rPr>
+                <w:rFonts w:ascii="Arial" w:hAnsi="Arial"/>
+                <w:b w:val="0"/>
+                <w:sz w:val="18"/>
+              </w:rPr>
+              <w:t>Review 1 và scope baseline chưa có xác nhận GV.</w:t>
+            </w:r>
+          </w:p>
+        </w:tc>
+        <w:tc>
+          <w:tcPr>
+            <w:tcW w:type="dxa" w:w="1480"/>
+            <w:vAlign w:val="center"/>
+            <w:shd w:fill="F4F7FA"/>
+            <w:tcMar>
+              <w:top w:w="65" w:type="dxa"/>
+              <w:bottom w:w="65" w:type="dxa"/>
+              <w:left w:w="65" w:type="dxa"/>
+              <w:right w:w="65" w:type="dxa"/>
+            </w:tcMar>
+          </w:tcPr>
+          <w:p>
+            <w:pPr>
+              <w:keepNext w:val="0"/>
+              <w:spacing w:before="0" w:after="60" w:line="252" w:lineRule="auto"/>
+            </w:pPr>
+            <w:r>
+              <w:rPr>
+                <w:rFonts w:ascii="Arial" w:hAnsi="Arial"/>
+                <w:b w:val="0"/>
+                <w:sz w:val="18"/>
+              </w:rPr>
+              <w:t>Khiêm; SE/IA Lead; GV</w:t>
+            </w:r>
+          </w:p>
+        </w:tc>
+        <w:tc>
+          <w:tcPr>
+            <w:tcW w:type="dxa" w:w="3560"/>
+            <w:vAlign w:val="center"/>
+            <w:shd w:fill="F4F7FA"/>
+            <w:tcMar>
+              <w:top w:w="65" w:type="dxa"/>
+              <w:bottom w:w="65" w:type="dxa"/>
+              <w:left w:w="65" w:type="dxa"/>
+              <w:right w:w="65" w:type="dxa"/>
+            </w:tcMar>
+          </w:tcPr>
+          <w:p>
+            <w:pPr>
+              <w:keepNext w:val="0"/>
+              <w:spacing w:before="0" w:after="60" w:line="252" w:lineRule="auto"/>
+            </w:pPr>
+            <w:r>
+              <w:rPr>
+                <w:rFonts w:ascii="Arial" w:hAnsi="Arial"/>
+                <w:b w:val="0"/>
+                <w:sz w:val="18"/>
+              </w:rPr>
+              <w:t>Dùng bộ Review 1, ghi phản hồi và action/owner/hạn vào §5; chỉ chuyển Done sau xác nhận.</w:t>
+            </w:r>
+          </w:p>
+        </w:tc>
+        <w:tc>
+          <w:tcPr>
+            <w:tcW w:type="dxa" w:w="1916"/>
+            <w:vAlign w:val="center"/>
+            <w:shd w:fill="F4F7FA"/>
+            <w:tcMar>
+              <w:top w:w="65" w:type="dxa"/>
+              <w:bottom w:w="65" w:type="dxa"/>
+              <w:left w:w="65" w:type="dxa"/>
+              <w:right w:w="65" w:type="dxa"/>
+            </w:tcMar>
+          </w:tcPr>
+          <w:p>
+            <w:pPr>
+              <w:keepNext w:val="0"/>
+              <w:spacing w:before="0" w:after="60" w:line="252" w:lineRule="auto"/>
+            </w:pPr>
+            <w:r>
+              <w:rPr>
+                <w:rFonts w:ascii="Arial" w:hAnsi="Arial"/>
+                <w:b w:val="0"/>
+                <w:sz w:val="18"/>
+              </w:rPr>
+              <w:t>T2-01 01/11; chưa tổ chức/xác nhận.</w:t>
+            </w:r>
+          </w:p>
+        </w:tc>
       </w:tr>
     </w:tbl>
     <w:p/>
     <w:p>
       <w:pPr>
         <w:pStyle w:val="Heading1"/>
+        <w:pageBreakBefore/>
       </w:pPr>
       <w:r>
         <w:t>5. Review sign-off</w:t>
+      </w:r>
+    </w:p>
+    <w:p>
+      <w:pPr/>
+      <w:r>
+        <w:rPr>
+          <w:rFonts w:ascii="Arial" w:hAnsi="Arial"/>
+          <w:sz w:val="18"/>
+        </w:rPr>
+        <w:t>Ngày giờ, thành phần thực tế, góp ý và kết luận dưới đây chỉ được điền khi buổi review diễn ra. Chuẩn bị hồ sơ chưa có nghĩa đã được GV duyệt.</w:t>
       </w:r>
     </w:p>
     <w:tbl>
@@ -1871,258 +6283,753 @@
         <w:tblStyle w:val="TableGrid"/>
         <w:tblW w:type="auto" w:w="0"/>
         <w:jc w:val="center"/>
+        <w:tblLayout w:type="fixed"/>
         <w:tblLook w:firstColumn="1" w:firstRow="1" w:lastColumn="0" w:lastRow="0" w:noHBand="0" w:noVBand="1" w:val="04A0"/>
       </w:tblPr>
       <w:tblGrid>
-        <w:gridCol w:w="1987"/>
-        <w:gridCol w:w="1987"/>
-        <w:gridCol w:w="1987"/>
-        <w:gridCol w:w="1987"/>
-        <w:gridCol w:w="1987"/>
+        <w:gridCol w:w="1300"/>
+        <w:gridCol w:w="2520"/>
+        <w:gridCol w:w="2040"/>
+        <w:gridCol w:w="2640"/>
+        <w:gridCol w:w="1436"/>
       </w:tblGrid>
       <w:tr>
+        <w:trPr>
+          <w:cantSplit/>
+          <w:tblHeader/>
+        </w:trPr>
         <w:tc>
           <w:tcPr>
-            <w:tcW w:type="dxa" w:w="1987"/>
+            <w:tcW w:type="dxa" w:w="1300"/>
             <w:shd w:fill="DDEAF3"/>
+            <w:vAlign w:val="center"/>
+            <w:tcMar>
+              <w:top w:w="65" w:type="dxa"/>
+              <w:bottom w:w="65" w:type="dxa"/>
+              <w:left w:w="65" w:type="dxa"/>
+              <w:right w:w="65" w:type="dxa"/>
+            </w:tcMar>
           </w:tcPr>
           <w:p>
             <w:pPr>
-              <w:keepNext/>
+              <w:keepNext w:val="0"/>
+              <w:spacing w:before="0" w:after="60" w:line="252" w:lineRule="auto"/>
             </w:pPr>
             <w:r>
-              <w:t>Milestone</w:t>
+              <w:rPr>
+                <w:rFonts w:ascii="Arial" w:hAnsi="Arial"/>
+                <w:b/>
+                <w:sz w:val="18"/>
+              </w:rPr>
+              <w:t>Mốc</w:t>
             </w:r>
           </w:p>
         </w:tc>
         <w:tc>
           <w:tcPr>
-            <w:tcW w:type="dxa" w:w="1987"/>
+            <w:tcW w:type="dxa" w:w="2520"/>
             <w:shd w:fill="DDEAF3"/>
+            <w:vAlign w:val="center"/>
+            <w:tcMar>
+              <w:top w:w="65" w:type="dxa"/>
+              <w:bottom w:w="65" w:type="dxa"/>
+              <w:left w:w="65" w:type="dxa"/>
+              <w:right w:w="65" w:type="dxa"/>
+            </w:tcMar>
           </w:tcPr>
           <w:p>
             <w:pPr>
-              <w:keepNext/>
+              <w:keepNext w:val="0"/>
+              <w:spacing w:before="0" w:after="60" w:line="252" w:lineRule="auto"/>
             </w:pPr>
             <w:r>
-              <w:t>Submission</w:t>
+              <w:rPr>
+                <w:rFonts w:ascii="Arial" w:hAnsi="Arial"/>
+                <w:b/>
+                <w:sz w:val="18"/>
+              </w:rPr>
+              <w:t>Hồ sơ</w:t>
             </w:r>
           </w:p>
         </w:tc>
         <w:tc>
           <w:tcPr>
-            <w:tcW w:type="dxa" w:w="1987"/>
+            <w:tcW w:type="dxa" w:w="2040"/>
             <w:shd w:fill="DDEAF3"/>
+            <w:vAlign w:val="center"/>
+            <w:tcMar>
+              <w:top w:w="65" w:type="dxa"/>
+              <w:bottom w:w="65" w:type="dxa"/>
+              <w:left w:w="65" w:type="dxa"/>
+              <w:right w:w="65" w:type="dxa"/>
+            </w:tcMar>
           </w:tcPr>
           <w:p>
             <w:pPr>
-              <w:keepNext/>
+              <w:keepNext w:val="0"/>
+              <w:spacing w:before="0" w:after="60" w:line="252" w:lineRule="auto"/>
             </w:pPr>
             <w:r>
+              <w:rPr>
+                <w:rFonts w:ascii="Arial" w:hAnsi="Arial"/>
+                <w:b/>
+                <w:sz w:val="18"/>
+              </w:rPr>
               <w:t>Feedback</w:t>
             </w:r>
           </w:p>
         </w:tc>
         <w:tc>
           <w:tcPr>
-            <w:tcW w:type="dxa" w:w="1987"/>
+            <w:tcW w:type="dxa" w:w="2640"/>
             <w:shd w:fill="DDEAF3"/>
+            <w:vAlign w:val="center"/>
+            <w:tcMar>
+              <w:top w:w="65" w:type="dxa"/>
+              <w:bottom w:w="65" w:type="dxa"/>
+              <w:left w:w="65" w:type="dxa"/>
+              <w:right w:w="65" w:type="dxa"/>
+            </w:tcMar>
           </w:tcPr>
           <w:p>
             <w:pPr>
-              <w:keepNext/>
+              <w:keepNext w:val="0"/>
+              <w:spacing w:before="0" w:after="60" w:line="252" w:lineRule="auto"/>
             </w:pPr>
             <w:r>
+              <w:rPr>
+                <w:rFonts w:ascii="Arial" w:hAnsi="Arial"/>
+                <w:b/>
+                <w:sz w:val="18"/>
+              </w:rPr>
               <w:t>Action</w:t>
             </w:r>
           </w:p>
         </w:tc>
         <w:tc>
           <w:tcPr>
-            <w:tcW w:type="dxa" w:w="1987"/>
+            <w:tcW w:type="dxa" w:w="1436"/>
             <w:shd w:fill="DDEAF3"/>
+            <w:vAlign w:val="center"/>
+            <w:tcMar>
+              <w:top w:w="65" w:type="dxa"/>
+              <w:bottom w:w="65" w:type="dxa"/>
+              <w:left w:w="65" w:type="dxa"/>
+              <w:right w:w="65" w:type="dxa"/>
+            </w:tcMar>
           </w:tcPr>
           <w:p>
             <w:pPr>
-              <w:keepNext/>
+              <w:keepNext w:val="0"/>
+              <w:spacing w:before="0" w:after="60" w:line="252" w:lineRule="auto"/>
             </w:pPr>
             <w:r>
+              <w:rPr>
+                <w:rFonts w:ascii="Arial" w:hAnsi="Arial"/>
+                <w:b/>
+                <w:sz w:val="18"/>
+              </w:rPr>
               <w:t>Reviewer</w:t>
             </w:r>
           </w:p>
         </w:tc>
+      </w:tr>
+      <w:tr>
         <w:trPr>
-          <w:tblHeader/>
           <w:cantSplit/>
         </w:trPr>
-      </w:tr>
-      <w:tr>
         <w:tc>
           <w:tcPr>
-            <w:tcW w:type="dxa" w:w="1987"/>
+            <w:tcW w:type="dxa" w:w="1300"/>
+            <w:vAlign w:val="center"/>
+            <w:shd w:fill="FFFFFF"/>
+            <w:tcMar>
+              <w:top w:w="65" w:type="dxa"/>
+              <w:bottom w:w="65" w:type="dxa"/>
+              <w:left w:w="65" w:type="dxa"/>
+              <w:right w:w="65" w:type="dxa"/>
+            </w:tcMar>
           </w:tcPr>
           <w:p>
+            <w:pPr>
+              <w:keepNext w:val="0"/>
+              <w:spacing w:before="0" w:after="60" w:line="252" w:lineRule="auto"/>
+            </w:pPr>
             <w:r>
-              <w:t>Review 1 / 2 / Final</w:t>
+              <w:rPr>
+                <w:rFonts w:ascii="Arial" w:hAnsi="Arial"/>
+                <w:b w:val="0"/>
+                <w:sz w:val="18"/>
+              </w:rPr>
+              <w:t>Review 1</w:t>
+              <w:br/>
+              <w:t>Đang chuẩn bị</w:t>
             </w:r>
           </w:p>
         </w:tc>
         <w:tc>
           <w:tcPr>
-            <w:tcW w:type="dxa" w:w="1987"/>
+            <w:tcW w:type="dxa" w:w="2520"/>
+            <w:vAlign w:val="center"/>
+            <w:shd w:fill="FFFFFF"/>
+            <w:tcMar>
+              <w:top w:w="65" w:type="dxa"/>
+              <w:bottom w:w="65" w:type="dxa"/>
+              <w:left w:w="65" w:type="dxa"/>
+              <w:right w:w="65" w:type="dxa"/>
+            </w:tcMar>
           </w:tcPr>
           <w:p>
+            <w:pPr>
+              <w:keepNext w:val="0"/>
+              <w:spacing w:before="0" w:after="60" w:line="252" w:lineRule="auto"/>
+            </w:pPr>
             <w:r>
-              <w:t>[...]</w:t>
+              <w:rPr>
+                <w:rFonts w:ascii="Arial" w:hAnsi="Arial"/>
+                <w:b w:val="0"/>
+                <w:sz w:val="18"/>
+              </w:rPr>
+              <w:t>01 SRS, 02 SecRS, 03 SDD v1.1 Draft; 08; slide 7 trang; DFD v0.2.</w:t>
             </w:r>
           </w:p>
         </w:tc>
         <w:tc>
           <w:tcPr>
-            <w:tcW w:type="dxa" w:w="1987"/>
+            <w:tcW w:type="dxa" w:w="2040"/>
+            <w:vAlign w:val="center"/>
+            <w:shd w:fill="FFFFFF"/>
+            <w:tcMar>
+              <w:top w:w="65" w:type="dxa"/>
+              <w:bottom w:w="65" w:type="dxa"/>
+              <w:left w:w="65" w:type="dxa"/>
+              <w:right w:w="65" w:type="dxa"/>
+            </w:tcMar>
           </w:tcPr>
           <w:p>
+            <w:pPr>
+              <w:keepNext w:val="0"/>
+              <w:spacing w:before="0" w:after="60" w:line="252" w:lineRule="auto"/>
+            </w:pPr>
             <w:r>
-              <w:t>[...]</w:t>
+              <w:rPr>
+                <w:rFonts w:ascii="Arial" w:hAnsi="Arial"/>
+                <w:b w:val="0"/>
+                <w:sz w:val="18"/>
+              </w:rPr>
+              <w:t>Chưa có góp ý hoặc xác nhận GV.</w:t>
             </w:r>
           </w:p>
         </w:tc>
         <w:tc>
           <w:tcPr>
-            <w:tcW w:type="dxa" w:w="1987"/>
+            <w:tcW w:type="dxa" w:w="2640"/>
+            <w:vAlign w:val="center"/>
+            <w:shd w:fill="FFFFFF"/>
+            <w:tcMar>
+              <w:top w:w="65" w:type="dxa"/>
+              <w:bottom w:w="65" w:type="dxa"/>
+              <w:left w:w="65" w:type="dxa"/>
+              <w:right w:w="65" w:type="dxa"/>
+            </w:tcMar>
           </w:tcPr>
           <w:p>
+            <w:pPr>
+              <w:keepNext w:val="0"/>
+              <w:spacing w:before="0" w:after="60" w:line="252" w:lineRule="auto"/>
+            </w:pPr>
             <w:r>
-              <w:t>[...]</w:t>
+              <w:rPr>
+                <w:rFonts w:ascii="Arial" w:hAnsi="Arial"/>
+                <w:b w:val="0"/>
+                <w:sz w:val="18"/>
+              </w:rPr>
+              <w:t>Chốt scope và PC-01…06; bổ sung SDD §5/deployment/OpenAPI theo người phụ trách.</w:t>
             </w:r>
           </w:p>
         </w:tc>
         <w:tc>
           <w:tcPr>
-            <w:tcW w:type="dxa" w:w="1987"/>
+            <w:tcW w:type="dxa" w:w="1436"/>
+            <w:vAlign w:val="center"/>
+            <w:shd w:fill="FFFFFF"/>
+            <w:tcMar>
+              <w:top w:w="65" w:type="dxa"/>
+              <w:bottom w:w="65" w:type="dxa"/>
+              <w:left w:w="65" w:type="dxa"/>
+              <w:right w:w="65" w:type="dxa"/>
+            </w:tcMar>
           </w:tcPr>
           <w:p>
+            <w:pPr>
+              <w:keepNext w:val="0"/>
+              <w:spacing w:before="0" w:after="60" w:line="252" w:lineRule="auto"/>
+            </w:pPr>
             <w:r>
-              <w:t>[...]</w:t>
+              <w:rPr>
+                <w:rFonts w:ascii="Arial" w:hAnsi="Arial"/>
+                <w:b w:val="0"/>
+                <w:sz w:val="18"/>
+              </w:rPr>
+              <w:t>Chờ GV; Trí/Khiêm tổng hợp.</w:t>
             </w:r>
           </w:p>
         </w:tc>
+      </w:tr>
+      <w:tr>
         <w:trPr>
           <w:cantSplit/>
         </w:trPr>
-      </w:tr>
-      <w:tr>
         <w:tc>
           <w:tcPr>
-            <w:tcW w:type="dxa" w:w="1987"/>
+            <w:tcW w:type="dxa" w:w="1300"/>
+            <w:vAlign w:val="center"/>
+            <w:shd w:fill="F4F7FA"/>
+            <w:tcMar>
+              <w:top w:w="65" w:type="dxa"/>
+              <w:bottom w:w="65" w:type="dxa"/>
+              <w:left w:w="65" w:type="dxa"/>
+              <w:right w:w="65" w:type="dxa"/>
+            </w:tcMar>
           </w:tcPr>
           <w:p>
+            <w:pPr>
+              <w:keepNext w:val="0"/>
+              <w:spacing w:before="0" w:after="60" w:line="252" w:lineRule="auto"/>
+            </w:pPr>
             <w:r>
-              <w:t>Review 1 / 2 / Final</w:t>
+              <w:rPr>
+                <w:rFonts w:ascii="Arial" w:hAnsi="Arial"/>
+                <w:b w:val="0"/>
+                <w:sz w:val="18"/>
+              </w:rPr>
+              <w:t>Scope baseline</w:t>
             </w:r>
           </w:p>
         </w:tc>
         <w:tc>
           <w:tcPr>
-            <w:tcW w:type="dxa" w:w="1987"/>
+            <w:tcW w:type="dxa" w:w="2520"/>
+            <w:vAlign w:val="center"/>
+            <w:shd w:fill="F4F7FA"/>
+            <w:tcMar>
+              <w:top w:w="65" w:type="dxa"/>
+              <w:bottom w:w="65" w:type="dxa"/>
+              <w:left w:w="65" w:type="dxa"/>
+              <w:right w:w="65" w:type="dxa"/>
+            </w:tcMar>
           </w:tcPr>
           <w:p>
+            <w:pPr>
+              <w:keepNext w:val="0"/>
+              <w:spacing w:before="0" w:after="60" w:line="252" w:lineRule="auto"/>
+            </w:pPr>
             <w:r>
-              <w:t>[...]</w:t>
+              <w:rPr>
+                <w:rFonts w:ascii="Arial" w:hAnsi="Arial"/>
+                <w:b w:val="0"/>
+                <w:sz w:val="18"/>
+              </w:rPr>
+              <w:t>Đề xuất MVP HD01–HD14; HD15 Should ngoài tiêu chí bắt buộc.</w:t>
             </w:r>
           </w:p>
         </w:tc>
         <w:tc>
           <w:tcPr>
-            <w:tcW w:type="dxa" w:w="1987"/>
+            <w:tcW w:type="dxa" w:w="2040"/>
+            <w:vAlign w:val="center"/>
+            <w:shd w:fill="F4F7FA"/>
+            <w:tcMar>
+              <w:top w:w="65" w:type="dxa"/>
+              <w:bottom w:w="65" w:type="dxa"/>
+              <w:left w:w="65" w:type="dxa"/>
+              <w:right w:w="65" w:type="dxa"/>
+            </w:tcMar>
           </w:tcPr>
           <w:p>
+            <w:pPr>
+              <w:keepNext w:val="0"/>
+              <w:spacing w:before="0" w:after="60" w:line="252" w:lineRule="auto"/>
+            </w:pPr>
             <w:r>
-              <w:t>[...]</w:t>
+              <w:rPr>
+                <w:rFonts w:ascii="Arial" w:hAnsi="Arial"/>
+                <w:b w:val="0"/>
+                <w:sz w:val="18"/>
+              </w:rPr>
+              <w:t>Chờ GV xác nhận in/out scope và ưu tiên xử lý.</w:t>
             </w:r>
           </w:p>
         </w:tc>
         <w:tc>
           <w:tcPr>
-            <w:tcW w:type="dxa" w:w="1987"/>
+            <w:tcW w:type="dxa" w:w="2640"/>
+            <w:vAlign w:val="center"/>
+            <w:shd w:fill="F4F7FA"/>
+            <w:tcMar>
+              <w:top w:w="65" w:type="dxa"/>
+              <w:bottom w:w="65" w:type="dxa"/>
+              <w:left w:w="65" w:type="dxa"/>
+              <w:right w:w="65" w:type="dxa"/>
+            </w:tcMar>
           </w:tcPr>
           <w:p>
+            <w:pPr>
+              <w:keepNext w:val="0"/>
+              <w:spacing w:before="0" w:after="60" w:line="252" w:lineRule="auto"/>
+            </w:pPr>
             <w:r>
-              <w:t>[...]</w:t>
+              <w:rPr>
+                <w:rFonts w:ascii="Arial" w:hAnsi="Arial"/>
+                <w:b w:val="0"/>
+                <w:sz w:val="18"/>
+              </w:rPr>
+              <w:t>Ghi nội dung, người xác nhận, ngày và link biên bản sau buổi review.</w:t>
             </w:r>
           </w:p>
         </w:tc>
         <w:tc>
           <w:tcPr>
-            <w:tcW w:type="dxa" w:w="1987"/>
+            <w:tcW w:type="dxa" w:w="1436"/>
+            <w:vAlign w:val="center"/>
+            <w:shd w:fill="F4F7FA"/>
+            <w:tcMar>
+              <w:top w:w="65" w:type="dxa"/>
+              <w:bottom w:w="65" w:type="dxa"/>
+              <w:left w:w="65" w:type="dxa"/>
+              <w:right w:w="65" w:type="dxa"/>
+            </w:tcMar>
           </w:tcPr>
           <w:p>
+            <w:pPr>
+              <w:keepNext w:val="0"/>
+              <w:spacing w:before="0" w:after="60" w:line="252" w:lineRule="auto"/>
+            </w:pPr>
             <w:r>
-              <w:t>[...]</w:t>
+              <w:rPr>
+                <w:rFonts w:ascii="Arial" w:hAnsi="Arial"/>
+                <w:b w:val="0"/>
+                <w:sz w:val="18"/>
+              </w:rPr>
+              <w:t>Chưa xác nhận.</w:t>
             </w:r>
           </w:p>
         </w:tc>
+      </w:tr>
+      <w:tr>
         <w:trPr>
           <w:cantSplit/>
         </w:trPr>
-      </w:tr>
-      <w:tr>
         <w:tc>
           <w:tcPr>
-            <w:tcW w:type="dxa" w:w="1987"/>
+            <w:tcW w:type="dxa" w:w="1300"/>
+            <w:vAlign w:val="center"/>
+            <w:shd w:fill="FFFFFF"/>
+            <w:tcMar>
+              <w:top w:w="65" w:type="dxa"/>
+              <w:bottom w:w="65" w:type="dxa"/>
+              <w:left w:w="65" w:type="dxa"/>
+              <w:right w:w="65" w:type="dxa"/>
+            </w:tcMar>
           </w:tcPr>
           <w:p>
+            <w:pPr>
+              <w:keepNext w:val="0"/>
+              <w:spacing w:before="0" w:after="60" w:line="252" w:lineRule="auto"/>
+            </w:pPr>
             <w:r>
-              <w:t>Review 1 / 2 / Final</w:t>
+              <w:rPr>
+                <w:rFonts w:ascii="Arial" w:hAnsi="Arial"/>
+                <w:b w:val="0"/>
+                <w:sz w:val="18"/>
+              </w:rPr>
+              <w:t>Review nội bộ hồ sơ</w:t>
             </w:r>
           </w:p>
         </w:tc>
         <w:tc>
           <w:tcPr>
-            <w:tcW w:type="dxa" w:w="1987"/>
+            <w:tcW w:type="dxa" w:w="2520"/>
+            <w:vAlign w:val="center"/>
+            <w:shd w:fill="FFFFFF"/>
+            <w:tcMar>
+              <w:top w:w="65" w:type="dxa"/>
+              <w:bottom w:w="65" w:type="dxa"/>
+              <w:left w:w="65" w:type="dxa"/>
+              <w:right w:w="65" w:type="dxa"/>
+            </w:tcMar>
           </w:tcPr>
           <w:p>
+            <w:pPr>
+              <w:keepNext w:val="0"/>
+              <w:spacing w:before="0" w:after="60" w:line="252" w:lineRule="auto"/>
+            </w:pPr>
             <w:r>
-              <w:t>[...]</w:t>
+              <w:rPr>
+                <w:rFonts w:ascii="Arial" w:hAnsi="Arial"/>
+                <w:b w:val="0"/>
+                <w:sz w:val="18"/>
+              </w:rPr>
+              <w:t>Sửa header/version/NFR/test, mapping và traceability.</w:t>
             </w:r>
           </w:p>
         </w:tc>
         <w:tc>
           <w:tcPr>
-            <w:tcW w:type="dxa" w:w="1987"/>
+            <w:tcW w:type="dxa" w:w="2040"/>
+            <w:vAlign w:val="center"/>
+            <w:shd w:fill="FFFFFF"/>
+            <w:tcMar>
+              <w:top w:w="65" w:type="dxa"/>
+              <w:bottom w:w="65" w:type="dxa"/>
+              <w:left w:w="65" w:type="dxa"/>
+              <w:right w:w="65" w:type="dxa"/>
+            </w:tcMar>
           </w:tcPr>
           <w:p>
+            <w:pPr>
+              <w:keepNext w:val="0"/>
+              <w:spacing w:before="0" w:after="60" w:line="252" w:lineRule="auto"/>
+            </w:pPr>
             <w:r>
-              <w:t>[...]</w:t>
+              <w:rPr>
+                <w:rFonts w:ascii="Arial" w:hAnsi="Arial"/>
+                <w:b w:val="0"/>
+                <w:sz w:val="18"/>
+              </w:rPr>
+              <w:t>Chờ SE/IA xác nhận thay đổi.</w:t>
             </w:r>
           </w:p>
         </w:tc>
         <w:tc>
           <w:tcPr>
-            <w:tcW w:type="dxa" w:w="1987"/>
+            <w:tcW w:type="dxa" w:w="2640"/>
+            <w:vAlign w:val="center"/>
+            <w:shd w:fill="FFFFFF"/>
+            <w:tcMar>
+              <w:top w:w="65" w:type="dxa"/>
+              <w:bottom w:w="65" w:type="dxa"/>
+              <w:left w:w="65" w:type="dxa"/>
+              <w:right w:w="65" w:type="dxa"/>
+            </w:tcMar>
           </w:tcPr>
           <w:p>
+            <w:pPr>
+              <w:keepNext w:val="0"/>
+              <w:spacing w:before="0" w:after="60" w:line="252" w:lineRule="auto"/>
+            </w:pPr>
             <w:r>
-              <w:t>[...]</w:t>
+              <w:rPr>
+                <w:rFonts w:ascii="Arial" w:hAnsi="Arial"/>
+                <w:b w:val="0"/>
+                <w:sz w:val="18"/>
+              </w:rPr>
+              <w:t>Đọc CHANGELOG và §4; không coi việc gộp file là phê duyệt nghiệp vụ.</w:t>
             </w:r>
           </w:p>
         </w:tc>
         <w:tc>
           <w:tcPr>
-            <w:tcW w:type="dxa" w:w="1987"/>
+            <w:tcW w:type="dxa" w:w="1436"/>
+            <w:vAlign w:val="center"/>
+            <w:shd w:fill="FFFFFF"/>
+            <w:tcMar>
+              <w:top w:w="65" w:type="dxa"/>
+              <w:bottom w:w="65" w:type="dxa"/>
+              <w:left w:w="65" w:type="dxa"/>
+              <w:right w:w="65" w:type="dxa"/>
+            </w:tcMar>
           </w:tcPr>
           <w:p>
+            <w:pPr>
+              <w:keepNext w:val="0"/>
+              <w:spacing w:before="0" w:after="60" w:line="252" w:lineRule="auto"/>
+            </w:pPr>
             <w:r>
-              <w:t>[...]</w:t>
+              <w:rPr>
+                <w:rFonts w:ascii="Arial" w:hAnsi="Arial"/>
+                <w:b w:val="0"/>
+                <w:sz w:val="18"/>
+              </w:rPr>
+              <w:t>Trí, Cường, Chính, Khánh, Hoà, Nhi, Khiêm.</w:t>
             </w:r>
           </w:p>
         </w:tc>
+      </w:tr>
+      <w:tr>
         <w:trPr>
           <w:cantSplit/>
         </w:trPr>
+        <w:tc>
+          <w:tcPr>
+            <w:tcW w:type="dxa" w:w="1300"/>
+            <w:vAlign w:val="center"/>
+            <w:shd w:fill="F4F7FA"/>
+            <w:tcMar>
+              <w:top w:w="65" w:type="dxa"/>
+              <w:bottom w:w="65" w:type="dxa"/>
+              <w:left w:w="65" w:type="dxa"/>
+              <w:right w:w="65" w:type="dxa"/>
+            </w:tcMar>
+          </w:tcPr>
+          <w:p>
+            <w:pPr>
+              <w:keepNext w:val="0"/>
+              <w:spacing w:before="0" w:after="60" w:line="252" w:lineRule="auto"/>
+            </w:pPr>
+            <w:r>
+              <w:rPr>
+                <w:rFonts w:ascii="Arial" w:hAnsi="Arial"/>
+                <w:b w:val="0"/>
+                <w:sz w:val="18"/>
+              </w:rPr>
+              <w:t>Review 2 / Final</w:t>
+            </w:r>
+          </w:p>
+        </w:tc>
+        <w:tc>
+          <w:tcPr>
+            <w:tcW w:type="dxa" w:w="2520"/>
+            <w:vAlign w:val="center"/>
+            <w:shd w:fill="F4F7FA"/>
+            <w:tcMar>
+              <w:top w:w="65" w:type="dxa"/>
+              <w:bottom w:w="65" w:type="dxa"/>
+              <w:left w:w="65" w:type="dxa"/>
+              <w:right w:w="65" w:type="dxa"/>
+            </w:tcMar>
+          </w:tcPr>
+          <w:p>
+            <w:pPr>
+              <w:keepNext w:val="0"/>
+              <w:spacing w:before="0" w:after="60" w:line="252" w:lineRule="auto"/>
+            </w:pPr>
+            <w:r>
+              <w:rPr>
+                <w:rFonts w:ascii="Arial" w:hAnsi="Arial"/>
+                <w:b w:val="0"/>
+                <w:sz w:val="18"/>
+              </w:rPr>
+              <w:t>Chưa đến mốc.</w:t>
+            </w:r>
+          </w:p>
+        </w:tc>
+        <w:tc>
+          <w:tcPr>
+            <w:tcW w:type="dxa" w:w="2040"/>
+            <w:vAlign w:val="center"/>
+            <w:shd w:fill="F4F7FA"/>
+            <w:tcMar>
+              <w:top w:w="65" w:type="dxa"/>
+              <w:bottom w:w="65" w:type="dxa"/>
+              <w:left w:w="65" w:type="dxa"/>
+              <w:right w:w="65" w:type="dxa"/>
+            </w:tcMar>
+          </w:tcPr>
+          <w:p>
+            <w:pPr>
+              <w:keepNext w:val="0"/>
+              <w:spacing w:before="0" w:after="60" w:line="252" w:lineRule="auto"/>
+            </w:pPr>
+            <w:r>
+              <w:rPr>
+                <w:rFonts w:ascii="Arial" w:hAnsi="Arial"/>
+                <w:b w:val="0"/>
+                <w:sz w:val="18"/>
+              </w:rPr>
+              <w:t>Chưa ghi nhận.</w:t>
+            </w:r>
+          </w:p>
+        </w:tc>
+        <w:tc>
+          <w:tcPr>
+            <w:tcW w:type="dxa" w:w="2640"/>
+            <w:vAlign w:val="center"/>
+            <w:shd w:fill="F4F7FA"/>
+            <w:tcMar>
+              <w:top w:w="65" w:type="dxa"/>
+              <w:bottom w:w="65" w:type="dxa"/>
+              <w:left w:w="65" w:type="dxa"/>
+              <w:right w:w="65" w:type="dxa"/>
+            </w:tcMar>
+          </w:tcPr>
+          <w:p>
+            <w:pPr>
+              <w:keepNext w:val="0"/>
+              <w:spacing w:before="0" w:after="60" w:line="252" w:lineRule="auto"/>
+            </w:pPr>
+            <w:r>
+              <w:rPr>
+                <w:rFonts w:ascii="Arial" w:hAnsi="Arial"/>
+                <w:b w:val="0"/>
+                <w:sz w:val="18"/>
+              </w:rPr>
+              <w:t>Cập nhật theo kế hoạch 7 tuần.</w:t>
+            </w:r>
+          </w:p>
+        </w:tc>
+        <w:tc>
+          <w:tcPr>
+            <w:tcW w:type="dxa" w:w="1436"/>
+            <w:vAlign w:val="center"/>
+            <w:shd w:fill="F4F7FA"/>
+            <w:tcMar>
+              <w:top w:w="65" w:type="dxa"/>
+              <w:bottom w:w="65" w:type="dxa"/>
+              <w:left w:w="65" w:type="dxa"/>
+              <w:right w:w="65" w:type="dxa"/>
+            </w:tcMar>
+          </w:tcPr>
+          <w:p>
+            <w:pPr>
+              <w:keepNext w:val="0"/>
+              <w:spacing w:before="0" w:after="60" w:line="252" w:lineRule="auto"/>
+            </w:pPr>
+            <w:r>
+              <w:rPr>
+                <w:rFonts w:ascii="Arial" w:hAnsi="Arial"/>
+                <w:b w:val="0"/>
+                <w:sz w:val="18"/>
+              </w:rPr>
+              <w:t>Chờ đến mốc.</w:t>
+            </w:r>
+          </w:p>
+        </w:tc>
       </w:tr>
     </w:tbl>
     <w:p/>
+    <w:p>
+      <w:r>
+        <w:t xml:space="preserve">Bộ hồ sơ và biểu mẫu ghi biên bản: </w:t>
+      </w:r>
+      <w:hyperlink r:id="rId16">
+        <w:r>
+          <w:rPr>
+            <w:rFonts w:ascii="Arial" w:hAnsi="Arial"/>
+            <w:sz w:val="18"/>
+            <w:color w:val="1E5F99"/>
+            <w:u w:val="single"/>
+          </w:rPr>
+          <w:t>Mở thư mục Review 1</w:t>
+        </w:r>
+      </w:hyperlink>
+    </w:p>
+    <w:p>
+      <w:r>
+        <w:t xml:space="preserve">Theo dõi trạng thái chính thức: </w:t>
+      </w:r>
+      <w:hyperlink r:id="rId17">
+        <w:r>
+          <w:rPr>
+            <w:rFonts w:ascii="Arial" w:hAnsi="Arial"/>
+            <w:sz w:val="18"/>
+            <w:color w:val="1E5F99"/>
+            <w:u w:val="single"/>
+          </w:rPr>
+          <w:t>Sheet phân công</w:t>
+        </w:r>
+      </w:hyperlink>
+    </w:p>
     <w:sectPr>
       <w:headerReference w:type="default" r:id="rId9"/>
       <w:footerReference w:type="default" r:id="rId10"/>
@@ -2142,7 +7049,7 @@
       <w:pStyle w:val="Caption"/>
     </w:pPr>
     <w:r>
-      <w:t xml:space="preserve">Biểu mẫu dùng chung cho 5 dự án SE–IA  •  Phiên bản 1.0  •  Trang </w:t>
+      <w:t xml:space="preserve">Group2  •  P01  •  PM v1.1 / 29-10-2026  •  Trang </w:t>
     </w:r>
     <w:fldSimple w:instr="PAGE"/>
   </w:p>

--- a/docs/08_Project_Management_Contribution.docx
+++ b/docs/08_Project_Management_Contribution.docx
@@ -15,7 +15,7 @@
         <w:pStyle w:val="Subtitle"/>
       </w:pPr>
       <w:r>
-        <w:t>08 PM  •  Group2  •  Theo dõi đến ngày 29-10-2026</w:t>
+        <w:t>08 PM  •  Group2  •  Theo dõi đến ngày 30-10-2026</w:t>
       </w:r>
     </w:p>
     <w:p>
@@ -207,7 +207,7 @@
                 <w:b w:val="0"/>
                 <w:sz w:val="18"/>
               </w:rPr>
-              <w:t>v1.1 / 29-10-2026</w:t>
+              <w:t>v1.2 / 30-10-2026</w:t>
             </w:r>
           </w:p>
         </w:tc>
@@ -2609,16 +2609,14 @@
           </w:tcPr>
           <w:p>
             <w:pPr>
-              <w:keepNext w:val="0"/>
-              <w:spacing w:before="0" w:after="60" w:line="252" w:lineRule="auto"/>
+              <w:spacing w:after="60" w:line="252" w:lineRule="auto"/>
             </w:pPr>
             <w:r>
               <w:rPr>
                 <w:rFonts w:ascii="Arial" w:hAnsi="Arial"/>
-                <w:b w:val="0"/>
                 <w:sz w:val="18"/>
               </w:rPr>
-              <w:t>SRS/BPMN có nội dung; FE skeleton có PR #2 chưa gộp.</w:t>
+              <w:t>SRS/BPMN có nội dung; FE skeleton PR #2 đã gộp main ngày 29/10.</w:t>
             </w:r>
           </w:p>
         </w:tc>
@@ -2636,16 +2634,14 @@
           </w:tcPr>
           <w:p>
             <w:pPr>
-              <w:keepNext w:val="0"/>
-              <w:spacing w:before="0" w:after="60" w:line="252" w:lineRule="auto"/>
+              <w:spacing w:after="60" w:line="252" w:lineRule="auto"/>
             </w:pPr>
             <w:r>
               <w:rPr>
                 <w:rFonts w:ascii="Arial" w:hAnsi="Arial"/>
-                <w:b w:val="0"/>
                 <w:sz w:val="18"/>
               </w:rPr>
-              <w:t>SecRS có SR/DFD/STRIDE; DFD v0.1 trên main.</w:t>
+              <w:t>SecRS có SR/DFD/STRIDE. DFD v0.1 trên main; v0.2 trong Draft PR #3. PR #5 đã nộp sơ đồ/tài liệu lab và báo cáo một phần.</w:t>
             </w:r>
           </w:p>
         </w:tc>
@@ -2663,16 +2659,14 @@
           </w:tcPr>
           <w:p>
             <w:pPr>
-              <w:keepNext w:val="0"/>
-              <w:spacing w:before="0" w:after="60" w:line="252" w:lineRule="auto"/>
+              <w:spacing w:after="60" w:line="252" w:lineRule="auto"/>
             </w:pPr>
             <w:r>
               <w:rPr>
                 <w:rFonts w:ascii="Arial" w:hAnsi="Arial"/>
-                <w:b w:val="0"/>
                 <w:sz w:val="18"/>
               </w:rPr>
-              <w:t>Header 10 template và xác nhận review T1-01 còn cần kiểm đủ.</w:t>
+              <w:t>PR #5 chờ review/log gốc; sửa luồng Reopen của screen flow theo SRS. Chưa có xác nhận hoàn tất tuần.</w:t>
             </w:r>
           </w:p>
         </w:tc>
@@ -2778,16 +2772,14 @@
           </w:tcPr>
           <w:p>
             <w:pPr>
-              <w:keepNext w:val="0"/>
-              <w:spacing w:before="0" w:after="60" w:line="252" w:lineRule="auto"/>
+              <w:spacing w:after="60" w:line="252" w:lineRule="auto"/>
             </w:pPr>
             <w:r>
               <w:rPr>
                 <w:rFonts w:ascii="Arial" w:hAnsi="Arial"/>
-                <w:b w:val="0"/>
                 <w:sz w:val="18"/>
               </w:rPr>
-              <w:t>SRS v1.1; SDD có kiến trúc, ERD/API/AuthN; §5 screen flow còn thiếu.</w:t>
+              <w:t>SRS/SDD v1.2 Draft; SDD §5 đã có 9 SCR, flow, wireframe và validation. PR #2/#4 đã gộp; PR #6 Compose đang mở, báo cáo FE/DB chạy thử.</w:t>
             </w:r>
           </w:p>
         </w:tc>
@@ -2805,16 +2797,14 @@
           </w:tcPr>
           <w:p>
             <w:pPr>
-              <w:keepNext w:val="0"/>
-              <w:spacing w:before="0" w:after="60" w:line="252" w:lineRule="auto"/>
+              <w:spacing w:after="60" w:line="252" w:lineRule="auto"/>
             </w:pPr>
             <w:r>
               <w:rPr>
                 <w:rFonts w:ascii="Arial" w:hAnsi="Arial"/>
-                <w:b w:val="0"/>
                 <w:sz w:val="18"/>
               </w:rPr>
-              <w:t>SecRS v1.1: 12 TH, 7 SR, 8 nhóm test/12 risk; mapping SDD §8; 08 và slide Review 1.</w:t>
+              <w:t>SecRS v1.2, 12 TH/7 mã SR/8 nhóm test/12 risk; DFD v0.2; mapping SDD §8; báo cáo lab một phần từ PR #5. Bộ Review 1 mở rộng 12 slide.</w:t>
             </w:r>
           </w:p>
         </w:tc>
@@ -2832,16 +2822,14 @@
           </w:tcPr>
           <w:p>
             <w:pPr>
-              <w:keepNext w:val="0"/>
-              <w:spacing w:before="0" w:after="60" w:line="252" w:lineRule="auto"/>
+              <w:spacing w:after="60" w:line="252" w:lineRule="auto"/>
             </w:pPr>
             <w:r>
               <w:rPr>
                 <w:rFonts w:ascii="Arial" w:hAnsi="Arial"/>
-                <w:b w:val="0"/>
                 <w:sz w:val="18"/>
               </w:rPr>
-              <w:t>PC-01…06; Nhi deployment, Hoà tool/rules; SE khớp quyền/workflow và contract.</w:t>
+              <w:t>Chốt PC-01…06. PR #5 thiếu log gốc; PR #6 chưa có Backend/gateway tích hợp. Screen flow/Email còn cần Chính sửa ảnh nguồn; các mã lỗi là đề xuất chờ SE/Khánh review.</w:t>
             </w:r>
           </w:p>
         </w:tc>
@@ -2859,16 +2847,14 @@
           </w:tcPr>
           <w:p>
             <w:pPr>
-              <w:keepNext w:val="0"/>
-              <w:spacing w:before="0" w:after="60" w:line="252" w:lineRule="auto"/>
+              <w:spacing w:after="60" w:line="252" w:lineRule="auto"/>
             </w:pPr>
             <w:r>
               <w:rPr>
                 <w:rFonts w:ascii="Arial" w:hAnsi="Arial"/>
-                <w:b w:val="0"/>
                 <w:sz w:val="18"/>
               </w:rPr>
-              <w:t>T2-01 In progress; T2-08 Review. Chờ nhóm/GV, chưa có baseline được duyệt.</w:t>
+              <w:t>T2-01 In progress, T2-08 Review. Chưa có scope acceptance GV. PR #3 giữ Draft.</w:t>
             </w:r>
           </w:p>
         </w:tc>
@@ -3722,11 +3708,7 @@
     <w:p>
       <w:pPr/>
       <w:r>
-        <w:rPr>
-          <w:rFonts w:ascii="Arial" w:hAnsi="Arial"/>
-          <w:sz w:val="18"/>
-        </w:rPr>
-        <w:t>Vị trí đầu ra được đối chiếu theo phân công; từng thành viên xác nhận đóng góp và link commit riêng trước khi chốt. Chưa có cơ sở chấm phần trăm đóng góp. EV-HD-21…28 dành cho kiểm thử thực tế, chưa có kết quả; minh chứng tài liệu dùng nhóm EV-DOC-W2.</w:t>
+        <w:t>Vị trí đầu ra được đối chiếu theo phân công; từng thành viên xác nhận đóng góp và link commit trước khi chốt. Chưa có cơ sở chấm phần trăm đóng góp. PR #5 báo cáo EV-HD-23 NOT RUN và EV-HD-28 một phần; chưa có kết quả tích hợp cho toàn bộ EV-HD-21…28. Minh chứng tài liệu dùng EV-DOC-W2.</w:t>
       </w:r>
     </w:p>
     <w:tbl>
@@ -4026,16 +4008,14 @@
           </w:tcPr>
           <w:p>
             <w:pPr>
-              <w:keepNext w:val="0"/>
-              <w:spacing w:before="0" w:after="60" w:line="252" w:lineRule="auto"/>
+              <w:spacing w:after="60" w:line="252" w:lineRule="auto"/>
             </w:pPr>
             <w:r>
               <w:rPr>
                 <w:rFonts w:ascii="Arial" w:hAnsi="Arial"/>
-                <w:b w:val="0"/>
                 <w:sz w:val="18"/>
               </w:rPr>
-              <w:t>Đã chuẩn bị bản tài liệu để review. Chờ quyết định nhóm và review GV; chưa chạy SEC-TC.</w:t>
+              <w:t>Đã chuẩn bị bản v1.2, cập nhật nguồn mới, 12 slide dùng ảnh DFD gốc. Điều phối PC-01…06 và review GV; không chạy kiểm thử chủ động.</w:t>
             </w:r>
           </w:p>
         </w:tc>
@@ -4181,16 +4161,14 @@
           </w:tcPr>
           <w:p>
             <w:pPr>
-              <w:keepNext w:val="0"/>
-              <w:spacing w:before="0" w:after="60" w:line="252" w:lineRule="auto"/>
+              <w:spacing w:after="60" w:line="252" w:lineRule="auto"/>
             </w:pPr>
             <w:r>
               <w:rPr>
                 <w:rFonts w:ascii="Arial" w:hAnsi="Arial"/>
-                <w:b w:val="0"/>
                 <w:sz w:val="18"/>
               </w:rPr>
-              <w:t>Có SR, ma trận và abuse cases; cần SE xác nhận các điểm khác 403/404/422, Manager/status, Admin/file, internal note.</w:t>
+              <w:t>Access Matrix PR #4 đã gộp main. SecRS §4–5 và SDD §6 có nội dung. Review đề xuất thứ tự mã lỗi, Manager/status, Admin/file và ghi chú nội bộ.</w:t>
             </w:r>
           </w:p>
         </w:tc>
@@ -4336,16 +4314,14 @@
           </w:tcPr>
           <w:p>
             <w:pPr>
-              <w:keepNext w:val="0"/>
-              <w:spacing w:before="0" w:after="60" w:line="252" w:lineRule="auto"/>
+              <w:spacing w:after="60" w:line="252" w:lineRule="auto"/>
             </w:pPr>
             <w:r>
               <w:rPr>
                 <w:rFonts w:ascii="Arial" w:hAnsi="Arial"/>
-                <w:b w:val="0"/>
                 <w:sz w:val="18"/>
               </w:rPr>
-              <w:t>Có mô tả JSONL/rules. Schema chi tiết, giả mã, công cụ theo RAM, retention và ngưỡng Proposed còn chờ chốt.</w:t>
+              <w:t>SDD §7 có catalog/schema/rules mức thiết kế. Công cụ theo RAM, tên event, before/after, retention và ngưỡng Proposed còn chờ Backend/nhóm xác nhận.</w:t>
             </w:r>
           </w:p>
         </w:tc>
@@ -4451,28 +4427,24 @@
           </w:tcPr>
           <w:p>
             <w:pPr>
-              <w:keepNext w:val="0"/>
-              <w:spacing w:before="0" w:after="60" w:line="252" w:lineRule="auto"/>
+              <w:spacing w:after="60" w:line="252" w:lineRule="auto"/>
             </w:pPr>
             <w:r>
               <w:rPr>
                 <w:rFonts w:ascii="Arial" w:hAnsi="Arial"/>
-                <w:b w:val="0"/>
                 <w:sz w:val="18"/>
               </w:rPr>
-              <w:t>SecRS IA-HD03/07; SDD §8/T2-04</w:t>
+              <w:t>PR #5: docs/T1-04-security-lab và evidence/T1-04; SecRS §4/§7, SDD §8</w:t>
             </w:r>
-          </w:p>
-          <w:p>
-            <w:hyperlink r:id="rId11">
+            <w:r>
+              <w:t xml:space="preserve"> </w:t>
+            </w:r>
+            <w:hyperlink r:id="rId18">
               <w:r>
                 <w:rPr>
-                  <w:rFonts w:ascii="Arial" w:hAnsi="Arial"/>
-                  <w:sz w:val="18"/>
                   <w:color w:val="1E5F99"/>
-                  <w:u w:val="single"/>
                 </w:rPr>
-                <w:t>SecRS và SDD</w:t>
+                <w:t> PR #5</w:t>
               </w:r>
             </w:hyperlink>
           </w:p>
@@ -4491,16 +4463,14 @@
           </w:tcPr>
           <w:p>
             <w:pPr>
-              <w:keepNext w:val="0"/>
-              <w:spacing w:before="0" w:after="60" w:line="252" w:lineRule="auto"/>
+              <w:spacing w:after="60" w:line="252" w:lineRule="auto"/>
             </w:pPr>
             <w:r>
               <w:rPr>
                 <w:rFonts w:ascii="Arial" w:hAnsi="Arial"/>
-                <w:b w:val="0"/>
                 <w:sz w:val="18"/>
               </w:rPr>
-              <w:t>SR có trong tài liệu; số liệu/mã test đã đồng bộ khi gộp. Chưa thấy sơ đồ lab, cấu hình/report Gitleaks trong nguồn đã rà; chưa xác minh triển khai.</w:t>
+              <w:t>PR #5 đã có lab architecture, tool draft, test plan và báo cáo. IA-HD03 NOT RUN; IA-HD07 Partially Verified; DB test riêng được báo cáo PASS. Cần log gốc, Gitleaks và review commit mới với Chính. Chưa nghiệm thu toàn bộ.</w:t>
             </w:r>
           </w:p>
         </w:tc>
@@ -4646,16 +4616,14 @@
           </w:tcPr>
           <w:p>
             <w:pPr>
-              <w:keepNext w:val="0"/>
-              <w:spacing w:before="0" w:after="60" w:line="252" w:lineRule="auto"/>
+              <w:spacing w:after="60" w:line="252" w:lineRule="auto"/>
             </w:pPr>
             <w:r>
               <w:rPr>
                 <w:rFonts w:ascii="Arial" w:hAnsi="Arial"/>
-                <w:b w:val="0"/>
                 <w:sz w:val="18"/>
               </w:rPr>
-              <w:t>Có nội dung nghiệp vụ/ADR. Cần chốt Reopen/SLA/quyền, đồng bộ BPMN và review sửa tham chiếu v1.1.</w:t>
+              <w:t>Có nội dung nghiệp vụ/ADR. Cần chốt Reopen/SLA/quyền và đồng bộ BPMN/API/ảnh flow; SE review bộ v1.2 trước scope baseline.</w:t>
             </w:r>
           </w:p>
         </w:tc>
@@ -4801,16 +4769,14 @@
           </w:tcPr>
           <w:p>
             <w:pPr>
-              <w:keepNext w:val="0"/>
-              <w:spacing w:before="0" w:after="60" w:line="252" w:lineRule="auto"/>
+              <w:spacing w:after="60" w:line="252" w:lineRule="auto"/>
             </w:pPr>
             <w:r>
               <w:rPr>
                 <w:rFonts w:ascii="Arial" w:hAnsi="Arial"/>
-                <w:b w:val="0"/>
                 <w:sz w:val="18"/>
               </w:rPr>
-              <w:t>Có ERD/API/AuthN và UC. Chờ link OpenAPI, chốt contract file/state/quyền; review chuẩn hóa NFR/test.</w:t>
+              <w:t>Có ERD/API/AuthN và UC. PR #6 chưa có mã Backend. Cần dẫn OpenAPI, chốt contract file/state/quyền và xác nhận đề xuất 400/403/404/422.</w:t>
             </w:r>
           </w:p>
         </w:tc>
@@ -4916,28 +4882,24 @@
           </w:tcPr>
           <w:p>
             <w:pPr>
-              <w:keepNext w:val="0"/>
-              <w:spacing w:before="0" w:after="60" w:line="252" w:lineRule="auto"/>
+              <w:spacing w:after="60" w:line="252" w:lineRule="auto"/>
             </w:pPr>
             <w:r>
               <w:rPr>
                 <w:rFonts w:ascii="Arial" w:hAnsi="Arial"/>
-                <w:b w:val="0"/>
                 <w:sz w:val="18"/>
               </w:rPr>
-              <w:t>SRS §8; PR #2; screen flow draft</w:t>
+              <w:t>SDD §5 có 9 SCR + hình flow/wireframe; PR #2 đã gộp, PR #6 Compose đang mở</w:t>
             </w:r>
-          </w:p>
-          <w:p>
-            <w:hyperlink r:id="rId15">
+            <w:r>
+              <w:t xml:space="preserve"> </w:t>
+            </w:r>
+            <w:hyperlink r:id="rId19">
               <w:r>
                 <w:rPr>
-                  <w:rFonts w:ascii="Arial" w:hAnsi="Arial"/>
-                  <w:sz w:val="18"/>
                   <w:color w:val="1E5F99"/>
-                  <w:u w:val="single"/>
                 </w:rPr>
-                <w:t>PR #2 FE skeleton</w:t>
+                <w:t> PR #6</w:t>
               </w:r>
             </w:hyperlink>
           </w:p>
@@ -4956,16 +4918,14 @@
           </w:tcPr>
           <w:p>
             <w:pPr>
-              <w:keepNext w:val="0"/>
-              <w:spacing w:before="0" w:after="60" w:line="252" w:lineRule="auto"/>
+              <w:spacing w:after="60" w:line="252" w:lineRule="auto"/>
             </w:pPr>
             <w:r>
               <w:rPr>
                 <w:rFonts w:ascii="Arial" w:hAnsi="Arial"/>
-                <w:b w:val="0"/>
                 <w:sz w:val="18"/>
               </w:rPr>
-              <w:t>Có FE skeleton ở PR #2 và ảnh npm dev. SDD §5 còn placeholder; chưa thấy Compose trong main; screen flow cần SCR ID/khớp nghiệp vụ.</w:t>
+              <w:t>FE có trong main; PR #6 có Compose, SQL, Dockerfile và ảnh FE/DB, Backend còn chờ. Cần sửa ảnh flow Closed→Reopen thành Resolved→request trong 7 ngày và nhãn Email theo SRS. Mapping NFR SCR đã chuẩn hóa trong v1.2, chờ SE review.</w:t>
             </w:r>
           </w:p>
         </w:tc>
@@ -5182,16 +5142,14 @@
           </w:tcPr>
           <w:p>
             <w:pPr>
-              <w:keepNext w:val="0"/>
-              <w:spacing w:before="0" w:after="60" w:line="252" w:lineRule="auto"/>
+              <w:spacing w:after="60" w:line="252" w:lineRule="auto"/>
             </w:pPr>
             <w:r>
               <w:rPr>
                 <w:rFonts w:ascii="Arial" w:hAnsi="Arial"/>
-                <w:b w:val="0"/>
                 <w:sz w:val="18"/>
               </w:rPr>
-              <w:t>Tool Monitoring, rule và retention còn Proposed (PC-04).</w:t>
+              <w:t>Monitoring còn Proposed (PC-04).</w:t>
             </w:r>
           </w:p>
         </w:tc>
@@ -5209,13 +5167,11 @@
           </w:tcPr>
           <w:p>
             <w:pPr>
-              <w:keepNext w:val="0"/>
-              <w:spacing w:before="0" w:after="60" w:line="252" w:lineRule="auto"/>
+              <w:spacing w:after="60" w:line="252" w:lineRule="auto"/>
             </w:pPr>
             <w:r>
               <w:rPr>
                 <w:rFonts w:ascii="Arial" w:hAnsi="Arial"/>
-                <w:b w:val="0"/>
                 <w:sz w:val="18"/>
               </w:rPr>
               <w:t>Hoà; Backend; Nhi</w:t>
@@ -5236,16 +5192,14 @@
           </w:tcPr>
           <w:p>
             <w:pPr>
-              <w:keepNext w:val="0"/>
-              <w:spacing w:before="0" w:after="60" w:line="252" w:lineRule="auto"/>
+              <w:spacing w:after="60" w:line="252" w:lineRule="auto"/>
             </w:pPr>
             <w:r>
               <w:rPr>
                 <w:rFonts w:ascii="Arial" w:hAnsi="Arial"/>
-                <w:b w:val="0"/>
                 <w:sz w:val="18"/>
               </w:rPr>
-              <w:t>Chốt RAM/tool, schema/giả mã, ngưỡng, nơi lưu cảnh báo và log; cập nhật SDD §7.</w:t>
+              <w:t>Chốt catalog/schema, tool, bộ đếm, retention và quyền log/cảnh báo. SDD §7 có nội dung thiết kế nhưng chưa là kết quả tích hợp.</w:t>
             </w:r>
           </w:p>
         </w:tc>
@@ -5263,16 +5217,14 @@
           </w:tcPr>
           <w:p>
             <w:pPr>
-              <w:keepNext w:val="0"/>
-              <w:spacing w:before="0" w:after="60" w:line="252" w:lineRule="auto"/>
+              <w:spacing w:after="60" w:line="252" w:lineRule="auto"/>
             </w:pPr>
             <w:r>
               <w:rPr>
                 <w:rFonts w:ascii="Arial" w:hAnsi="Arial"/>
-                <w:b w:val="0"/>
                 <w:sz w:val="18"/>
               </w:rPr>
-              <w:t>28/10 tồn; T2-03 31/10; chờ xác nhận.</w:t>
+              <w:t>T2-03 31/10; chờ xác nhận.</w:t>
             </w:r>
           </w:p>
         </w:tc>
@@ -5322,16 +5274,14 @@
           </w:tcPr>
           <w:p>
             <w:pPr>
-              <w:keepNext w:val="0"/>
-              <w:spacing w:before="0" w:after="60" w:line="252" w:lineRule="auto"/>
+              <w:spacing w:after="60" w:line="252" w:lineRule="auto"/>
             </w:pPr>
             <w:r>
               <w:rPr>
                 <w:rFonts w:ascii="Arial" w:hAnsi="Arial"/>
-                <w:b w:val="0"/>
                 <w:sz w:val="18"/>
               </w:rPr>
-              <w:t>Stack cần có nguồn quyết định thống nhất.</w:t>
+              <w:t>Stack đã có ADR, chưa xác minh triển khai tích hợp.</w:t>
             </w:r>
           </w:p>
         </w:tc>
@@ -5349,16 +5299,14 @@
           </w:tcPr>
           <w:p>
             <w:pPr>
-              <w:keepNext w:val="0"/>
-              <w:spacing w:before="0" w:after="60" w:line="252" w:lineRule="auto"/>
+              <w:spacing w:after="60" w:line="252" w:lineRule="auto"/>
             </w:pPr>
             <w:r>
               <w:rPr>
                 <w:rFonts w:ascii="Arial" w:hAnsi="Arial"/>
-                <w:b w:val="0"/>
                 <w:sz w:val="18"/>
               </w:rPr>
-              <w:t>Trí</w:t>
+              <w:t>Trí; Cường</w:t>
             </w:r>
           </w:p>
         </w:tc>
@@ -5376,16 +5324,14 @@
           </w:tcPr>
           <w:p>
             <w:pPr>
-              <w:keepNext w:val="0"/>
-              <w:spacing w:before="0" w:after="60" w:line="252" w:lineRule="auto"/>
+              <w:spacing w:after="60" w:line="252" w:lineRule="auto"/>
             </w:pPr>
             <w:r>
               <w:rPr>
                 <w:rFonts w:ascii="Arial" w:hAnsi="Arial"/>
-                <w:b w:val="0"/>
                 <w:sz w:val="18"/>
               </w:rPr>
-              <w:t>ADR-01 đã ghi Java 21/Spring Boot/PostgreSQL 16; dùng làm thiết kế tham chiếu, chờ SE review/triển khai.</w:t>
+              <w:t>Giữ Java 21/Spring Boot/PostgreSQL 16 làm thiết kế tham chiếu. PR #6 chạy FE/DB, còn thiếu mã Backend.</w:t>
             </w:r>
           </w:p>
         </w:tc>
@@ -5403,16 +5349,14 @@
           </w:tcPr>
           <w:p>
             <w:pPr>
-              <w:keepNext w:val="0"/>
-              <w:spacing w:before="0" w:after="60" w:line="252" w:lineRule="auto"/>
+              <w:spacing w:after="60" w:line="252" w:lineRule="auto"/>
             </w:pPr>
             <w:r>
               <w:rPr>
                 <w:rFonts w:ascii="Arial" w:hAnsi="Arial"/>
-                <w:b w:val="0"/>
                 <w:sz w:val="18"/>
               </w:rPr>
-              <w:t>Có ADR; chưa coi triển khai đã xác minh.</w:t>
+              <w:t>Có ADR; còn kiểm tra tích hợp.</w:t>
             </w:r>
           </w:p>
         </w:tc>
@@ -5462,16 +5406,14 @@
           </w:tcPr>
           <w:p>
             <w:pPr>
-              <w:keepNext w:val="0"/>
-              <w:spacing w:before="0" w:after="60" w:line="252" w:lineRule="auto"/>
+              <w:spacing w:after="60" w:line="252" w:lineRule="auto"/>
             </w:pPr>
             <w:r>
               <w:rPr>
                 <w:rFonts w:ascii="Arial" w:hAnsi="Arial"/>
-                <w:b w:val="0"/>
                 <w:sz w:val="18"/>
               </w:rPr>
-              <w:t>SRS/SDD/matrix lệch Reopen, SLA và quyền (PC-02/03).</w:t>
+              <w:t>Mã lỗi, Reopen/SLA và quyền còn lệch (PC-02/03).</w:t>
             </w:r>
           </w:p>
         </w:tc>
@@ -5489,16 +5431,14 @@
           </w:tcPr>
           <w:p>
             <w:pPr>
-              <w:keepNext w:val="0"/>
-              <w:spacing w:before="0" w:after="60" w:line="252" w:lineRule="auto"/>
+              <w:spacing w:after="60" w:line="252" w:lineRule="auto"/>
             </w:pPr>
             <w:r>
               <w:rPr>
                 <w:rFonts w:ascii="Arial" w:hAnsi="Arial"/>
-                <w:b w:val="0"/>
                 <w:sz w:val="18"/>
               </w:rPr>
-              <w:t>Trí; Cường; Khánh</w:t>
+              <w:t>Trí; Cường; Khánh; Chính</w:t>
             </w:r>
           </w:p>
         </w:tc>
@@ -5516,16 +5456,14 @@
           </w:tcPr>
           <w:p>
             <w:pPr>
-              <w:keepNext w:val="0"/>
-              <w:spacing w:before="0" w:after="60" w:line="252" w:lineRule="auto"/>
+              <w:spacing w:after="60" w:line="252" w:lineRule="auto"/>
             </w:pPr>
             <w:r>
               <w:rPr>
                 <w:rFonts w:ascii="Arial" w:hAnsi="Arial"/>
-                <w:b w:val="0"/>
                 <w:sz w:val="18"/>
               </w:rPr>
-              <w:t>Chốt ticket state với request PENDING; Manager status, Admin download và thứ tự 404/403/422; đồng bộ BPMN/API.</w:t>
+              <w:t>Đề xuất v1.2: 401 → role endpoint 403 → scope 404 → quyền thao tác 403 → state 422; validation giải pháp 400. Sửa ảnh Closed→Reopen và xác nhận Manager/status, Admin/file.</w:t>
             </w:r>
           </w:p>
         </w:tc>
@@ -5543,16 +5481,14 @@
           </w:tcPr>
           <w:p>
             <w:pPr>
-              <w:keepNext w:val="0"/>
-              <w:spacing w:before="0" w:after="60" w:line="252" w:lineRule="auto"/>
+              <w:spacing w:after="60" w:line="252" w:lineRule="auto"/>
             </w:pPr>
             <w:r>
               <w:rPr>
                 <w:rFonts w:ascii="Arial" w:hAnsi="Arial"/>
-                <w:b w:val="0"/>
                 <w:sz w:val="18"/>
               </w:rPr>
-              <w:t>Các task sửa 28/10 tồn; trước Review 1.</w:t>
+              <w:t>Review trước baseline; chưa chốt thay nhóm.</w:t>
             </w:r>
           </w:p>
         </w:tc>
@@ -5602,16 +5538,14 @@
           </w:tcPr>
           <w:p>
             <w:pPr>
-              <w:keepNext w:val="0"/>
-              <w:spacing w:before="0" w:after="60" w:line="252" w:lineRule="auto"/>
+              <w:spacing w:after="60" w:line="252" w:lineRule="auto"/>
             </w:pPr>
             <w:r>
               <w:rPr>
                 <w:rFonts w:ascii="Arial" w:hAnsi="Arial"/>
-                <w:b w:val="0"/>
                 <w:sz w:val="18"/>
               </w:rPr>
-              <w:t>Signed URL/stream, TTL và file nội bộ chưa chốt (PC-01/03).</w:t>
+              <w:t>Stream/signed URL, TTL và file nội bộ còn chờ (PC-01/03).</w:t>
             </w:r>
           </w:p>
         </w:tc>
@@ -5629,13 +5563,11 @@
           </w:tcPr>
           <w:p>
             <w:pPr>
-              <w:keepNext w:val="0"/>
-              <w:spacing w:before="0" w:after="60" w:line="252" w:lineRule="auto"/>
+              <w:spacing w:after="60" w:line="252" w:lineRule="auto"/>
             </w:pPr>
             <w:r>
               <w:rPr>
                 <w:rFonts w:ascii="Arial" w:hAnsi="Arial"/>
-                <w:b w:val="0"/>
                 <w:sz w:val="18"/>
               </w:rPr>
               <w:t>Nhi; Cường; Khánh</w:t>
@@ -5656,16 +5588,14 @@
           </w:tcPr>
           <w:p>
             <w:pPr>
-              <w:keepNext w:val="0"/>
-              <w:spacing w:before="0" w:after="60" w:line="252" w:lineRule="auto"/>
+              <w:spacing w:after="60" w:line="252" w:lineRule="auto"/>
             </w:pPr>
             <w:r>
               <w:rPr>
                 <w:rFonts w:ascii="Arial" w:hAnsi="Arial"/>
-                <w:b w:val="0"/>
                 <w:sz w:val="18"/>
               </w:rPr>
-              <w:t>Chốt cơ chế/TTL/thu hồi và quyền file; sửa API/DFD rồi mới nghiệm thu ca URL hết hạn.</w:t>
+              <w:t>PR #5 có test plan IA-HD03, tất cả NOT RUN. Chốt cơ chế/TTL/thu hồi/quyền rồi đồng bộ API/DFD và Expected.</w:t>
             </w:r>
           </w:p>
         </w:tc>
@@ -5683,16 +5613,14 @@
           </w:tcPr>
           <w:p>
             <w:pPr>
-              <w:keepNext w:val="0"/>
-              <w:spacing w:before="0" w:after="60" w:line="252" w:lineRule="auto"/>
+              <w:spacing w:after="60" w:line="252" w:lineRule="auto"/>
             </w:pPr>
             <w:r>
               <w:rPr>
                 <w:rFonts w:ascii="Arial" w:hAnsi="Arial"/>
-                <w:b w:val="0"/>
                 <w:sz w:val="18"/>
               </w:rPr>
-              <w:t>T2-11 28/10 tồn; chờ quyết định.</w:t>
+              <w:t>T2-11 tồn 28/10; cần quyết định.</w:t>
             </w:r>
           </w:p>
         </w:tc>
@@ -5742,16 +5670,14 @@
           </w:tcPr>
           <w:p>
             <w:pPr>
-              <w:keepNext w:val="0"/>
-              <w:spacing w:before="0" w:after="60" w:line="252" w:lineRule="auto"/>
+              <w:spacing w:after="60" w:line="252" w:lineRule="auto"/>
             </w:pPr>
             <w:r>
               <w:rPr>
                 <w:rFonts w:ascii="Arial" w:hAnsi="Arial"/>
-                <w:b w:val="0"/>
                 <w:sz w:val="18"/>
               </w:rPr>
-              <w:t>Thiếu thiết kế/bằng chứng deployment và rà secrets (PC-05).</w:t>
+              <w:t>Lab/Compose đã có bản nộp; bằng chứng còn một phần.</w:t>
             </w:r>
           </w:p>
         </w:tc>
@@ -5769,16 +5695,14 @@
           </w:tcPr>
           <w:p>
             <w:pPr>
-              <w:keepNext w:val="0"/>
-              <w:spacing w:before="0" w:after="60" w:line="252" w:lineRule="auto"/>
+              <w:spacing w:after="60" w:line="252" w:lineRule="auto"/>
             </w:pPr>
             <w:r>
               <w:rPr>
                 <w:rFonts w:ascii="Arial" w:hAnsi="Arial"/>
-                <w:b w:val="0"/>
                 <w:sz w:val="18"/>
               </w:rPr>
-              <w:t>Nhi; Chính</w:t>
+              <w:t>Nhi; Chính; Trí</w:t>
             </w:r>
           </w:p>
         </w:tc>
@@ -5796,16 +5720,14 @@
           </w:tcPr>
           <w:p>
             <w:pPr>
-              <w:keepNext w:val="0"/>
-              <w:spacing w:before="0" w:after="60" w:line="252" w:lineRule="auto"/>
+              <w:spacing w:after="60" w:line="252" w:lineRule="auto"/>
             </w:pPr>
             <w:r>
               <w:rPr>
                 <w:rFonts w:ascii="Arial" w:hAnsi="Arial"/>
-                <w:b w:val="0"/>
                 <w:sz w:val="18"/>
               </w:rPr>
-              <w:t>Hoàn thiện network/ports/TLS/volume/backup và cung cấp cấu hình/report theo scope được duyệt; không thay bằng bảng mapping.</w:t>
+              <w:t>PR #5 lab + EV-HD-28 một phần, log gốc còn thiếu. PR #6 Compose/FE/DB, Backend/gateway chưa tích hợp đầy đủ; cần Gitleaks, TLS/network/backup đúng commit.</w:t>
             </w:r>
           </w:p>
         </w:tc>
@@ -5823,16 +5745,14 @@
           </w:tcPr>
           <w:p>
             <w:pPr>
-              <w:keepNext w:val="0"/>
-              <w:spacing w:before="0" w:after="60" w:line="252" w:lineRule="auto"/>
+              <w:spacing w:after="60" w:line="252" w:lineRule="auto"/>
             </w:pPr>
             <w:r>
               <w:rPr>
                 <w:rFonts w:ascii="Arial" w:hAnsi="Arial"/>
-                <w:b w:val="0"/>
                 <w:sz w:val="18"/>
               </w:rPr>
-              <w:t>T2-04 31/10; chưa có evidence triển khai.</w:t>
+              <w:t>PR #5/#6 đang mở; chưa nghiệm thu.</w:t>
             </w:r>
           </w:p>
         </w:tc>
@@ -5882,16 +5802,14 @@
           </w:tcPr>
           <w:p>
             <w:pPr>
-              <w:keepNext w:val="0"/>
-              <w:spacing w:before="0" w:after="60" w:line="252" w:lineRule="auto"/>
+              <w:spacing w:after="60" w:line="252" w:lineRule="auto"/>
             </w:pPr>
             <w:r>
               <w:rPr>
                 <w:rFonts w:ascii="Arial" w:hAnsi="Arial"/>
-                <w:b w:val="0"/>
                 <w:sz w:val="18"/>
               </w:rPr>
-              <w:t>Tham chiếu NFR/test trong UC cũ (PC-06).</w:t>
+              <w:t>Tham chiếu NFR/test và mapping SCR cần SE review (PC-06).</w:t>
             </w:r>
           </w:p>
         </w:tc>
@@ -5909,13 +5827,11 @@
           </w:tcPr>
           <w:p>
             <w:pPr>
-              <w:keepNext w:val="0"/>
-              <w:spacing w:before="0" w:after="60" w:line="252" w:lineRule="auto"/>
+              <w:spacing w:after="60" w:line="252" w:lineRule="auto"/>
             </w:pPr>
             <w:r>
               <w:rPr>
                 <w:rFonts w:ascii="Arial" w:hAnsi="Arial"/>
-                <w:b w:val="0"/>
                 <w:sz w:val="18"/>
               </w:rPr>
               <w:t>Cường; Chính; Trí</w:t>
@@ -5936,16 +5852,14 @@
           </w:tcPr>
           <w:p>
             <w:pPr>
-              <w:keepNext w:val="0"/>
-              <w:spacing w:before="0" w:after="60" w:line="252" w:lineRule="auto"/>
+              <w:spacing w:after="60" w:line="252" w:lineRule="auto"/>
             </w:pPr>
             <w:r>
               <w:rPr>
                 <w:rFonts w:ascii="Arial" w:hAnsi="Arial"/>
-                <w:b w:val="0"/>
                 <w:sz w:val="18"/>
               </w:rPr>
-              <w:t>Đã chuẩn hóa theo SRS §8 và SecRS v1.1; SE review các sửa đổi.</w:t>
+              <w:t>SRS §8 chỉ NFR-01…08. v1.2 chuẩn hóa mapping SCR, bỏ NFR-10 ở §5; phân biệt NFR-03 Usability với NFR-08 Deployment.</w:t>
             </w:r>
           </w:p>
         </w:tc>
@@ -5963,16 +5877,14 @@
           </w:tcPr>
           <w:p>
             <w:pPr>
-              <w:keepNext w:val="0"/>
-              <w:spacing w:before="0" w:after="60" w:line="252" w:lineRule="auto"/>
+              <w:spacing w:after="60" w:line="252" w:lineRule="auto"/>
             </w:pPr>
             <w:r>
               <w:rPr>
                 <w:rFonts w:ascii="Arial" w:hAnsi="Arial"/>
-                <w:b w:val="0"/>
                 <w:sz w:val="18"/>
               </w:rPr>
-              <w:t>Bản v1.1 đã sửa; chờ review.</w:t>
+              <w:t>Đã sửa mã đề xuất; chờ review.</w:t>
             </w:r>
           </w:p>
         </w:tc>
@@ -6022,16 +5934,14 @@
           </w:tcPr>
           <w:p>
             <w:pPr>
-              <w:keepNext w:val="0"/>
-              <w:spacing w:before="0" w:after="60" w:line="252" w:lineRule="auto"/>
+              <w:spacing w:after="60" w:line="252" w:lineRule="auto"/>
             </w:pPr>
             <w:r>
               <w:rPr>
                 <w:rFonts w:ascii="Arial" w:hAnsi="Arial"/>
-                <w:b w:val="0"/>
                 <w:sz w:val="18"/>
               </w:rPr>
-              <w:t>SDD §5 còn thiếu; OpenAPI/Compose chưa có link trong hồ sơ.</w:t>
+              <w:t>SDD §5 đã bổ sung; hình và contract còn cần đồng bộ.</w:t>
             </w:r>
           </w:p>
         </w:tc>
@@ -6049,16 +5959,14 @@
           </w:tcPr>
           <w:p>
             <w:pPr>
-              <w:keepNext w:val="0"/>
-              <w:spacing w:before="0" w:after="60" w:line="252" w:lineRule="auto"/>
+              <w:spacing w:after="60" w:line="252" w:lineRule="auto"/>
             </w:pPr>
             <w:r>
               <w:rPr>
                 <w:rFonts w:ascii="Arial" w:hAnsi="Arial"/>
-                <w:b w:val="0"/>
                 <w:sz w:val="18"/>
               </w:rPr>
-              <w:t>Chính; Cường</w:t>
+              <w:t>Chính; Cường; Khánh</w:t>
             </w:r>
           </w:p>
         </w:tc>
@@ -6076,16 +5984,14 @@
           </w:tcPr>
           <w:p>
             <w:pPr>
-              <w:keepNext w:val="0"/>
-              <w:spacing w:before="0" w:after="60" w:line="252" w:lineRule="auto"/>
+              <w:spacing w:after="60" w:line="252" w:lineRule="auto"/>
             </w:pPr>
             <w:r>
               <w:rPr>
                 <w:rFonts w:ascii="Arial" w:hAnsi="Arial"/>
-                <w:b w:val="0"/>
                 <w:sz w:val="18"/>
               </w:rPr>
-              <w:t>Nộp SCR ID/screen flow/wireframe, contract OpenAPI và Compose skeleton; rà khớp role/state.</w:t>
+              <w:t>9 SCR/flow/wireframe đã có. Sửa nhánh Closed→Request Reopen, nhãn Login Email; dẫn OpenAPI và đồng bộ contract. PR #6 Compose đã nộp.</w:t>
             </w:r>
           </w:p>
         </w:tc>
@@ -6103,16 +6009,14 @@
           </w:tcPr>
           <w:p>
             <w:pPr>
-              <w:keepNext w:val="0"/>
-              <w:spacing w:before="0" w:after="60" w:line="252" w:lineRule="auto"/>
+              <w:spacing w:after="60" w:line="252" w:lineRule="auto"/>
             </w:pPr>
             <w:r>
               <w:rPr>
                 <w:rFonts w:ascii="Arial" w:hAnsi="Arial"/>
-                <w:b w:val="0"/>
                 <w:sz w:val="18"/>
               </w:rPr>
-              <w:t>T2-06/07 31/10; chờ bổ sung.</w:t>
+              <w:t>T2-07 Review; T2-06 còn cập nhật link.</w:t>
             </w:r>
           </w:p>
         </w:tc>
@@ -6162,16 +6066,14 @@
           </w:tcPr>
           <w:p>
             <w:pPr>
-              <w:keepNext w:val="0"/>
-              <w:spacing w:before="0" w:after="60" w:line="252" w:lineRule="auto"/>
+              <w:spacing w:after="60" w:line="252" w:lineRule="auto"/>
             </w:pPr>
             <w:r>
               <w:rPr>
                 <w:rFonts w:ascii="Arial" w:hAnsi="Arial"/>
-                <w:b w:val="0"/>
                 <w:sz w:val="18"/>
               </w:rPr>
-              <w:t>Review 1 và scope baseline chưa có xác nhận GV.</w:t>
+              <w:t>Review 1/scope baseline chưa có xác nhận GV.</w:t>
             </w:r>
           </w:p>
         </w:tc>
@@ -6189,13 +6091,11 @@
           </w:tcPr>
           <w:p>
             <w:pPr>
-              <w:keepNext w:val="0"/>
-              <w:spacing w:before="0" w:after="60" w:line="252" w:lineRule="auto"/>
+              <w:spacing w:after="60" w:line="252" w:lineRule="auto"/>
             </w:pPr>
             <w:r>
               <w:rPr>
                 <w:rFonts w:ascii="Arial" w:hAnsi="Arial"/>
-                <w:b w:val="0"/>
                 <w:sz w:val="18"/>
               </w:rPr>
               <w:t>Khiêm; SE/IA Lead; GV</w:t>
@@ -6216,16 +6116,14 @@
           </w:tcPr>
           <w:p>
             <w:pPr>
-              <w:keepNext w:val="0"/>
-              <w:spacing w:before="0" w:after="60" w:line="252" w:lineRule="auto"/>
+              <w:spacing w:after="60" w:line="252" w:lineRule="auto"/>
             </w:pPr>
             <w:r>
               <w:rPr>
                 <w:rFonts w:ascii="Arial" w:hAnsi="Arial"/>
-                <w:b w:val="0"/>
                 <w:sz w:val="18"/>
               </w:rPr>
-              <w:t>Dùng bộ Review 1, ghi phản hồi và action/owner/hạn vào §5; chỉ chuyển Done sau xác nhận.</w:t>
+              <w:t>Dùng 12 slide + kịch bản/biên bản v1.2, ghi góp ý thực tế, action/owner/hạn. PR #3 chỉ ready/merge sau review nội bộ phù hợp.</w:t>
             </w:r>
           </w:p>
         </w:tc>
@@ -6243,16 +6141,14 @@
           </w:tcPr>
           <w:p>
             <w:pPr>
-              <w:keepNext w:val="0"/>
-              <w:spacing w:before="0" w:after="60" w:line="252" w:lineRule="auto"/>
+              <w:spacing w:after="60" w:line="252" w:lineRule="auto"/>
             </w:pPr>
             <w:r>
               <w:rPr>
                 <w:rFonts w:ascii="Arial" w:hAnsi="Arial"/>
-                <w:b w:val="0"/>
                 <w:sz w:val="18"/>
               </w:rPr>
-              <w:t>T2-01 01/11; chưa tổ chức/xác nhận.</w:t>
+              <w:t>T2-01 01/11; chờ buổi review/xác nhận.</w:t>
             </w:r>
           </w:p>
         </w:tc>
@@ -6481,16 +6377,14 @@
           </w:tcPr>
           <w:p>
             <w:pPr>
-              <w:keepNext w:val="0"/>
-              <w:spacing w:before="0" w:after="60" w:line="252" w:lineRule="auto"/>
+              <w:spacing w:after="60" w:line="252" w:lineRule="auto"/>
             </w:pPr>
             <w:r>
               <w:rPr>
                 <w:rFonts w:ascii="Arial" w:hAnsi="Arial"/>
-                <w:b w:val="0"/>
                 <w:sz w:val="18"/>
               </w:rPr>
-              <w:t>01 SRS, 02 SecRS, 03 SDD v1.1 Draft; 08; slide 7 trang; DFD v0.2.</w:t>
+              <w:t>01 SRS, 02 SecRS, 03 SDD v1.2 Draft; 08 cập nhật; 12 slide dùng DFD gốc; kịch bản/biên bản.</w:t>
             </w:r>
           </w:p>
         </w:tc>
@@ -6535,16 +6429,14 @@
           </w:tcPr>
           <w:p>
             <w:pPr>
-              <w:keepNext w:val="0"/>
-              <w:spacing w:before="0" w:after="60" w:line="252" w:lineRule="auto"/>
+              <w:spacing w:after="60" w:line="252" w:lineRule="auto"/>
             </w:pPr>
             <w:r>
               <w:rPr>
                 <w:rFonts w:ascii="Arial" w:hAnsi="Arial"/>
-                <w:b w:val="0"/>
                 <w:sz w:val="18"/>
               </w:rPr>
-              <w:t>Chốt scope và PC-01…06; bổ sung SDD §5/deployment/OpenAPI theo người phụ trách.</w:t>
+              <w:t>Chốt PC-01…06, rà PR #5/#6, sửa các hình flow/Login còn lệch. Ghi phản hồi và quyết định thực tế sau buổi review.</w:t>
             </w:r>
           </w:p>
         </w:tc>
@@ -6761,16 +6653,14 @@
           </w:tcPr>
           <w:p>
             <w:pPr>
-              <w:keepNext w:val="0"/>
-              <w:spacing w:before="0" w:after="60" w:line="252" w:lineRule="auto"/>
+              <w:spacing w:after="60" w:line="252" w:lineRule="auto"/>
             </w:pPr>
             <w:r>
               <w:rPr>
                 <w:rFonts w:ascii="Arial" w:hAnsi="Arial"/>
-                <w:b w:val="0"/>
                 <w:sz w:val="18"/>
               </w:rPr>
-              <w:t>Sửa header/version/NFR/test, mapping và traceability.</w:t>
+              <w:t>Bộ v1.2 giữ SDD §5/AuthZ mới; cập nhật 08, nguồn evidence, mapping NFR và đề xuất mã lỗi. PR #3 giữ Draft.</w:t>
             </w:r>
           </w:p>
         </w:tc>
@@ -6815,16 +6705,14 @@
           </w:tcPr>
           <w:p>
             <w:pPr>
-              <w:keepNext w:val="0"/>
-              <w:spacing w:before="0" w:after="60" w:line="252" w:lineRule="auto"/>
+              <w:spacing w:after="60" w:line="252" w:lineRule="auto"/>
             </w:pPr>
             <w:r>
               <w:rPr>
                 <w:rFonts w:ascii="Arial" w:hAnsi="Arial"/>
-                <w:b w:val="0"/>
                 <w:sz w:val="18"/>
               </w:rPr>
-              <w:t>Đọc CHANGELOG và §4; không coi việc gộp file là phê duyệt nghiệp vụ.</w:t>
+              <w:t>Review thay đổi trong CHANGELOG và PC-01…06. Không dùng trạng thái nộp PR như xác nhận chất lượng hoặc GV duyệt.</w:t>
             </w:r>
           </w:p>
         </w:tc>
@@ -7049,7 +6937,7 @@
       <w:pStyle w:val="Caption"/>
     </w:pPr>
     <w:r>
-      <w:t xml:space="preserve">Group2  •  P01  •  PM v1.1 / 29-10-2026  •  Trang </w:t>
+      <w:t xml:space="preserve">Group2  •  P01  •  PM v1.2 / 30-10-2026  •  Trang </w:t>
     </w:r>
     <w:fldSimple w:instr="PAGE"/>
   </w:p>
